--- a/lab/vtsh/Антипин Лаб 1.docx
+++ b/lab/vtsh/Антипин Лаб 1.docx
@@ -1065,7 +1065,6 @@
         <w:rPr>
           <w:sz w:val="28"/>
           <w:szCs w:val="28"/>
-          <w:lang w:val="en-US"/>
         </w:rPr>
       </w:pPr>
       <w:hyperlink r:id="rId8" w:history="1">
@@ -1101,7 +1100,6 @@
         <w:rPr>
           <w:sz w:val="28"/>
           <w:szCs w:val="28"/>
-          <w:lang w:val="en-US"/>
         </w:rPr>
       </w:pPr>
       <w:hyperlink r:id="rId9" w:history="1">
@@ -3286,7 +3284,7 @@
         <w:pStyle w:val="af5"/>
         <w:numPr>
           <w:ilvl w:val="0"/>
-          <w:numId w:val="22"/>
+          <w:numId w:val="2"/>
         </w:numPr>
         <w:rPr>
           <w:sz w:val="28"/>
@@ -3501,7 +3499,7 @@
         <w:pStyle w:val="af5"/>
         <w:numPr>
           <w:ilvl w:val="0"/>
-          <w:numId w:val="22"/>
+          <w:numId w:val="2"/>
         </w:numPr>
         <w:rPr>
           <w:sz w:val="28"/>
@@ -3600,7 +3598,7 @@
         <w:pStyle w:val="af5"/>
         <w:numPr>
           <w:ilvl w:val="0"/>
-          <w:numId w:val="22"/>
+          <w:numId w:val="2"/>
         </w:numPr>
         <w:rPr>
           <w:sz w:val="28"/>
@@ -3902,7 +3900,7 @@
       <w:pPr>
         <w:numPr>
           <w:ilvl w:val="0"/>
-          <w:numId w:val="51"/>
+          <w:numId w:val="13"/>
         </w:numPr>
         <w:spacing w:line="360" w:lineRule="auto"/>
         <w:rPr>
@@ -3924,7 +3922,7 @@
       <w:pPr>
         <w:numPr>
           <w:ilvl w:val="0"/>
-          <w:numId w:val="51"/>
+          <w:numId w:val="13"/>
         </w:numPr>
         <w:spacing w:line="360" w:lineRule="auto"/>
         <w:rPr>
@@ -3964,7 +3962,7 @@
       <w:pPr>
         <w:numPr>
           <w:ilvl w:val="0"/>
-          <w:numId w:val="51"/>
+          <w:numId w:val="13"/>
         </w:numPr>
         <w:spacing w:line="360" w:lineRule="auto"/>
         <w:rPr>
@@ -4404,7 +4402,7 @@
         <w:pStyle w:val="af5"/>
         <w:numPr>
           <w:ilvl w:val="0"/>
-          <w:numId w:val="52"/>
+          <w:numId w:val="14"/>
         </w:numPr>
         <w:rPr>
           <w:rFonts w:eastAsiaTheme="majorEastAsia"/>
@@ -4456,7 +4454,7 @@
         <w:pStyle w:val="af5"/>
         <w:numPr>
           <w:ilvl w:val="0"/>
-          <w:numId w:val="52"/>
+          <w:numId w:val="14"/>
         </w:numPr>
         <w:rPr>
           <w:rFonts w:eastAsiaTheme="majorEastAsia"/>
@@ -4496,7 +4494,7 @@
         <w:pStyle w:val="af5"/>
         <w:numPr>
           <w:ilvl w:val="0"/>
-          <w:numId w:val="52"/>
+          <w:numId w:val="14"/>
         </w:numPr>
         <w:rPr>
           <w:rFonts w:eastAsiaTheme="majorEastAsia"/>
@@ -4574,7 +4572,7 @@
         <w:pStyle w:val="af5"/>
         <w:numPr>
           <w:ilvl w:val="0"/>
-          <w:numId w:val="53"/>
+          <w:numId w:val="15"/>
         </w:numPr>
         <w:rPr>
           <w:rFonts w:eastAsiaTheme="majorEastAsia"/>
@@ -4603,7 +4601,7 @@
         <w:pStyle w:val="af5"/>
         <w:numPr>
           <w:ilvl w:val="1"/>
-          <w:numId w:val="53"/>
+          <w:numId w:val="15"/>
         </w:numPr>
         <w:rPr>
           <w:rFonts w:eastAsiaTheme="majorEastAsia"/>
@@ -4631,7 +4629,7 @@
         <w:pStyle w:val="af5"/>
         <w:numPr>
           <w:ilvl w:val="1"/>
-          <w:numId w:val="53"/>
+          <w:numId w:val="15"/>
         </w:numPr>
         <w:rPr>
           <w:rFonts w:eastAsiaTheme="majorEastAsia"/>
@@ -4659,7 +4657,7 @@
         <w:pStyle w:val="af5"/>
         <w:numPr>
           <w:ilvl w:val="0"/>
-          <w:numId w:val="53"/>
+          <w:numId w:val="15"/>
         </w:numPr>
         <w:rPr>
           <w:rFonts w:eastAsiaTheme="majorEastAsia"/>
@@ -4735,7 +4733,7 @@
         <w:pStyle w:val="af5"/>
         <w:numPr>
           <w:ilvl w:val="0"/>
-          <w:numId w:val="53"/>
+          <w:numId w:val="15"/>
         </w:numPr>
         <w:rPr>
           <w:rFonts w:eastAsiaTheme="majorEastAsia"/>
@@ -4802,7 +4800,7 @@
         <w:pStyle w:val="af5"/>
         <w:numPr>
           <w:ilvl w:val="0"/>
-          <w:numId w:val="54"/>
+          <w:numId w:val="16"/>
         </w:numPr>
         <w:rPr>
           <w:rFonts w:eastAsiaTheme="majorEastAsia"/>
@@ -4830,7 +4828,7 @@
         <w:pStyle w:val="af5"/>
         <w:numPr>
           <w:ilvl w:val="0"/>
-          <w:numId w:val="54"/>
+          <w:numId w:val="16"/>
         </w:numPr>
         <w:rPr>
           <w:rFonts w:eastAsiaTheme="majorEastAsia"/>
@@ -4884,7 +4882,7 @@
         <w:pStyle w:val="af5"/>
         <w:numPr>
           <w:ilvl w:val="0"/>
-          <w:numId w:val="55"/>
+          <w:numId w:val="17"/>
         </w:numPr>
         <w:rPr>
           <w:rFonts w:eastAsiaTheme="majorEastAsia"/>
@@ -4960,7 +4958,7 @@
         <w:pStyle w:val="af5"/>
         <w:numPr>
           <w:ilvl w:val="1"/>
-          <w:numId w:val="55"/>
+          <w:numId w:val="17"/>
         </w:numPr>
         <w:rPr>
           <w:rFonts w:eastAsiaTheme="majorEastAsia"/>
@@ -4988,7 +4986,7 @@
         <w:pStyle w:val="af5"/>
         <w:numPr>
           <w:ilvl w:val="1"/>
-          <w:numId w:val="55"/>
+          <w:numId w:val="17"/>
         </w:numPr>
         <w:rPr>
           <w:rFonts w:eastAsiaTheme="majorEastAsia"/>
@@ -5016,7 +5014,7 @@
         <w:pStyle w:val="af5"/>
         <w:numPr>
           <w:ilvl w:val="1"/>
-          <w:numId w:val="55"/>
+          <w:numId w:val="17"/>
         </w:numPr>
         <w:rPr>
           <w:rFonts w:eastAsiaTheme="majorEastAsia"/>
@@ -5257,7 +5255,7 @@
         <w:pStyle w:val="4"/>
         <w:numPr>
           <w:ilvl w:val="0"/>
-          <w:numId w:val="56"/>
+          <w:numId w:val="18"/>
         </w:numPr>
         <w:rPr>
           <w:i w:val="0"/>
@@ -5283,7 +5281,7 @@
         <w:pStyle w:val="4"/>
         <w:numPr>
           <w:ilvl w:val="1"/>
-          <w:numId w:val="56"/>
+          <w:numId w:val="18"/>
         </w:numPr>
         <w:rPr>
           <w:i w:val="0"/>
@@ -5309,7 +5307,7 @@
         <w:pStyle w:val="4"/>
         <w:numPr>
           <w:ilvl w:val="1"/>
-          <w:numId w:val="56"/>
+          <w:numId w:val="18"/>
         </w:numPr>
         <w:rPr>
           <w:i w:val="0"/>
@@ -5357,7 +5355,7 @@
         <w:pStyle w:val="4"/>
         <w:numPr>
           <w:ilvl w:val="0"/>
-          <w:numId w:val="56"/>
+          <w:numId w:val="18"/>
         </w:numPr>
         <w:rPr>
           <w:i w:val="0"/>
@@ -5439,7 +5437,7 @@
         <w:pStyle w:val="4"/>
         <w:numPr>
           <w:ilvl w:val="0"/>
-          <w:numId w:val="57"/>
+          <w:numId w:val="19"/>
         </w:numPr>
         <w:rPr>
           <w:i w:val="0"/>
@@ -5564,7 +5562,7 @@
         <w:pStyle w:val="4"/>
         <w:numPr>
           <w:ilvl w:val="0"/>
-          <w:numId w:val="57"/>
+          <w:numId w:val="19"/>
         </w:numPr>
         <w:rPr>
           <w:i w:val="0"/>
@@ -5590,7 +5588,7 @@
         <w:pStyle w:val="4"/>
         <w:numPr>
           <w:ilvl w:val="0"/>
-          <w:numId w:val="57"/>
+          <w:numId w:val="19"/>
         </w:numPr>
         <w:rPr>
           <w:i w:val="0"/>
@@ -5793,7 +5791,7 @@
         <w:pStyle w:val="af5"/>
         <w:numPr>
           <w:ilvl w:val="0"/>
-          <w:numId w:val="58"/>
+          <w:numId w:val="20"/>
         </w:numPr>
         <w:rPr>
           <w:rFonts w:eastAsiaTheme="majorEastAsia"/>
@@ -5867,7 +5865,7 @@
         <w:pStyle w:val="af5"/>
         <w:numPr>
           <w:ilvl w:val="0"/>
-          <w:numId w:val="58"/>
+          <w:numId w:val="20"/>
         </w:numPr>
         <w:rPr>
           <w:rFonts w:eastAsiaTheme="majorEastAsia"/>
@@ -5974,7 +5972,7 @@
         <w:pStyle w:val="af5"/>
         <w:numPr>
           <w:ilvl w:val="0"/>
-          <w:numId w:val="59"/>
+          <w:numId w:val="21"/>
         </w:numPr>
         <w:rPr>
           <w:rFonts w:eastAsiaTheme="majorEastAsia"/>
@@ -5998,7 +5996,7 @@
         <w:pStyle w:val="af5"/>
         <w:numPr>
           <w:ilvl w:val="0"/>
-          <w:numId w:val="59"/>
+          <w:numId w:val="21"/>
         </w:numPr>
         <w:rPr>
           <w:rFonts w:eastAsiaTheme="majorEastAsia"/>
@@ -6042,7 +6040,7 @@
         <w:pStyle w:val="af5"/>
         <w:numPr>
           <w:ilvl w:val="0"/>
-          <w:numId w:val="59"/>
+          <w:numId w:val="21"/>
         </w:numPr>
         <w:rPr>
           <w:rFonts w:eastAsiaTheme="majorEastAsia"/>
@@ -6066,7 +6064,7 @@
         <w:pStyle w:val="af5"/>
         <w:numPr>
           <w:ilvl w:val="0"/>
-          <w:numId w:val="59"/>
+          <w:numId w:val="21"/>
         </w:numPr>
         <w:rPr>
           <w:rFonts w:eastAsiaTheme="majorEastAsia"/>
@@ -6113,7 +6111,7 @@
         <w:pStyle w:val="af5"/>
         <w:numPr>
           <w:ilvl w:val="0"/>
-          <w:numId w:val="60"/>
+          <w:numId w:val="22"/>
         </w:numPr>
         <w:rPr>
           <w:rFonts w:eastAsiaTheme="majorEastAsia"/>
@@ -6137,7 +6135,7 @@
         <w:pStyle w:val="af5"/>
         <w:numPr>
           <w:ilvl w:val="0"/>
-          <w:numId w:val="60"/>
+          <w:numId w:val="22"/>
         </w:numPr>
         <w:rPr>
           <w:rFonts w:eastAsiaTheme="majorEastAsia"/>
@@ -6161,7 +6159,7 @@
         <w:pStyle w:val="af5"/>
         <w:numPr>
           <w:ilvl w:val="1"/>
-          <w:numId w:val="60"/>
+          <w:numId w:val="22"/>
         </w:numPr>
         <w:rPr>
           <w:rFonts w:eastAsiaTheme="majorEastAsia"/>
@@ -6185,7 +6183,7 @@
         <w:pStyle w:val="af5"/>
         <w:numPr>
           <w:ilvl w:val="1"/>
-          <w:numId w:val="60"/>
+          <w:numId w:val="22"/>
         </w:numPr>
         <w:rPr>
           <w:rFonts w:eastAsiaTheme="majorEastAsia"/>
@@ -6209,7 +6207,7 @@
         <w:pStyle w:val="af5"/>
         <w:numPr>
           <w:ilvl w:val="1"/>
-          <w:numId w:val="60"/>
+          <w:numId w:val="22"/>
         </w:numPr>
         <w:rPr>
           <w:rFonts w:eastAsiaTheme="majorEastAsia"/>
@@ -6233,7 +6231,7 @@
         <w:pStyle w:val="af5"/>
         <w:numPr>
           <w:ilvl w:val="0"/>
-          <w:numId w:val="60"/>
+          <w:numId w:val="22"/>
         </w:numPr>
         <w:rPr>
           <w:rFonts w:eastAsiaTheme="majorEastAsia"/>
@@ -6310,7 +6308,7 @@
         <w:pStyle w:val="af5"/>
         <w:numPr>
           <w:ilvl w:val="0"/>
-          <w:numId w:val="61"/>
+          <w:numId w:val="23"/>
         </w:numPr>
         <w:rPr>
           <w:rFonts w:eastAsiaTheme="majorEastAsia"/>
@@ -6334,7 +6332,7 @@
         <w:pStyle w:val="af5"/>
         <w:numPr>
           <w:ilvl w:val="1"/>
-          <w:numId w:val="61"/>
+          <w:numId w:val="23"/>
         </w:numPr>
         <w:rPr>
           <w:rFonts w:eastAsiaTheme="majorEastAsia"/>
@@ -6358,7 +6356,7 @@
         <w:pStyle w:val="af5"/>
         <w:numPr>
           <w:ilvl w:val="1"/>
-          <w:numId w:val="61"/>
+          <w:numId w:val="23"/>
         </w:numPr>
         <w:rPr>
           <w:rFonts w:eastAsiaTheme="majorEastAsia"/>
@@ -6382,7 +6380,7 @@
         <w:pStyle w:val="af5"/>
         <w:numPr>
           <w:ilvl w:val="0"/>
-          <w:numId w:val="61"/>
+          <w:numId w:val="23"/>
         </w:numPr>
         <w:rPr>
           <w:rFonts w:eastAsiaTheme="majorEastAsia"/>
@@ -6448,7 +6446,7 @@
         <w:pStyle w:val="af5"/>
         <w:numPr>
           <w:ilvl w:val="0"/>
-          <w:numId w:val="62"/>
+          <w:numId w:val="24"/>
         </w:numPr>
         <w:rPr>
           <w:rFonts w:eastAsiaTheme="majorEastAsia"/>
@@ -6472,7 +6470,7 @@
         <w:pStyle w:val="af5"/>
         <w:numPr>
           <w:ilvl w:val="1"/>
-          <w:numId w:val="62"/>
+          <w:numId w:val="24"/>
         </w:numPr>
         <w:rPr>
           <w:rFonts w:eastAsiaTheme="majorEastAsia"/>
@@ -6496,7 +6494,7 @@
         <w:pStyle w:val="af5"/>
         <w:numPr>
           <w:ilvl w:val="0"/>
-          <w:numId w:val="62"/>
+          <w:numId w:val="24"/>
         </w:numPr>
         <w:rPr>
           <w:rFonts w:eastAsiaTheme="majorEastAsia"/>
@@ -6540,7 +6538,7 @@
         <w:pStyle w:val="af5"/>
         <w:numPr>
           <w:ilvl w:val="1"/>
-          <w:numId w:val="62"/>
+          <w:numId w:val="24"/>
         </w:numPr>
         <w:rPr>
           <w:rFonts w:eastAsiaTheme="majorEastAsia"/>
@@ -6564,7 +6562,7 @@
         <w:pStyle w:val="af5"/>
         <w:numPr>
           <w:ilvl w:val="1"/>
-          <w:numId w:val="62"/>
+          <w:numId w:val="24"/>
         </w:numPr>
         <w:rPr>
           <w:rFonts w:eastAsiaTheme="majorEastAsia"/>
@@ -6588,7 +6586,7 @@
         <w:pStyle w:val="af5"/>
         <w:numPr>
           <w:ilvl w:val="1"/>
-          <w:numId w:val="62"/>
+          <w:numId w:val="24"/>
         </w:numPr>
         <w:rPr>
           <w:rFonts w:eastAsiaTheme="majorEastAsia"/>
@@ -6659,10 +6657,526 @@
     </w:p>
     <w:p>
       <w:pPr>
+        <w:pStyle w:val="af5"/>
+        <w:rPr>
+          <w:color w:val="000000"/>
+          <w:sz w:val="28"/>
+          <w:szCs w:val="28"/>
+        </w:rPr>
+      </w:pPr>
+    </w:p>
+    <w:p>
+      <w:pPr>
+        <w:pStyle w:val="af5"/>
+        <w:rPr>
+          <w:b/>
+          <w:bCs/>
+          <w:color w:val="000000"/>
+          <w:sz w:val="36"/>
+          <w:szCs w:val="36"/>
+        </w:rPr>
+      </w:pPr>
+      <w:r>
+        <w:rPr>
+          <w:b/>
+          <w:bCs/>
+          <w:color w:val="000000"/>
+          <w:sz w:val="36"/>
+          <w:szCs w:val="36"/>
+        </w:rPr>
+        <w:lastRenderedPageBreak/>
+        <w:t>Условия проведения экспериментов</w:t>
+      </w:r>
+    </w:p>
+    <w:p>
+      <w:pPr>
+        <w:pStyle w:val="af5"/>
+        <w:numPr>
+          <w:ilvl w:val="0"/>
+          <w:numId w:val="35"/>
+        </w:numPr>
+        <w:rPr>
+          <w:color w:val="000000"/>
+          <w:sz w:val="28"/>
+          <w:szCs w:val="28"/>
+        </w:rPr>
+      </w:pPr>
+      <w:r>
+        <w:rPr>
+          <w:b/>
+          <w:bCs/>
+          <w:color w:val="000000"/>
+          <w:sz w:val="28"/>
+          <w:szCs w:val="28"/>
+        </w:rPr>
+        <w:t>Операционная система:</w:t>
+      </w:r>
+      <w:r>
+        <w:rPr>
+          <w:color w:val="000000"/>
+          <w:sz w:val="28"/>
+          <w:szCs w:val="28"/>
+        </w:rPr>
+        <w:t xml:space="preserve"> Ubuntu 24.04.1 LTS (Noble </w:t>
+      </w:r>
+      <w:proofErr w:type="spellStart"/>
+      <w:r>
+        <w:rPr>
+          <w:color w:val="000000"/>
+          <w:sz w:val="28"/>
+          <w:szCs w:val="28"/>
+        </w:rPr>
+        <w:t>Numbat</w:t>
+      </w:r>
+      <w:proofErr w:type="spellEnd"/>
+      <w:r>
+        <w:rPr>
+          <w:color w:val="000000"/>
+          <w:sz w:val="28"/>
+          <w:szCs w:val="28"/>
+        </w:rPr>
+        <w:t>)</w:t>
+      </w:r>
+    </w:p>
+    <w:p>
+      <w:pPr>
+        <w:pStyle w:val="af5"/>
+        <w:numPr>
+          <w:ilvl w:val="0"/>
+          <w:numId w:val="35"/>
+        </w:numPr>
+        <w:rPr>
+          <w:color w:val="000000"/>
+          <w:sz w:val="28"/>
+          <w:szCs w:val="28"/>
+          <w:lang w:val="en-US"/>
+        </w:rPr>
+      </w:pPr>
+      <w:r>
+        <w:rPr>
+          <w:b/>
+          <w:bCs/>
+          <w:color w:val="000000"/>
+          <w:sz w:val="28"/>
+          <w:szCs w:val="28"/>
+        </w:rPr>
+        <w:t>Среда</w:t>
+      </w:r>
+      <w:r>
+        <w:rPr>
+          <w:b/>
+          <w:bCs/>
+          <w:color w:val="000000"/>
+          <w:sz w:val="28"/>
+          <w:szCs w:val="28"/>
+          <w:lang w:val="en-US"/>
+        </w:rPr>
+        <w:t xml:space="preserve"> </w:t>
+      </w:r>
+      <w:r>
+        <w:rPr>
+          <w:b/>
+          <w:bCs/>
+          <w:color w:val="000000"/>
+          <w:sz w:val="28"/>
+          <w:szCs w:val="28"/>
+        </w:rPr>
+        <w:t>выполнения</w:t>
+      </w:r>
+      <w:r>
+        <w:rPr>
+          <w:b/>
+          <w:bCs/>
+          <w:color w:val="000000"/>
+          <w:sz w:val="28"/>
+          <w:szCs w:val="28"/>
+          <w:lang w:val="en-US"/>
+        </w:rPr>
+        <w:t>:</w:t>
+      </w:r>
+      <w:r>
+        <w:rPr>
+          <w:color w:val="000000"/>
+          <w:sz w:val="28"/>
+          <w:szCs w:val="28"/>
+          <w:lang w:val="en-US"/>
+        </w:rPr>
+        <w:t xml:space="preserve"> WSL2 (Windows Subsystem for Linux 2)</w:t>
+      </w:r>
+    </w:p>
+    <w:p>
+      <w:pPr>
+        <w:pStyle w:val="af5"/>
+        <w:numPr>
+          <w:ilvl w:val="0"/>
+          <w:numId w:val="35"/>
+        </w:numPr>
+        <w:rPr>
+          <w:color w:val="000000"/>
+          <w:sz w:val="28"/>
+          <w:szCs w:val="28"/>
+        </w:rPr>
+      </w:pPr>
+      <w:r>
+        <w:rPr>
+          <w:b/>
+          <w:bCs/>
+          <w:color w:val="000000"/>
+          <w:sz w:val="28"/>
+          <w:szCs w:val="28"/>
+        </w:rPr>
+        <w:t>Ядро Linux:</w:t>
+      </w:r>
+      <w:r>
+        <w:rPr>
+          <w:color w:val="000000"/>
+          <w:sz w:val="28"/>
+          <w:szCs w:val="28"/>
+        </w:rPr>
+        <w:t xml:space="preserve"> 6.6.87.2-microsoft-standard-WSL2</w:t>
+      </w:r>
+    </w:p>
+    <w:p>
+      <w:pPr>
+        <w:pStyle w:val="af5"/>
+        <w:numPr>
+          <w:ilvl w:val="0"/>
+          <w:numId w:val="35"/>
+        </w:numPr>
+        <w:rPr>
+          <w:color w:val="000000"/>
+          <w:sz w:val="28"/>
+          <w:szCs w:val="28"/>
+        </w:rPr>
+      </w:pPr>
+      <w:r>
+        <w:rPr>
+          <w:b/>
+          <w:bCs/>
+          <w:color w:val="000000"/>
+          <w:sz w:val="28"/>
+          <w:szCs w:val="28"/>
+        </w:rPr>
+        <w:t>Процессор:</w:t>
+      </w:r>
+      <w:r>
+        <w:rPr>
+          <w:color w:val="000000"/>
+          <w:sz w:val="28"/>
+          <w:szCs w:val="28"/>
+        </w:rPr>
+        <w:t xml:space="preserve"> AMD </w:t>
+      </w:r>
+      <w:proofErr w:type="spellStart"/>
+      <w:r>
+        <w:rPr>
+          <w:color w:val="000000"/>
+          <w:sz w:val="28"/>
+          <w:szCs w:val="28"/>
+        </w:rPr>
+        <w:t>Ryzen</w:t>
+      </w:r>
+      <w:proofErr w:type="spellEnd"/>
+      <w:r>
+        <w:rPr>
+          <w:color w:val="000000"/>
+          <w:sz w:val="28"/>
+          <w:szCs w:val="28"/>
+        </w:rPr>
+        <w:t xml:space="preserve"> 7 7840HS (8 физических ядер, 16 потоков)</w:t>
+      </w:r>
+    </w:p>
+    <w:p>
+      <w:pPr>
+        <w:pStyle w:val="af5"/>
+        <w:numPr>
+          <w:ilvl w:val="0"/>
+          <w:numId w:val="35"/>
+        </w:numPr>
+        <w:rPr>
+          <w:color w:val="000000"/>
+          <w:sz w:val="28"/>
+          <w:szCs w:val="28"/>
+        </w:rPr>
+      </w:pPr>
+      <w:r>
+        <w:rPr>
+          <w:b/>
+          <w:bCs/>
+          <w:color w:val="000000"/>
+          <w:sz w:val="28"/>
+          <w:szCs w:val="28"/>
+        </w:rPr>
+        <w:t>Объём оперативной памяти, доступный в WSL2:</w:t>
+      </w:r>
+      <w:r>
+        <w:rPr>
+          <w:color w:val="000000"/>
+          <w:sz w:val="28"/>
+          <w:szCs w:val="28"/>
+        </w:rPr>
+        <w:t xml:space="preserve"> 7.3 ГБ</w:t>
+      </w:r>
+    </w:p>
+    <w:p>
+      <w:pPr>
+        <w:pStyle w:val="af5"/>
+        <w:numPr>
+          <w:ilvl w:val="0"/>
+          <w:numId w:val="35"/>
+        </w:numPr>
+        <w:rPr>
+          <w:color w:val="000000"/>
+          <w:sz w:val="28"/>
+          <w:szCs w:val="28"/>
+        </w:rPr>
+      </w:pPr>
+      <w:r>
+        <w:rPr>
+          <w:b/>
+          <w:bCs/>
+          <w:color w:val="000000"/>
+          <w:sz w:val="28"/>
+          <w:szCs w:val="28"/>
+        </w:rPr>
+        <w:t>Система хранения:</w:t>
+      </w:r>
+      <w:r>
+        <w:rPr>
+          <w:color w:val="000000"/>
+          <w:sz w:val="28"/>
+          <w:szCs w:val="28"/>
+        </w:rPr>
+        <w:t xml:space="preserve"> виртуализированный </w:t>
+      </w:r>
+      <w:proofErr w:type="spellStart"/>
+      <w:r>
+        <w:rPr>
+          <w:color w:val="000000"/>
+          <w:sz w:val="28"/>
+          <w:szCs w:val="28"/>
+        </w:rPr>
+        <w:t>NVMe</w:t>
+      </w:r>
+      <w:proofErr w:type="spellEnd"/>
+      <w:r>
+        <w:rPr>
+          <w:color w:val="000000"/>
+          <w:sz w:val="28"/>
+          <w:szCs w:val="28"/>
+        </w:rPr>
+        <w:t>-SSD через WSL2</w:t>
+      </w:r>
+    </w:p>
+    <w:p>
+      <w:pPr>
+        <w:pStyle w:val="af5"/>
+        <w:numPr>
+          <w:ilvl w:val="0"/>
+          <w:numId w:val="35"/>
+        </w:numPr>
+        <w:rPr>
+          <w:color w:val="000000"/>
+          <w:sz w:val="28"/>
+          <w:szCs w:val="28"/>
+        </w:rPr>
+      </w:pPr>
+      <w:r>
+        <w:rPr>
+          <w:b/>
+          <w:bCs/>
+          <w:color w:val="000000"/>
+          <w:sz w:val="28"/>
+          <w:szCs w:val="28"/>
+        </w:rPr>
+        <w:t>Компилятор:</w:t>
+      </w:r>
+      <w:r>
+        <w:rPr>
+          <w:color w:val="000000"/>
+          <w:sz w:val="28"/>
+          <w:szCs w:val="28"/>
+        </w:rPr>
+        <w:t xml:space="preserve"> </w:t>
+      </w:r>
+      <w:proofErr w:type="spellStart"/>
+      <w:r>
+        <w:rPr>
+          <w:color w:val="000000"/>
+          <w:sz w:val="28"/>
+          <w:szCs w:val="28"/>
+        </w:rPr>
+        <w:t>gcc</w:t>
+      </w:r>
+      <w:proofErr w:type="spellEnd"/>
+      <w:r>
+        <w:rPr>
+          <w:color w:val="000000"/>
+          <w:sz w:val="28"/>
+          <w:szCs w:val="28"/>
+        </w:rPr>
+        <w:t xml:space="preserve"> 13.3.0</w:t>
+      </w:r>
+    </w:p>
+    <w:p>
+      <w:pPr>
+        <w:pStyle w:val="af5"/>
+        <w:numPr>
+          <w:ilvl w:val="0"/>
+          <w:numId w:val="35"/>
+        </w:numPr>
+        <w:rPr>
+          <w:color w:val="000000"/>
+          <w:sz w:val="28"/>
+          <w:szCs w:val="28"/>
+        </w:rPr>
+      </w:pPr>
+      <w:r>
+        <w:rPr>
+          <w:b/>
+          <w:bCs/>
+          <w:color w:val="000000"/>
+          <w:sz w:val="28"/>
+          <w:szCs w:val="28"/>
+        </w:rPr>
+        <w:t>Расположение файлов:</w:t>
+      </w:r>
+      <w:r>
+        <w:rPr>
+          <w:color w:val="000000"/>
+          <w:sz w:val="28"/>
+          <w:szCs w:val="28"/>
+        </w:rPr>
+        <w:t xml:space="preserve"> все тестовые наборы данных (таблицы </w:t>
+      </w:r>
+      <w:proofErr w:type="spellStart"/>
+      <w:r>
+        <w:rPr>
+          <w:color w:val="000000"/>
+          <w:sz w:val="28"/>
+          <w:szCs w:val="28"/>
+        </w:rPr>
+        <w:t>join</w:t>
+      </w:r>
+      <w:proofErr w:type="spellEnd"/>
+      <w:r>
+        <w:rPr>
+          <w:color w:val="000000"/>
+          <w:sz w:val="28"/>
+          <w:szCs w:val="28"/>
+        </w:rPr>
+        <w:t xml:space="preserve">, бинарные файлы для </w:t>
+      </w:r>
+      <w:proofErr w:type="spellStart"/>
+      <w:r>
+        <w:rPr>
+          <w:color w:val="000000"/>
+          <w:sz w:val="28"/>
+          <w:szCs w:val="28"/>
+        </w:rPr>
+        <w:t>io-load</w:t>
+      </w:r>
+      <w:proofErr w:type="spellEnd"/>
+      <w:r>
+        <w:rPr>
+          <w:color w:val="000000"/>
+          <w:sz w:val="28"/>
+          <w:szCs w:val="28"/>
+        </w:rPr>
+        <w:t>) хранились в файловой системе WSL2 (ext4.vhdx), что исключает влияние внешних медленных носителей.</w:t>
+      </w:r>
+    </w:p>
+    <w:p>
+      <w:pPr>
+        <w:pStyle w:val="af5"/>
+        <w:numPr>
+          <w:ilvl w:val="0"/>
+          <w:numId w:val="35"/>
+        </w:numPr>
+        <w:rPr>
+          <w:color w:val="000000"/>
+          <w:sz w:val="28"/>
+          <w:szCs w:val="28"/>
+        </w:rPr>
+      </w:pPr>
+      <w:r>
+        <w:rPr>
+          <w:b/>
+          <w:bCs/>
+          <w:color w:val="000000"/>
+          <w:sz w:val="28"/>
+          <w:szCs w:val="28"/>
+        </w:rPr>
+        <w:t>Фоновая нагрузка системы:</w:t>
+      </w:r>
+      <w:r>
+        <w:rPr>
+          <w:color w:val="000000"/>
+          <w:sz w:val="28"/>
+          <w:szCs w:val="28"/>
+        </w:rPr>
+        <w:t xml:space="preserve"> минимальная; перед экспериментами перезапускалась среда WSL2 для очистки </w:t>
+      </w:r>
+      <w:proofErr w:type="spellStart"/>
+      <w:r>
+        <w:rPr>
+          <w:color w:val="000000"/>
+          <w:sz w:val="28"/>
+          <w:szCs w:val="28"/>
+        </w:rPr>
+        <w:t>PageCache</w:t>
+      </w:r>
+      <w:proofErr w:type="spellEnd"/>
+      <w:r>
+        <w:rPr>
+          <w:color w:val="000000"/>
+          <w:sz w:val="28"/>
+          <w:szCs w:val="28"/>
+        </w:rPr>
+        <w:t xml:space="preserve"> (</w:t>
+      </w:r>
+      <w:proofErr w:type="spellStart"/>
+      <w:r>
+        <w:rPr>
+          <w:color w:val="000000"/>
+          <w:sz w:val="28"/>
+          <w:szCs w:val="28"/>
+        </w:rPr>
+        <w:t>wsl</w:t>
+      </w:r>
+      <w:proofErr w:type="spellEnd"/>
+      <w:r>
+        <w:rPr>
+          <w:color w:val="000000"/>
+          <w:sz w:val="28"/>
+          <w:szCs w:val="28"/>
+        </w:rPr>
+        <w:t xml:space="preserve"> --</w:t>
+      </w:r>
+      <w:proofErr w:type="spellStart"/>
+      <w:r>
+        <w:rPr>
+          <w:color w:val="000000"/>
+          <w:sz w:val="28"/>
+          <w:szCs w:val="28"/>
+        </w:rPr>
+        <w:t>shutdown</w:t>
+      </w:r>
+      <w:proofErr w:type="spellEnd"/>
+      <w:r>
+        <w:rPr>
+          <w:color w:val="000000"/>
+          <w:sz w:val="28"/>
+          <w:szCs w:val="28"/>
+        </w:rPr>
+        <w:t>).</w:t>
+      </w:r>
+    </w:p>
+    <w:p>
+      <w:pPr>
         <w:pStyle w:val="1"/>
       </w:pPr>
       <w:r>
-        <w:lastRenderedPageBreak/>
         <w:t>Результаты измерений и метрик программ-нагрузчиков</w:t>
       </w:r>
       <w:bookmarkEnd w:id="1"/>
@@ -6694,7 +7208,7 @@
       <w:pPr>
         <w:numPr>
           <w:ilvl w:val="0"/>
-          <w:numId w:val="25"/>
+          <w:numId w:val="3"/>
         </w:numPr>
         <w:spacing w:before="100" w:beforeAutospacing="1" w:after="100" w:afterAutospacing="1"/>
         <w:rPr>
@@ -6815,7 +7329,7 @@
       <w:pPr>
         <w:numPr>
           <w:ilvl w:val="0"/>
-          <w:numId w:val="25"/>
+          <w:numId w:val="3"/>
         </w:numPr>
         <w:spacing w:before="100" w:beforeAutospacing="1" w:after="100" w:afterAutospacing="1"/>
         <w:rPr>
@@ -6941,7 +7455,7 @@
       <w:pPr>
         <w:numPr>
           <w:ilvl w:val="0"/>
-          <w:numId w:val="25"/>
+          <w:numId w:val="3"/>
         </w:numPr>
         <w:spacing w:before="100" w:beforeAutospacing="1" w:after="100" w:afterAutospacing="1"/>
         <w:rPr>
@@ -6977,7 +7491,7 @@
       <w:pPr>
         <w:numPr>
           <w:ilvl w:val="0"/>
-          <w:numId w:val="25"/>
+          <w:numId w:val="3"/>
         </w:numPr>
         <w:spacing w:before="100" w:beforeAutospacing="1" w:after="100" w:afterAutospacing="1"/>
         <w:rPr>
@@ -7374,6 +7888,7 @@
           <w:color w:val="000000"/>
           <w:u w:val="single"/>
         </w:rPr>
+        <w:lastRenderedPageBreak/>
         <w:t>2.</w:t>
       </w:r>
       <w:r>
@@ -7739,11 +8254,7 @@
       </w:r>
       <w:proofErr w:type="spellEnd"/>
       <w:r>
-        <w:t xml:space="preserve"> доступа также выполнялось из файлового кэша, что исключает обращения к физическому диску. Наблюдается умеренная пропускная способность и высокая доля системных </w:t>
-      </w:r>
-      <w:r>
-        <w:lastRenderedPageBreak/>
-        <w:t>операций. Ограничение связано со скоростью обработки кэшированных страниц памяти, а не с дисковой подсистемой.</w:t>
+        <w:t xml:space="preserve"> доступа также выполнялось из файлового кэша, что исключает обращения к физическому диску. Наблюдается умеренная пропускная способность и высокая доля системных операций. Ограничение связано со скоростью обработки кэшированных страниц памяти, а не с дисковой подсистемой.</w:t>
       </w:r>
     </w:p>
     <w:p>
@@ -8228,6 +8739,7 @@
           <w:rStyle w:val="af4"/>
           <w:rFonts w:eastAsiaTheme="majorEastAsia"/>
         </w:rPr>
+        <w:lastRenderedPageBreak/>
         <w:t>Результаты:</w:t>
       </w:r>
       <w:r>
@@ -8533,7 +9045,6 @@
           <w:rStyle w:val="af4"/>
           <w:rFonts w:eastAsiaTheme="majorEastAsia"/>
         </w:rPr>
-        <w:lastRenderedPageBreak/>
         <w:t>Результаты:</w:t>
       </w:r>
       <w:r>
@@ -9004,7 +9515,11 @@
       </w:r>
       <w:r>
         <w:br/>
-        <w:t>Последовательная запись с прямым доступом исключает буферизацию, поэтому скорость минимальна. Почти всё время процесс проводит в ожидании завершения дисковых операций. Нагрузка чисто I/O-ориентированная, CPU используется минимально.</w:t>
+        <w:t xml:space="preserve">Последовательная запись с прямым доступом исключает буферизацию, поэтому скорость минимальна. </w:t>
+      </w:r>
+      <w:r>
+        <w:lastRenderedPageBreak/>
+        <w:t>Почти всё время процесс проводит в ожидании завершения дисковых операций. Нагрузка чисто I/O-ориентированная, CPU используется минимально.</w:t>
       </w:r>
     </w:p>
     <w:p>
@@ -9321,7 +9836,6 @@
         <w:rPr>
           <w:lang w:val="en-US"/>
         </w:rPr>
-        <w:lastRenderedPageBreak/>
         <w:t>Cpu</w:t>
       </w:r>
       <w:proofErr w:type="spellEnd"/>
@@ -9337,7 +9851,7 @@
         <w:pStyle w:val="af5"/>
         <w:numPr>
           <w:ilvl w:val="0"/>
-          <w:numId w:val="32"/>
+          <w:numId w:val="4"/>
         </w:numPr>
         <w:rPr>
           <w:lang w:val="en-US"/>
@@ -9849,6 +10363,7 @@
           <w:b/>
           <w:bCs/>
         </w:rPr>
+        <w:lastRenderedPageBreak/>
         <w:t>Вывод</w:t>
       </w:r>
     </w:p>
@@ -9889,7 +10404,7 @@
         <w:pStyle w:val="af5"/>
         <w:numPr>
           <w:ilvl w:val="0"/>
-          <w:numId w:val="32"/>
+          <w:numId w:val="4"/>
         </w:numPr>
       </w:pPr>
       <w:r>
@@ -10419,7 +10934,7 @@
         <w:pStyle w:val="af5"/>
         <w:numPr>
           <w:ilvl w:val="0"/>
-          <w:numId w:val="32"/>
+          <w:numId w:val="4"/>
         </w:numPr>
       </w:pPr>
       <w:r>
@@ -10667,7 +11182,7 @@
         <w:pStyle w:val="af5"/>
         <w:numPr>
           <w:ilvl w:val="0"/>
-          <w:numId w:val="32"/>
+          <w:numId w:val="4"/>
         </w:numPr>
       </w:pPr>
       <w:r>
@@ -12779,7 +13294,7 @@
       <w:pPr>
         <w:numPr>
           <w:ilvl w:val="0"/>
-          <w:numId w:val="40"/>
+          <w:numId w:val="6"/>
         </w:numPr>
         <w:spacing w:after="160" w:line="278" w:lineRule="auto"/>
       </w:pPr>
@@ -12833,7 +13348,7 @@
       <w:pPr>
         <w:numPr>
           <w:ilvl w:val="0"/>
-          <w:numId w:val="41"/>
+          <w:numId w:val="7"/>
         </w:numPr>
         <w:spacing w:after="160" w:line="278" w:lineRule="auto"/>
       </w:pPr>
@@ -12845,7 +13360,7 @@
       <w:pPr>
         <w:numPr>
           <w:ilvl w:val="0"/>
-          <w:numId w:val="41"/>
+          <w:numId w:val="7"/>
         </w:numPr>
         <w:spacing w:after="160" w:line="278" w:lineRule="auto"/>
       </w:pPr>
@@ -12857,7 +13372,7 @@
       <w:pPr>
         <w:numPr>
           <w:ilvl w:val="0"/>
-          <w:numId w:val="41"/>
+          <w:numId w:val="7"/>
         </w:numPr>
         <w:spacing w:after="160" w:line="278" w:lineRule="auto"/>
       </w:pPr>
@@ -12869,7 +13384,7 @@
       <w:pPr>
         <w:numPr>
           <w:ilvl w:val="0"/>
-          <w:numId w:val="41"/>
+          <w:numId w:val="7"/>
         </w:numPr>
         <w:spacing w:after="160" w:line="278" w:lineRule="auto"/>
       </w:pPr>
@@ -12881,7 +13396,7 @@
       <w:pPr>
         <w:numPr>
           <w:ilvl w:val="0"/>
-          <w:numId w:val="41"/>
+          <w:numId w:val="7"/>
         </w:numPr>
         <w:spacing w:after="160" w:line="278" w:lineRule="auto"/>
       </w:pPr>
@@ -13124,7 +13639,7 @@
         <w:pStyle w:val="af5"/>
         <w:numPr>
           <w:ilvl w:val="0"/>
-          <w:numId w:val="38"/>
+          <w:numId w:val="5"/>
         </w:numPr>
         <w:rPr>
           <w:lang w:val="en-US"/>
@@ -13142,7 +13657,7 @@
         <w:pStyle w:val="af5"/>
         <w:numPr>
           <w:ilvl w:val="0"/>
-          <w:numId w:val="38"/>
+          <w:numId w:val="5"/>
         </w:numPr>
         <w:rPr>
           <w:lang w:val="en-US"/>
@@ -13160,7 +13675,7 @@
         <w:pStyle w:val="af5"/>
         <w:numPr>
           <w:ilvl w:val="0"/>
-          <w:numId w:val="38"/>
+          <w:numId w:val="5"/>
         </w:numPr>
         <w:rPr>
           <w:lang w:val="en-US"/>
@@ -13214,7 +13729,7 @@
         <w:pStyle w:val="af5"/>
         <w:numPr>
           <w:ilvl w:val="0"/>
-          <w:numId w:val="38"/>
+          <w:numId w:val="5"/>
         </w:numPr>
         <w:rPr>
           <w:lang w:val="en-US"/>
@@ -13321,7 +13836,7 @@
         <w:pStyle w:val="af5"/>
         <w:numPr>
           <w:ilvl w:val="0"/>
-          <w:numId w:val="38"/>
+          <w:numId w:val="5"/>
         </w:numPr>
       </w:pPr>
       <w:r>
@@ -13333,7 +13848,7 @@
         <w:pStyle w:val="af5"/>
         <w:numPr>
           <w:ilvl w:val="0"/>
-          <w:numId w:val="38"/>
+          <w:numId w:val="5"/>
         </w:numPr>
       </w:pPr>
       <w:r>
@@ -13353,7 +13868,7 @@
         <w:pStyle w:val="af5"/>
         <w:numPr>
           <w:ilvl w:val="0"/>
-          <w:numId w:val="38"/>
+          <w:numId w:val="5"/>
         </w:numPr>
       </w:pPr>
       <w:r>
@@ -13373,7 +13888,7 @@
         <w:pStyle w:val="af5"/>
         <w:numPr>
           <w:ilvl w:val="0"/>
-          <w:numId w:val="38"/>
+          <w:numId w:val="5"/>
         </w:numPr>
       </w:pPr>
       <w:r>
@@ -13393,7 +13908,7 @@
         <w:pStyle w:val="af5"/>
         <w:numPr>
           <w:ilvl w:val="0"/>
-          <w:numId w:val="38"/>
+          <w:numId w:val="5"/>
         </w:numPr>
       </w:pPr>
       <w:r>
@@ -13547,7 +14062,7 @@
         <w:pStyle w:val="af5"/>
         <w:numPr>
           <w:ilvl w:val="0"/>
-          <w:numId w:val="42"/>
+          <w:numId w:val="8"/>
         </w:numPr>
       </w:pPr>
       <w:r>
@@ -13569,7 +14084,7 @@
         <w:pStyle w:val="af5"/>
         <w:numPr>
           <w:ilvl w:val="0"/>
-          <w:numId w:val="42"/>
+          <w:numId w:val="8"/>
         </w:numPr>
       </w:pPr>
       <w:r>
@@ -13581,7 +14096,7 @@
         <w:pStyle w:val="af5"/>
         <w:numPr>
           <w:ilvl w:val="0"/>
-          <w:numId w:val="42"/>
+          <w:numId w:val="8"/>
         </w:numPr>
       </w:pPr>
       <w:r>
@@ -13593,7 +14108,7 @@
         <w:pStyle w:val="af5"/>
         <w:numPr>
           <w:ilvl w:val="0"/>
-          <w:numId w:val="42"/>
+          <w:numId w:val="8"/>
         </w:numPr>
       </w:pPr>
       <w:r>
@@ -13605,7 +14120,7 @@
         <w:pStyle w:val="af5"/>
         <w:numPr>
           <w:ilvl w:val="0"/>
-          <w:numId w:val="42"/>
+          <w:numId w:val="8"/>
         </w:numPr>
       </w:pPr>
       <w:r>
@@ -13689,7 +14204,7 @@
         <w:pStyle w:val="af5"/>
         <w:numPr>
           <w:ilvl w:val="0"/>
-          <w:numId w:val="43"/>
+          <w:numId w:val="9"/>
         </w:numPr>
       </w:pPr>
       <w:r>
@@ -13708,7 +14223,7 @@
         <w:pStyle w:val="af5"/>
         <w:numPr>
           <w:ilvl w:val="0"/>
-          <w:numId w:val="43"/>
+          <w:numId w:val="9"/>
         </w:numPr>
       </w:pPr>
       <w:r>
@@ -13732,7 +14247,7 @@
         <w:pStyle w:val="af5"/>
         <w:numPr>
           <w:ilvl w:val="0"/>
-          <w:numId w:val="43"/>
+          <w:numId w:val="9"/>
         </w:numPr>
       </w:pPr>
       <w:r>
@@ -13767,7 +14282,7 @@
         <w:pStyle w:val="af5"/>
         <w:numPr>
           <w:ilvl w:val="0"/>
-          <w:numId w:val="43"/>
+          <w:numId w:val="9"/>
         </w:numPr>
       </w:pPr>
       <w:r>
@@ -13802,7 +14317,7 @@
         <w:pStyle w:val="af5"/>
         <w:numPr>
           <w:ilvl w:val="0"/>
-          <w:numId w:val="43"/>
+          <w:numId w:val="9"/>
         </w:numPr>
       </w:pPr>
       <w:r>
@@ -13847,7 +14362,7 @@
         <w:pStyle w:val="af5"/>
         <w:numPr>
           <w:ilvl w:val="0"/>
-          <w:numId w:val="44"/>
+          <w:numId w:val="10"/>
         </w:numPr>
       </w:pPr>
       <w:r>
@@ -13879,7 +14394,7 @@
         <w:pStyle w:val="af5"/>
         <w:numPr>
           <w:ilvl w:val="0"/>
-          <w:numId w:val="44"/>
+          <w:numId w:val="10"/>
         </w:numPr>
       </w:pPr>
       <w:r>
@@ -13891,7 +14406,7 @@
         <w:pStyle w:val="af5"/>
         <w:numPr>
           <w:ilvl w:val="0"/>
-          <w:numId w:val="44"/>
+          <w:numId w:val="10"/>
         </w:numPr>
       </w:pPr>
       <w:r>
@@ -13903,7 +14418,7 @@
         <w:pStyle w:val="af5"/>
         <w:numPr>
           <w:ilvl w:val="0"/>
-          <w:numId w:val="44"/>
+          <w:numId w:val="10"/>
         </w:numPr>
       </w:pPr>
       <w:r>
@@ -13953,7 +14468,7 @@
         <w:pStyle w:val="af5"/>
         <w:numPr>
           <w:ilvl w:val="0"/>
-          <w:numId w:val="45"/>
+          <w:numId w:val="11"/>
         </w:numPr>
       </w:pPr>
       <w:r>
@@ -13983,7 +14498,7 @@
         <w:pStyle w:val="af5"/>
         <w:numPr>
           <w:ilvl w:val="0"/>
-          <w:numId w:val="45"/>
+          <w:numId w:val="11"/>
         </w:numPr>
       </w:pPr>
       <w:r>
@@ -14013,7 +14528,7 @@
         <w:pStyle w:val="af5"/>
         <w:numPr>
           <w:ilvl w:val="0"/>
-          <w:numId w:val="45"/>
+          <w:numId w:val="11"/>
         </w:numPr>
       </w:pPr>
       <w:r>
@@ -14054,7 +14569,7 @@
         <w:pStyle w:val="af5"/>
         <w:numPr>
           <w:ilvl w:val="0"/>
-          <w:numId w:val="45"/>
+          <w:numId w:val="11"/>
         </w:numPr>
       </w:pPr>
       <w:proofErr w:type="spellStart"/>
@@ -14079,7 +14594,7 @@
         <w:pStyle w:val="af5"/>
         <w:numPr>
           <w:ilvl w:val="0"/>
-          <w:numId w:val="45"/>
+          <w:numId w:val="11"/>
         </w:numPr>
       </w:pPr>
       <w:proofErr w:type="spellStart"/>
@@ -14104,7 +14619,7 @@
         <w:pStyle w:val="af5"/>
         <w:numPr>
           <w:ilvl w:val="0"/>
-          <w:numId w:val="45"/>
+          <w:numId w:val="11"/>
         </w:numPr>
       </w:pPr>
       <w:r>
@@ -14140,7 +14655,7 @@
         <w:pStyle w:val="af5"/>
         <w:numPr>
           <w:ilvl w:val="0"/>
-          <w:numId w:val="46"/>
+          <w:numId w:val="12"/>
         </w:numPr>
       </w:pPr>
       <w:r>
@@ -14175,7 +14690,7 @@
         <w:pStyle w:val="af5"/>
         <w:numPr>
           <w:ilvl w:val="0"/>
-          <w:numId w:val="46"/>
+          <w:numId w:val="12"/>
         </w:numPr>
       </w:pPr>
       <w:r>
@@ -14206,7 +14721,7 @@
         <w:pStyle w:val="af5"/>
         <w:numPr>
           <w:ilvl w:val="1"/>
-          <w:numId w:val="46"/>
+          <w:numId w:val="12"/>
         </w:numPr>
       </w:pPr>
       <w:r>
@@ -14218,7 +14733,7 @@
         <w:pStyle w:val="af5"/>
         <w:numPr>
           <w:ilvl w:val="1"/>
-          <w:numId w:val="46"/>
+          <w:numId w:val="12"/>
         </w:numPr>
       </w:pPr>
       <w:r>
@@ -14230,7 +14745,7 @@
         <w:pStyle w:val="af5"/>
         <w:numPr>
           <w:ilvl w:val="1"/>
-          <w:numId w:val="46"/>
+          <w:numId w:val="12"/>
         </w:numPr>
       </w:pPr>
       <w:r>
@@ -14644,7 +15159,7 @@
         <w:pStyle w:val="af5"/>
         <w:numPr>
           <w:ilvl w:val="0"/>
-          <w:numId w:val="63"/>
+          <w:numId w:val="25"/>
         </w:numPr>
       </w:pPr>
       <w:r>
@@ -14746,7 +15261,7 @@
         <w:pStyle w:val="af5"/>
         <w:numPr>
           <w:ilvl w:val="0"/>
-          <w:numId w:val="63"/>
+          <w:numId w:val="25"/>
         </w:numPr>
       </w:pPr>
       <w:r>
@@ -14824,7 +15339,7 @@
         <w:pStyle w:val="af5"/>
         <w:numPr>
           <w:ilvl w:val="0"/>
-          <w:numId w:val="63"/>
+          <w:numId w:val="25"/>
         </w:numPr>
       </w:pPr>
       <w:r>
@@ -15038,7 +15553,7 @@
         <w:pStyle w:val="af5"/>
         <w:numPr>
           <w:ilvl w:val="0"/>
-          <w:numId w:val="64"/>
+          <w:numId w:val="26"/>
         </w:numPr>
       </w:pPr>
       <w:proofErr w:type="spellStart"/>
@@ -15071,7 +15586,7 @@
         <w:pStyle w:val="af5"/>
         <w:numPr>
           <w:ilvl w:val="0"/>
-          <w:numId w:val="64"/>
+          <w:numId w:val="26"/>
         </w:numPr>
       </w:pPr>
       <w:proofErr w:type="spellStart"/>
@@ -15096,7 +15611,7 @@
         <w:pStyle w:val="af5"/>
         <w:numPr>
           <w:ilvl w:val="0"/>
-          <w:numId w:val="64"/>
+          <w:numId w:val="26"/>
         </w:numPr>
       </w:pPr>
       <w:proofErr w:type="spellStart"/>
@@ -15280,7 +15795,7 @@
         <w:pStyle w:val="af5"/>
         <w:numPr>
           <w:ilvl w:val="0"/>
-          <w:numId w:val="65"/>
+          <w:numId w:val="27"/>
         </w:numPr>
       </w:pPr>
       <w:r>
@@ -15292,7 +15807,7 @@
         <w:pStyle w:val="af5"/>
         <w:numPr>
           <w:ilvl w:val="0"/>
-          <w:numId w:val="65"/>
+          <w:numId w:val="27"/>
         </w:numPr>
       </w:pPr>
       <w:r>
@@ -15338,7 +15853,7 @@
         <w:pStyle w:val="af5"/>
         <w:numPr>
           <w:ilvl w:val="0"/>
-          <w:numId w:val="66"/>
+          <w:numId w:val="28"/>
         </w:numPr>
       </w:pPr>
       <w:r>
@@ -15358,7 +15873,7 @@
         <w:pStyle w:val="af5"/>
         <w:numPr>
           <w:ilvl w:val="0"/>
-          <w:numId w:val="66"/>
+          <w:numId w:val="28"/>
         </w:numPr>
       </w:pPr>
       <w:r>
@@ -15370,7 +15885,7 @@
         <w:pStyle w:val="af5"/>
         <w:numPr>
           <w:ilvl w:val="0"/>
-          <w:numId w:val="66"/>
+          <w:numId w:val="28"/>
         </w:numPr>
       </w:pPr>
       <w:r>
@@ -15390,7 +15905,7 @@
         <w:pStyle w:val="af5"/>
         <w:numPr>
           <w:ilvl w:val="0"/>
-          <w:numId w:val="66"/>
+          <w:numId w:val="28"/>
         </w:numPr>
       </w:pPr>
       <w:r>
@@ -15590,7 +16105,7 @@
         <w:pStyle w:val="af5"/>
         <w:numPr>
           <w:ilvl w:val="0"/>
-          <w:numId w:val="67"/>
+          <w:numId w:val="29"/>
         </w:numPr>
       </w:pPr>
       <w:r>
@@ -15609,7 +16124,7 @@
         <w:pStyle w:val="af5"/>
         <w:numPr>
           <w:ilvl w:val="0"/>
-          <w:numId w:val="67"/>
+          <w:numId w:val="29"/>
         </w:numPr>
       </w:pPr>
       <w:r>
@@ -15636,7 +16151,7 @@
         <w:pStyle w:val="af5"/>
         <w:numPr>
           <w:ilvl w:val="0"/>
-          <w:numId w:val="67"/>
+          <w:numId w:val="29"/>
         </w:numPr>
       </w:pPr>
       <w:r>
@@ -15679,7 +16194,7 @@
         <w:pStyle w:val="af5"/>
         <w:numPr>
           <w:ilvl w:val="0"/>
-          <w:numId w:val="67"/>
+          <w:numId w:val="29"/>
         </w:numPr>
       </w:pPr>
       <w:r>
@@ -15714,7 +16229,7 @@
         <w:pStyle w:val="af5"/>
         <w:numPr>
           <w:ilvl w:val="0"/>
-          <w:numId w:val="68"/>
+          <w:numId w:val="30"/>
         </w:numPr>
       </w:pPr>
       <w:r>
@@ -15733,7 +16248,7 @@
         <w:pStyle w:val="af5"/>
         <w:numPr>
           <w:ilvl w:val="0"/>
-          <w:numId w:val="68"/>
+          <w:numId w:val="30"/>
         </w:numPr>
       </w:pPr>
       <w:r>
@@ -15865,7 +16380,7 @@
         <w:pStyle w:val="af5"/>
         <w:numPr>
           <w:ilvl w:val="0"/>
-          <w:numId w:val="71"/>
+          <w:numId w:val="32"/>
         </w:numPr>
       </w:pPr>
       <w:r>
@@ -15907,7 +16422,7 @@
         <w:pStyle w:val="af5"/>
         <w:numPr>
           <w:ilvl w:val="0"/>
-          <w:numId w:val="71"/>
+          <w:numId w:val="32"/>
         </w:numPr>
       </w:pPr>
       <w:r>
@@ -15949,7 +16464,7 @@
         <w:pStyle w:val="af5"/>
         <w:numPr>
           <w:ilvl w:val="0"/>
-          <w:numId w:val="71"/>
+          <w:numId w:val="32"/>
         </w:numPr>
       </w:pPr>
       <w:r>
@@ -16113,7 +16628,7 @@
         <w:pStyle w:val="af5"/>
         <w:numPr>
           <w:ilvl w:val="0"/>
-          <w:numId w:val="72"/>
+          <w:numId w:val="33"/>
         </w:numPr>
       </w:pPr>
       <w:r>
@@ -16144,7 +16659,7 @@
         <w:pStyle w:val="af5"/>
         <w:numPr>
           <w:ilvl w:val="0"/>
-          <w:numId w:val="72"/>
+          <w:numId w:val="33"/>
         </w:numPr>
       </w:pPr>
       <w:r>
@@ -16194,7 +16709,7 @@
         <w:pStyle w:val="af5"/>
         <w:numPr>
           <w:ilvl w:val="0"/>
-          <w:numId w:val="72"/>
+          <w:numId w:val="33"/>
         </w:numPr>
       </w:pPr>
       <w:r>
@@ -16244,7 +16759,7 @@
         <w:pStyle w:val="af5"/>
         <w:numPr>
           <w:ilvl w:val="0"/>
-          <w:numId w:val="73"/>
+          <w:numId w:val="34"/>
         </w:numPr>
       </w:pPr>
       <w:r>
@@ -16275,7 +16790,7 @@
         <w:pStyle w:val="af5"/>
         <w:numPr>
           <w:ilvl w:val="0"/>
-          <w:numId w:val="73"/>
+          <w:numId w:val="34"/>
         </w:numPr>
       </w:pPr>
       <w:proofErr w:type="spellStart"/>
@@ -16481,7 +16996,7 @@
         <w:pStyle w:val="af5"/>
         <w:numPr>
           <w:ilvl w:val="0"/>
-          <w:numId w:val="70"/>
+          <w:numId w:val="31"/>
         </w:numPr>
       </w:pPr>
       <w:proofErr w:type="spellStart"/>
@@ -16569,7 +17084,7 @@
         <w:pStyle w:val="af5"/>
         <w:numPr>
           <w:ilvl w:val="0"/>
-          <w:numId w:val="70"/>
+          <w:numId w:val="31"/>
         </w:numPr>
       </w:pPr>
       <w:proofErr w:type="spellStart"/>
@@ -16619,7 +17134,7 @@
         <w:pStyle w:val="af5"/>
         <w:numPr>
           <w:ilvl w:val="0"/>
-          <w:numId w:val="70"/>
+          <w:numId w:val="31"/>
         </w:numPr>
       </w:pPr>
       <w:proofErr w:type="spellStart"/>
@@ -17383,155 +17898,6 @@
     </w:lvl>
   </w:abstractNum>
   <w:abstractNum w:abstractNumId="2" w15:restartNumberingAfterBreak="0">
-    <w:nsid w:val="074E79CC"/>
-    <w:multiLevelType w:val="multilevel"/>
-    <w:tmpl w:val="D090DBB6"/>
-    <w:lvl w:ilvl="0">
-      <w:start w:val="1"/>
-      <w:numFmt w:val="bullet"/>
-      <w:lvlText w:val=""/>
-      <w:lvlJc w:val="left"/>
-      <w:pPr>
-        <w:tabs>
-          <w:tab w:val="num" w:pos="720"/>
-        </w:tabs>
-        <w:ind w:left="720" w:hanging="360"/>
-      </w:pPr>
-      <w:rPr>
-        <w:rFonts w:ascii="Symbol" w:hAnsi="Symbol" w:hint="default"/>
-        <w:sz w:val="20"/>
-      </w:rPr>
-    </w:lvl>
-    <w:lvl w:ilvl="1" w:tentative="1">
-      <w:start w:val="1"/>
-      <w:numFmt w:val="bullet"/>
-      <w:lvlText w:val="o"/>
-      <w:lvlJc w:val="left"/>
-      <w:pPr>
-        <w:tabs>
-          <w:tab w:val="num" w:pos="1440"/>
-        </w:tabs>
-        <w:ind w:left="1440" w:hanging="360"/>
-      </w:pPr>
-      <w:rPr>
-        <w:rFonts w:ascii="Courier New" w:hAnsi="Courier New" w:hint="default"/>
-        <w:sz w:val="20"/>
-      </w:rPr>
-    </w:lvl>
-    <w:lvl w:ilvl="2" w:tentative="1">
-      <w:start w:val="1"/>
-      <w:numFmt w:val="bullet"/>
-      <w:lvlText w:val=""/>
-      <w:lvlJc w:val="left"/>
-      <w:pPr>
-        <w:tabs>
-          <w:tab w:val="num" w:pos="2160"/>
-        </w:tabs>
-        <w:ind w:left="2160" w:hanging="360"/>
-      </w:pPr>
-      <w:rPr>
-        <w:rFonts w:ascii="Wingdings" w:hAnsi="Wingdings" w:hint="default"/>
-        <w:sz w:val="20"/>
-      </w:rPr>
-    </w:lvl>
-    <w:lvl w:ilvl="3" w:tentative="1">
-      <w:start w:val="1"/>
-      <w:numFmt w:val="bullet"/>
-      <w:lvlText w:val=""/>
-      <w:lvlJc w:val="left"/>
-      <w:pPr>
-        <w:tabs>
-          <w:tab w:val="num" w:pos="2880"/>
-        </w:tabs>
-        <w:ind w:left="2880" w:hanging="360"/>
-      </w:pPr>
-      <w:rPr>
-        <w:rFonts w:ascii="Wingdings" w:hAnsi="Wingdings" w:hint="default"/>
-        <w:sz w:val="20"/>
-      </w:rPr>
-    </w:lvl>
-    <w:lvl w:ilvl="4" w:tentative="1">
-      <w:start w:val="1"/>
-      <w:numFmt w:val="bullet"/>
-      <w:lvlText w:val=""/>
-      <w:lvlJc w:val="left"/>
-      <w:pPr>
-        <w:tabs>
-          <w:tab w:val="num" w:pos="3600"/>
-        </w:tabs>
-        <w:ind w:left="3600" w:hanging="360"/>
-      </w:pPr>
-      <w:rPr>
-        <w:rFonts w:ascii="Wingdings" w:hAnsi="Wingdings" w:hint="default"/>
-        <w:sz w:val="20"/>
-      </w:rPr>
-    </w:lvl>
-    <w:lvl w:ilvl="5" w:tentative="1">
-      <w:start w:val="1"/>
-      <w:numFmt w:val="bullet"/>
-      <w:lvlText w:val=""/>
-      <w:lvlJc w:val="left"/>
-      <w:pPr>
-        <w:tabs>
-          <w:tab w:val="num" w:pos="4320"/>
-        </w:tabs>
-        <w:ind w:left="4320" w:hanging="360"/>
-      </w:pPr>
-      <w:rPr>
-        <w:rFonts w:ascii="Wingdings" w:hAnsi="Wingdings" w:hint="default"/>
-        <w:sz w:val="20"/>
-      </w:rPr>
-    </w:lvl>
-    <w:lvl w:ilvl="6" w:tentative="1">
-      <w:start w:val="1"/>
-      <w:numFmt w:val="bullet"/>
-      <w:lvlText w:val=""/>
-      <w:lvlJc w:val="left"/>
-      <w:pPr>
-        <w:tabs>
-          <w:tab w:val="num" w:pos="5040"/>
-        </w:tabs>
-        <w:ind w:left="5040" w:hanging="360"/>
-      </w:pPr>
-      <w:rPr>
-        <w:rFonts w:ascii="Wingdings" w:hAnsi="Wingdings" w:hint="default"/>
-        <w:sz w:val="20"/>
-      </w:rPr>
-    </w:lvl>
-    <w:lvl w:ilvl="7" w:tentative="1">
-      <w:start w:val="1"/>
-      <w:numFmt w:val="bullet"/>
-      <w:lvlText w:val=""/>
-      <w:lvlJc w:val="left"/>
-      <w:pPr>
-        <w:tabs>
-          <w:tab w:val="num" w:pos="5760"/>
-        </w:tabs>
-        <w:ind w:left="5760" w:hanging="360"/>
-      </w:pPr>
-      <w:rPr>
-        <w:rFonts w:ascii="Wingdings" w:hAnsi="Wingdings" w:hint="default"/>
-        <w:sz w:val="20"/>
-      </w:rPr>
-    </w:lvl>
-    <w:lvl w:ilvl="8" w:tentative="1">
-      <w:start w:val="1"/>
-      <w:numFmt w:val="bullet"/>
-      <w:lvlText w:val=""/>
-      <w:lvlJc w:val="left"/>
-      <w:pPr>
-        <w:tabs>
-          <w:tab w:val="num" w:pos="6480"/>
-        </w:tabs>
-        <w:ind w:left="6480" w:hanging="360"/>
-      </w:pPr>
-      <w:rPr>
-        <w:rFonts w:ascii="Wingdings" w:hAnsi="Wingdings" w:hint="default"/>
-        <w:sz w:val="20"/>
-      </w:rPr>
-    </w:lvl>
-  </w:abstractNum>
-  <w:abstractNum w:abstractNumId="3" w15:restartNumberingAfterBreak="0">
     <w:nsid w:val="0756301D"/>
     <w:multiLevelType w:val="multilevel"/>
     <w:tmpl w:val="12A22B4E"/>
@@ -17680,156 +18046,7 @@
       </w:rPr>
     </w:lvl>
   </w:abstractNum>
-  <w:abstractNum w:abstractNumId="4" w15:restartNumberingAfterBreak="0">
-    <w:nsid w:val="0BCE0FDC"/>
-    <w:multiLevelType w:val="multilevel"/>
-    <w:tmpl w:val="364C5126"/>
-    <w:lvl w:ilvl="0">
-      <w:start w:val="1"/>
-      <w:numFmt w:val="bullet"/>
-      <w:lvlText w:val=""/>
-      <w:lvlJc w:val="left"/>
-      <w:pPr>
-        <w:tabs>
-          <w:tab w:val="num" w:pos="720"/>
-        </w:tabs>
-        <w:ind w:left="720" w:hanging="360"/>
-      </w:pPr>
-      <w:rPr>
-        <w:rFonts w:ascii="Symbol" w:hAnsi="Symbol" w:hint="default"/>
-        <w:sz w:val="20"/>
-      </w:rPr>
-    </w:lvl>
-    <w:lvl w:ilvl="1" w:tentative="1">
-      <w:start w:val="1"/>
-      <w:numFmt w:val="bullet"/>
-      <w:lvlText w:val="o"/>
-      <w:lvlJc w:val="left"/>
-      <w:pPr>
-        <w:tabs>
-          <w:tab w:val="num" w:pos="1440"/>
-        </w:tabs>
-        <w:ind w:left="1440" w:hanging="360"/>
-      </w:pPr>
-      <w:rPr>
-        <w:rFonts w:ascii="Courier New" w:hAnsi="Courier New" w:hint="default"/>
-        <w:sz w:val="20"/>
-      </w:rPr>
-    </w:lvl>
-    <w:lvl w:ilvl="2" w:tentative="1">
-      <w:start w:val="1"/>
-      <w:numFmt w:val="bullet"/>
-      <w:lvlText w:val=""/>
-      <w:lvlJc w:val="left"/>
-      <w:pPr>
-        <w:tabs>
-          <w:tab w:val="num" w:pos="2160"/>
-        </w:tabs>
-        <w:ind w:left="2160" w:hanging="360"/>
-      </w:pPr>
-      <w:rPr>
-        <w:rFonts w:ascii="Wingdings" w:hAnsi="Wingdings" w:hint="default"/>
-        <w:sz w:val="20"/>
-      </w:rPr>
-    </w:lvl>
-    <w:lvl w:ilvl="3" w:tentative="1">
-      <w:start w:val="1"/>
-      <w:numFmt w:val="bullet"/>
-      <w:lvlText w:val=""/>
-      <w:lvlJc w:val="left"/>
-      <w:pPr>
-        <w:tabs>
-          <w:tab w:val="num" w:pos="2880"/>
-        </w:tabs>
-        <w:ind w:left="2880" w:hanging="360"/>
-      </w:pPr>
-      <w:rPr>
-        <w:rFonts w:ascii="Wingdings" w:hAnsi="Wingdings" w:hint="default"/>
-        <w:sz w:val="20"/>
-      </w:rPr>
-    </w:lvl>
-    <w:lvl w:ilvl="4" w:tentative="1">
-      <w:start w:val="1"/>
-      <w:numFmt w:val="bullet"/>
-      <w:lvlText w:val=""/>
-      <w:lvlJc w:val="left"/>
-      <w:pPr>
-        <w:tabs>
-          <w:tab w:val="num" w:pos="3600"/>
-        </w:tabs>
-        <w:ind w:left="3600" w:hanging="360"/>
-      </w:pPr>
-      <w:rPr>
-        <w:rFonts w:ascii="Wingdings" w:hAnsi="Wingdings" w:hint="default"/>
-        <w:sz w:val="20"/>
-      </w:rPr>
-    </w:lvl>
-    <w:lvl w:ilvl="5" w:tentative="1">
-      <w:start w:val="1"/>
-      <w:numFmt w:val="bullet"/>
-      <w:lvlText w:val=""/>
-      <w:lvlJc w:val="left"/>
-      <w:pPr>
-        <w:tabs>
-          <w:tab w:val="num" w:pos="4320"/>
-        </w:tabs>
-        <w:ind w:left="4320" w:hanging="360"/>
-      </w:pPr>
-      <w:rPr>
-        <w:rFonts w:ascii="Wingdings" w:hAnsi="Wingdings" w:hint="default"/>
-        <w:sz w:val="20"/>
-      </w:rPr>
-    </w:lvl>
-    <w:lvl w:ilvl="6" w:tentative="1">
-      <w:start w:val="1"/>
-      <w:numFmt w:val="bullet"/>
-      <w:lvlText w:val=""/>
-      <w:lvlJc w:val="left"/>
-      <w:pPr>
-        <w:tabs>
-          <w:tab w:val="num" w:pos="5040"/>
-        </w:tabs>
-        <w:ind w:left="5040" w:hanging="360"/>
-      </w:pPr>
-      <w:rPr>
-        <w:rFonts w:ascii="Wingdings" w:hAnsi="Wingdings" w:hint="default"/>
-        <w:sz w:val="20"/>
-      </w:rPr>
-    </w:lvl>
-    <w:lvl w:ilvl="7" w:tentative="1">
-      <w:start w:val="1"/>
-      <w:numFmt w:val="bullet"/>
-      <w:lvlText w:val=""/>
-      <w:lvlJc w:val="left"/>
-      <w:pPr>
-        <w:tabs>
-          <w:tab w:val="num" w:pos="5760"/>
-        </w:tabs>
-        <w:ind w:left="5760" w:hanging="360"/>
-      </w:pPr>
-      <w:rPr>
-        <w:rFonts w:ascii="Wingdings" w:hAnsi="Wingdings" w:hint="default"/>
-        <w:sz w:val="20"/>
-      </w:rPr>
-    </w:lvl>
-    <w:lvl w:ilvl="8" w:tentative="1">
-      <w:start w:val="1"/>
-      <w:numFmt w:val="bullet"/>
-      <w:lvlText w:val=""/>
-      <w:lvlJc w:val="left"/>
-      <w:pPr>
-        <w:tabs>
-          <w:tab w:val="num" w:pos="6480"/>
-        </w:tabs>
-        <w:ind w:left="6480" w:hanging="360"/>
-      </w:pPr>
-      <w:rPr>
-        <w:rFonts w:ascii="Wingdings" w:hAnsi="Wingdings" w:hint="default"/>
-        <w:sz w:val="20"/>
-      </w:rPr>
-    </w:lvl>
-  </w:abstractNum>
-  <w:abstractNum w:abstractNumId="5" w15:restartNumberingAfterBreak="0">
+  <w:abstractNum w:abstractNumId="3" w15:restartNumberingAfterBreak="0">
     <w:nsid w:val="0D8431CF"/>
     <w:multiLevelType w:val="hybridMultilevel"/>
     <w:tmpl w:val="7C0C6FE2"/>
@@ -17918,7 +18135,7 @@
       </w:pPr>
     </w:lvl>
   </w:abstractNum>
-  <w:abstractNum w:abstractNumId="6" w15:restartNumberingAfterBreak="0">
+  <w:abstractNum w:abstractNumId="4" w15:restartNumberingAfterBreak="0">
     <w:nsid w:val="0FFD1336"/>
     <w:multiLevelType w:val="multilevel"/>
     <w:tmpl w:val="6BB698B0"/>
@@ -18067,156 +18284,7 @@
       </w:rPr>
     </w:lvl>
   </w:abstractNum>
-  <w:abstractNum w:abstractNumId="7" w15:restartNumberingAfterBreak="0">
-    <w:nsid w:val="12323DDA"/>
-    <w:multiLevelType w:val="multilevel"/>
-    <w:tmpl w:val="10C498B0"/>
-    <w:lvl w:ilvl="0">
-      <w:start w:val="1"/>
-      <w:numFmt w:val="bullet"/>
-      <w:lvlText w:val=""/>
-      <w:lvlJc w:val="left"/>
-      <w:pPr>
-        <w:tabs>
-          <w:tab w:val="num" w:pos="720"/>
-        </w:tabs>
-        <w:ind w:left="720" w:hanging="360"/>
-      </w:pPr>
-      <w:rPr>
-        <w:rFonts w:ascii="Symbol" w:hAnsi="Symbol" w:hint="default"/>
-        <w:sz w:val="20"/>
-      </w:rPr>
-    </w:lvl>
-    <w:lvl w:ilvl="1">
-      <w:start w:val="1"/>
-      <w:numFmt w:val="bullet"/>
-      <w:lvlText w:val="o"/>
-      <w:lvlJc w:val="left"/>
-      <w:pPr>
-        <w:tabs>
-          <w:tab w:val="num" w:pos="1440"/>
-        </w:tabs>
-        <w:ind w:left="1440" w:hanging="360"/>
-      </w:pPr>
-      <w:rPr>
-        <w:rFonts w:ascii="Courier New" w:hAnsi="Courier New" w:hint="default"/>
-        <w:sz w:val="20"/>
-      </w:rPr>
-    </w:lvl>
-    <w:lvl w:ilvl="2" w:tentative="1">
-      <w:start w:val="1"/>
-      <w:numFmt w:val="bullet"/>
-      <w:lvlText w:val=""/>
-      <w:lvlJc w:val="left"/>
-      <w:pPr>
-        <w:tabs>
-          <w:tab w:val="num" w:pos="2160"/>
-        </w:tabs>
-        <w:ind w:left="2160" w:hanging="360"/>
-      </w:pPr>
-      <w:rPr>
-        <w:rFonts w:ascii="Wingdings" w:hAnsi="Wingdings" w:hint="default"/>
-        <w:sz w:val="20"/>
-      </w:rPr>
-    </w:lvl>
-    <w:lvl w:ilvl="3" w:tentative="1">
-      <w:start w:val="1"/>
-      <w:numFmt w:val="bullet"/>
-      <w:lvlText w:val=""/>
-      <w:lvlJc w:val="left"/>
-      <w:pPr>
-        <w:tabs>
-          <w:tab w:val="num" w:pos="2880"/>
-        </w:tabs>
-        <w:ind w:left="2880" w:hanging="360"/>
-      </w:pPr>
-      <w:rPr>
-        <w:rFonts w:ascii="Wingdings" w:hAnsi="Wingdings" w:hint="default"/>
-        <w:sz w:val="20"/>
-      </w:rPr>
-    </w:lvl>
-    <w:lvl w:ilvl="4" w:tentative="1">
-      <w:start w:val="1"/>
-      <w:numFmt w:val="bullet"/>
-      <w:lvlText w:val=""/>
-      <w:lvlJc w:val="left"/>
-      <w:pPr>
-        <w:tabs>
-          <w:tab w:val="num" w:pos="3600"/>
-        </w:tabs>
-        <w:ind w:left="3600" w:hanging="360"/>
-      </w:pPr>
-      <w:rPr>
-        <w:rFonts w:ascii="Wingdings" w:hAnsi="Wingdings" w:hint="default"/>
-        <w:sz w:val="20"/>
-      </w:rPr>
-    </w:lvl>
-    <w:lvl w:ilvl="5" w:tentative="1">
-      <w:start w:val="1"/>
-      <w:numFmt w:val="bullet"/>
-      <w:lvlText w:val=""/>
-      <w:lvlJc w:val="left"/>
-      <w:pPr>
-        <w:tabs>
-          <w:tab w:val="num" w:pos="4320"/>
-        </w:tabs>
-        <w:ind w:left="4320" w:hanging="360"/>
-      </w:pPr>
-      <w:rPr>
-        <w:rFonts w:ascii="Wingdings" w:hAnsi="Wingdings" w:hint="default"/>
-        <w:sz w:val="20"/>
-      </w:rPr>
-    </w:lvl>
-    <w:lvl w:ilvl="6" w:tentative="1">
-      <w:start w:val="1"/>
-      <w:numFmt w:val="bullet"/>
-      <w:lvlText w:val=""/>
-      <w:lvlJc w:val="left"/>
-      <w:pPr>
-        <w:tabs>
-          <w:tab w:val="num" w:pos="5040"/>
-        </w:tabs>
-        <w:ind w:left="5040" w:hanging="360"/>
-      </w:pPr>
-      <w:rPr>
-        <w:rFonts w:ascii="Wingdings" w:hAnsi="Wingdings" w:hint="default"/>
-        <w:sz w:val="20"/>
-      </w:rPr>
-    </w:lvl>
-    <w:lvl w:ilvl="7" w:tentative="1">
-      <w:start w:val="1"/>
-      <w:numFmt w:val="bullet"/>
-      <w:lvlText w:val=""/>
-      <w:lvlJc w:val="left"/>
-      <w:pPr>
-        <w:tabs>
-          <w:tab w:val="num" w:pos="5760"/>
-        </w:tabs>
-        <w:ind w:left="5760" w:hanging="360"/>
-      </w:pPr>
-      <w:rPr>
-        <w:rFonts w:ascii="Wingdings" w:hAnsi="Wingdings" w:hint="default"/>
-        <w:sz w:val="20"/>
-      </w:rPr>
-    </w:lvl>
-    <w:lvl w:ilvl="8" w:tentative="1">
-      <w:start w:val="1"/>
-      <w:numFmt w:val="bullet"/>
-      <w:lvlText w:val=""/>
-      <w:lvlJc w:val="left"/>
-      <w:pPr>
-        <w:tabs>
-          <w:tab w:val="num" w:pos="6480"/>
-        </w:tabs>
-        <w:ind w:left="6480" w:hanging="360"/>
-      </w:pPr>
-      <w:rPr>
-        <w:rFonts w:ascii="Wingdings" w:hAnsi="Wingdings" w:hint="default"/>
-        <w:sz w:val="20"/>
-      </w:rPr>
-    </w:lvl>
-  </w:abstractNum>
-  <w:abstractNum w:abstractNumId="8" w15:restartNumberingAfterBreak="0">
+  <w:abstractNum w:abstractNumId="5" w15:restartNumberingAfterBreak="0">
     <w:nsid w:val="12BF6FA8"/>
     <w:multiLevelType w:val="multilevel"/>
     <w:tmpl w:val="ABD6DE04"/>
@@ -18365,7 +18433,7 @@
       </w:rPr>
     </w:lvl>
   </w:abstractNum>
-  <w:abstractNum w:abstractNumId="9" w15:restartNumberingAfterBreak="0">
+  <w:abstractNum w:abstractNumId="6" w15:restartNumberingAfterBreak="0">
     <w:nsid w:val="13111928"/>
     <w:multiLevelType w:val="multilevel"/>
     <w:tmpl w:val="7870F01C"/>
@@ -18514,156 +18582,7 @@
       </w:rPr>
     </w:lvl>
   </w:abstractNum>
-  <w:abstractNum w:abstractNumId="10" w15:restartNumberingAfterBreak="0">
-    <w:nsid w:val="137E72F2"/>
-    <w:multiLevelType w:val="multilevel"/>
-    <w:tmpl w:val="0406B436"/>
-    <w:lvl w:ilvl="0">
-      <w:start w:val="1"/>
-      <w:numFmt w:val="bullet"/>
-      <w:lvlText w:val=""/>
-      <w:lvlJc w:val="left"/>
-      <w:pPr>
-        <w:tabs>
-          <w:tab w:val="num" w:pos="720"/>
-        </w:tabs>
-        <w:ind w:left="720" w:hanging="360"/>
-      </w:pPr>
-      <w:rPr>
-        <w:rFonts w:ascii="Symbol" w:hAnsi="Symbol" w:hint="default"/>
-        <w:sz w:val="20"/>
-      </w:rPr>
-    </w:lvl>
-    <w:lvl w:ilvl="1">
-      <w:start w:val="1"/>
-      <w:numFmt w:val="bullet"/>
-      <w:lvlText w:val="o"/>
-      <w:lvlJc w:val="left"/>
-      <w:pPr>
-        <w:tabs>
-          <w:tab w:val="num" w:pos="1440"/>
-        </w:tabs>
-        <w:ind w:left="1440" w:hanging="360"/>
-      </w:pPr>
-      <w:rPr>
-        <w:rFonts w:ascii="Courier New" w:hAnsi="Courier New" w:hint="default"/>
-        <w:sz w:val="20"/>
-      </w:rPr>
-    </w:lvl>
-    <w:lvl w:ilvl="2" w:tentative="1">
-      <w:start w:val="1"/>
-      <w:numFmt w:val="bullet"/>
-      <w:lvlText w:val=""/>
-      <w:lvlJc w:val="left"/>
-      <w:pPr>
-        <w:tabs>
-          <w:tab w:val="num" w:pos="2160"/>
-        </w:tabs>
-        <w:ind w:left="2160" w:hanging="360"/>
-      </w:pPr>
-      <w:rPr>
-        <w:rFonts w:ascii="Wingdings" w:hAnsi="Wingdings" w:hint="default"/>
-        <w:sz w:val="20"/>
-      </w:rPr>
-    </w:lvl>
-    <w:lvl w:ilvl="3" w:tentative="1">
-      <w:start w:val="1"/>
-      <w:numFmt w:val="bullet"/>
-      <w:lvlText w:val=""/>
-      <w:lvlJc w:val="left"/>
-      <w:pPr>
-        <w:tabs>
-          <w:tab w:val="num" w:pos="2880"/>
-        </w:tabs>
-        <w:ind w:left="2880" w:hanging="360"/>
-      </w:pPr>
-      <w:rPr>
-        <w:rFonts w:ascii="Wingdings" w:hAnsi="Wingdings" w:hint="default"/>
-        <w:sz w:val="20"/>
-      </w:rPr>
-    </w:lvl>
-    <w:lvl w:ilvl="4" w:tentative="1">
-      <w:start w:val="1"/>
-      <w:numFmt w:val="bullet"/>
-      <w:lvlText w:val=""/>
-      <w:lvlJc w:val="left"/>
-      <w:pPr>
-        <w:tabs>
-          <w:tab w:val="num" w:pos="3600"/>
-        </w:tabs>
-        <w:ind w:left="3600" w:hanging="360"/>
-      </w:pPr>
-      <w:rPr>
-        <w:rFonts w:ascii="Wingdings" w:hAnsi="Wingdings" w:hint="default"/>
-        <w:sz w:val="20"/>
-      </w:rPr>
-    </w:lvl>
-    <w:lvl w:ilvl="5" w:tentative="1">
-      <w:start w:val="1"/>
-      <w:numFmt w:val="bullet"/>
-      <w:lvlText w:val=""/>
-      <w:lvlJc w:val="left"/>
-      <w:pPr>
-        <w:tabs>
-          <w:tab w:val="num" w:pos="4320"/>
-        </w:tabs>
-        <w:ind w:left="4320" w:hanging="360"/>
-      </w:pPr>
-      <w:rPr>
-        <w:rFonts w:ascii="Wingdings" w:hAnsi="Wingdings" w:hint="default"/>
-        <w:sz w:val="20"/>
-      </w:rPr>
-    </w:lvl>
-    <w:lvl w:ilvl="6" w:tentative="1">
-      <w:start w:val="1"/>
-      <w:numFmt w:val="bullet"/>
-      <w:lvlText w:val=""/>
-      <w:lvlJc w:val="left"/>
-      <w:pPr>
-        <w:tabs>
-          <w:tab w:val="num" w:pos="5040"/>
-        </w:tabs>
-        <w:ind w:left="5040" w:hanging="360"/>
-      </w:pPr>
-      <w:rPr>
-        <w:rFonts w:ascii="Wingdings" w:hAnsi="Wingdings" w:hint="default"/>
-        <w:sz w:val="20"/>
-      </w:rPr>
-    </w:lvl>
-    <w:lvl w:ilvl="7" w:tentative="1">
-      <w:start w:val="1"/>
-      <w:numFmt w:val="bullet"/>
-      <w:lvlText w:val=""/>
-      <w:lvlJc w:val="left"/>
-      <w:pPr>
-        <w:tabs>
-          <w:tab w:val="num" w:pos="5760"/>
-        </w:tabs>
-        <w:ind w:left="5760" w:hanging="360"/>
-      </w:pPr>
-      <w:rPr>
-        <w:rFonts w:ascii="Wingdings" w:hAnsi="Wingdings" w:hint="default"/>
-        <w:sz w:val="20"/>
-      </w:rPr>
-    </w:lvl>
-    <w:lvl w:ilvl="8" w:tentative="1">
-      <w:start w:val="1"/>
-      <w:numFmt w:val="bullet"/>
-      <w:lvlText w:val=""/>
-      <w:lvlJc w:val="left"/>
-      <w:pPr>
-        <w:tabs>
-          <w:tab w:val="num" w:pos="6480"/>
-        </w:tabs>
-        <w:ind w:left="6480" w:hanging="360"/>
-      </w:pPr>
-      <w:rPr>
-        <w:rFonts w:ascii="Wingdings" w:hAnsi="Wingdings" w:hint="default"/>
-        <w:sz w:val="20"/>
-      </w:rPr>
-    </w:lvl>
-  </w:abstractNum>
-  <w:abstractNum w:abstractNumId="11" w15:restartNumberingAfterBreak="0">
+  <w:abstractNum w:abstractNumId="7" w15:restartNumberingAfterBreak="0">
     <w:nsid w:val="13DA5009"/>
     <w:multiLevelType w:val="multilevel"/>
     <w:tmpl w:val="77FA1DA2"/>
@@ -18812,156 +18731,7 @@
       </w:rPr>
     </w:lvl>
   </w:abstractNum>
-  <w:abstractNum w:abstractNumId="12" w15:restartNumberingAfterBreak="0">
-    <w:nsid w:val="147E535B"/>
-    <w:multiLevelType w:val="multilevel"/>
-    <w:tmpl w:val="374234C6"/>
-    <w:lvl w:ilvl="0">
-      <w:start w:val="1"/>
-      <w:numFmt w:val="bullet"/>
-      <w:lvlText w:val=""/>
-      <w:lvlJc w:val="left"/>
-      <w:pPr>
-        <w:tabs>
-          <w:tab w:val="num" w:pos="720"/>
-        </w:tabs>
-        <w:ind w:left="720" w:hanging="360"/>
-      </w:pPr>
-      <w:rPr>
-        <w:rFonts w:ascii="Symbol" w:hAnsi="Symbol" w:hint="default"/>
-        <w:sz w:val="20"/>
-      </w:rPr>
-    </w:lvl>
-    <w:lvl w:ilvl="1" w:tentative="1">
-      <w:start w:val="1"/>
-      <w:numFmt w:val="bullet"/>
-      <w:lvlText w:val="o"/>
-      <w:lvlJc w:val="left"/>
-      <w:pPr>
-        <w:tabs>
-          <w:tab w:val="num" w:pos="1440"/>
-        </w:tabs>
-        <w:ind w:left="1440" w:hanging="360"/>
-      </w:pPr>
-      <w:rPr>
-        <w:rFonts w:ascii="Courier New" w:hAnsi="Courier New" w:hint="default"/>
-        <w:sz w:val="20"/>
-      </w:rPr>
-    </w:lvl>
-    <w:lvl w:ilvl="2" w:tentative="1">
-      <w:start w:val="1"/>
-      <w:numFmt w:val="bullet"/>
-      <w:lvlText w:val=""/>
-      <w:lvlJc w:val="left"/>
-      <w:pPr>
-        <w:tabs>
-          <w:tab w:val="num" w:pos="2160"/>
-        </w:tabs>
-        <w:ind w:left="2160" w:hanging="360"/>
-      </w:pPr>
-      <w:rPr>
-        <w:rFonts w:ascii="Wingdings" w:hAnsi="Wingdings" w:hint="default"/>
-        <w:sz w:val="20"/>
-      </w:rPr>
-    </w:lvl>
-    <w:lvl w:ilvl="3" w:tentative="1">
-      <w:start w:val="1"/>
-      <w:numFmt w:val="bullet"/>
-      <w:lvlText w:val=""/>
-      <w:lvlJc w:val="left"/>
-      <w:pPr>
-        <w:tabs>
-          <w:tab w:val="num" w:pos="2880"/>
-        </w:tabs>
-        <w:ind w:left="2880" w:hanging="360"/>
-      </w:pPr>
-      <w:rPr>
-        <w:rFonts w:ascii="Wingdings" w:hAnsi="Wingdings" w:hint="default"/>
-        <w:sz w:val="20"/>
-      </w:rPr>
-    </w:lvl>
-    <w:lvl w:ilvl="4" w:tentative="1">
-      <w:start w:val="1"/>
-      <w:numFmt w:val="bullet"/>
-      <w:lvlText w:val=""/>
-      <w:lvlJc w:val="left"/>
-      <w:pPr>
-        <w:tabs>
-          <w:tab w:val="num" w:pos="3600"/>
-        </w:tabs>
-        <w:ind w:left="3600" w:hanging="360"/>
-      </w:pPr>
-      <w:rPr>
-        <w:rFonts w:ascii="Wingdings" w:hAnsi="Wingdings" w:hint="default"/>
-        <w:sz w:val="20"/>
-      </w:rPr>
-    </w:lvl>
-    <w:lvl w:ilvl="5" w:tentative="1">
-      <w:start w:val="1"/>
-      <w:numFmt w:val="bullet"/>
-      <w:lvlText w:val=""/>
-      <w:lvlJc w:val="left"/>
-      <w:pPr>
-        <w:tabs>
-          <w:tab w:val="num" w:pos="4320"/>
-        </w:tabs>
-        <w:ind w:left="4320" w:hanging="360"/>
-      </w:pPr>
-      <w:rPr>
-        <w:rFonts w:ascii="Wingdings" w:hAnsi="Wingdings" w:hint="default"/>
-        <w:sz w:val="20"/>
-      </w:rPr>
-    </w:lvl>
-    <w:lvl w:ilvl="6" w:tentative="1">
-      <w:start w:val="1"/>
-      <w:numFmt w:val="bullet"/>
-      <w:lvlText w:val=""/>
-      <w:lvlJc w:val="left"/>
-      <w:pPr>
-        <w:tabs>
-          <w:tab w:val="num" w:pos="5040"/>
-        </w:tabs>
-        <w:ind w:left="5040" w:hanging="360"/>
-      </w:pPr>
-      <w:rPr>
-        <w:rFonts w:ascii="Wingdings" w:hAnsi="Wingdings" w:hint="default"/>
-        <w:sz w:val="20"/>
-      </w:rPr>
-    </w:lvl>
-    <w:lvl w:ilvl="7" w:tentative="1">
-      <w:start w:val="1"/>
-      <w:numFmt w:val="bullet"/>
-      <w:lvlText w:val=""/>
-      <w:lvlJc w:val="left"/>
-      <w:pPr>
-        <w:tabs>
-          <w:tab w:val="num" w:pos="5760"/>
-        </w:tabs>
-        <w:ind w:left="5760" w:hanging="360"/>
-      </w:pPr>
-      <w:rPr>
-        <w:rFonts w:ascii="Wingdings" w:hAnsi="Wingdings" w:hint="default"/>
-        <w:sz w:val="20"/>
-      </w:rPr>
-    </w:lvl>
-    <w:lvl w:ilvl="8" w:tentative="1">
-      <w:start w:val="1"/>
-      <w:numFmt w:val="bullet"/>
-      <w:lvlText w:val=""/>
-      <w:lvlJc w:val="left"/>
-      <w:pPr>
-        <w:tabs>
-          <w:tab w:val="num" w:pos="6480"/>
-        </w:tabs>
-        <w:ind w:left="6480" w:hanging="360"/>
-      </w:pPr>
-      <w:rPr>
-        <w:rFonts w:ascii="Wingdings" w:hAnsi="Wingdings" w:hint="default"/>
-        <w:sz w:val="20"/>
-      </w:rPr>
-    </w:lvl>
-  </w:abstractNum>
-  <w:abstractNum w:abstractNumId="13" w15:restartNumberingAfterBreak="0">
+  <w:abstractNum w:abstractNumId="8" w15:restartNumberingAfterBreak="0">
     <w:nsid w:val="152552C0"/>
     <w:multiLevelType w:val="hybridMultilevel"/>
     <w:tmpl w:val="8E62DE5E"/>
@@ -19073,7 +18843,7 @@
       </w:rPr>
     </w:lvl>
   </w:abstractNum>
-  <w:abstractNum w:abstractNumId="14" w15:restartNumberingAfterBreak="0">
+  <w:abstractNum w:abstractNumId="9" w15:restartNumberingAfterBreak="0">
     <w:nsid w:val="152C68DB"/>
     <w:multiLevelType w:val="multilevel"/>
     <w:tmpl w:val="CD12C640"/>
@@ -19222,7 +18992,7 @@
       </w:rPr>
     </w:lvl>
   </w:abstractNum>
-  <w:abstractNum w:abstractNumId="15" w15:restartNumberingAfterBreak="0">
+  <w:abstractNum w:abstractNumId="10" w15:restartNumberingAfterBreak="0">
     <w:nsid w:val="18B80DEA"/>
     <w:multiLevelType w:val="multilevel"/>
     <w:tmpl w:val="E702F54A"/>
@@ -19371,156 +19141,7 @@
       </w:rPr>
     </w:lvl>
   </w:abstractNum>
-  <w:abstractNum w:abstractNumId="16" w15:restartNumberingAfterBreak="0">
-    <w:nsid w:val="1A265626"/>
-    <w:multiLevelType w:val="multilevel"/>
-    <w:tmpl w:val="74882496"/>
-    <w:lvl w:ilvl="0">
-      <w:start w:val="1"/>
-      <w:numFmt w:val="bullet"/>
-      <w:lvlText w:val=""/>
-      <w:lvlJc w:val="left"/>
-      <w:pPr>
-        <w:tabs>
-          <w:tab w:val="num" w:pos="720"/>
-        </w:tabs>
-        <w:ind w:left="720" w:hanging="360"/>
-      </w:pPr>
-      <w:rPr>
-        <w:rFonts w:ascii="Symbol" w:hAnsi="Symbol" w:hint="default"/>
-        <w:sz w:val="20"/>
-      </w:rPr>
-    </w:lvl>
-    <w:lvl w:ilvl="1" w:tentative="1">
-      <w:start w:val="1"/>
-      <w:numFmt w:val="bullet"/>
-      <w:lvlText w:val="o"/>
-      <w:lvlJc w:val="left"/>
-      <w:pPr>
-        <w:tabs>
-          <w:tab w:val="num" w:pos="1440"/>
-        </w:tabs>
-        <w:ind w:left="1440" w:hanging="360"/>
-      </w:pPr>
-      <w:rPr>
-        <w:rFonts w:ascii="Courier New" w:hAnsi="Courier New" w:hint="default"/>
-        <w:sz w:val="20"/>
-      </w:rPr>
-    </w:lvl>
-    <w:lvl w:ilvl="2" w:tentative="1">
-      <w:start w:val="1"/>
-      <w:numFmt w:val="bullet"/>
-      <w:lvlText w:val=""/>
-      <w:lvlJc w:val="left"/>
-      <w:pPr>
-        <w:tabs>
-          <w:tab w:val="num" w:pos="2160"/>
-        </w:tabs>
-        <w:ind w:left="2160" w:hanging="360"/>
-      </w:pPr>
-      <w:rPr>
-        <w:rFonts w:ascii="Wingdings" w:hAnsi="Wingdings" w:hint="default"/>
-        <w:sz w:val="20"/>
-      </w:rPr>
-    </w:lvl>
-    <w:lvl w:ilvl="3" w:tentative="1">
-      <w:start w:val="1"/>
-      <w:numFmt w:val="bullet"/>
-      <w:lvlText w:val=""/>
-      <w:lvlJc w:val="left"/>
-      <w:pPr>
-        <w:tabs>
-          <w:tab w:val="num" w:pos="2880"/>
-        </w:tabs>
-        <w:ind w:left="2880" w:hanging="360"/>
-      </w:pPr>
-      <w:rPr>
-        <w:rFonts w:ascii="Wingdings" w:hAnsi="Wingdings" w:hint="default"/>
-        <w:sz w:val="20"/>
-      </w:rPr>
-    </w:lvl>
-    <w:lvl w:ilvl="4" w:tentative="1">
-      <w:start w:val="1"/>
-      <w:numFmt w:val="bullet"/>
-      <w:lvlText w:val=""/>
-      <w:lvlJc w:val="left"/>
-      <w:pPr>
-        <w:tabs>
-          <w:tab w:val="num" w:pos="3600"/>
-        </w:tabs>
-        <w:ind w:left="3600" w:hanging="360"/>
-      </w:pPr>
-      <w:rPr>
-        <w:rFonts w:ascii="Wingdings" w:hAnsi="Wingdings" w:hint="default"/>
-        <w:sz w:val="20"/>
-      </w:rPr>
-    </w:lvl>
-    <w:lvl w:ilvl="5" w:tentative="1">
-      <w:start w:val="1"/>
-      <w:numFmt w:val="bullet"/>
-      <w:lvlText w:val=""/>
-      <w:lvlJc w:val="left"/>
-      <w:pPr>
-        <w:tabs>
-          <w:tab w:val="num" w:pos="4320"/>
-        </w:tabs>
-        <w:ind w:left="4320" w:hanging="360"/>
-      </w:pPr>
-      <w:rPr>
-        <w:rFonts w:ascii="Wingdings" w:hAnsi="Wingdings" w:hint="default"/>
-        <w:sz w:val="20"/>
-      </w:rPr>
-    </w:lvl>
-    <w:lvl w:ilvl="6" w:tentative="1">
-      <w:start w:val="1"/>
-      <w:numFmt w:val="bullet"/>
-      <w:lvlText w:val=""/>
-      <w:lvlJc w:val="left"/>
-      <w:pPr>
-        <w:tabs>
-          <w:tab w:val="num" w:pos="5040"/>
-        </w:tabs>
-        <w:ind w:left="5040" w:hanging="360"/>
-      </w:pPr>
-      <w:rPr>
-        <w:rFonts w:ascii="Wingdings" w:hAnsi="Wingdings" w:hint="default"/>
-        <w:sz w:val="20"/>
-      </w:rPr>
-    </w:lvl>
-    <w:lvl w:ilvl="7" w:tentative="1">
-      <w:start w:val="1"/>
-      <w:numFmt w:val="bullet"/>
-      <w:lvlText w:val=""/>
-      <w:lvlJc w:val="left"/>
-      <w:pPr>
-        <w:tabs>
-          <w:tab w:val="num" w:pos="5760"/>
-        </w:tabs>
-        <w:ind w:left="5760" w:hanging="360"/>
-      </w:pPr>
-      <w:rPr>
-        <w:rFonts w:ascii="Wingdings" w:hAnsi="Wingdings" w:hint="default"/>
-        <w:sz w:val="20"/>
-      </w:rPr>
-    </w:lvl>
-    <w:lvl w:ilvl="8" w:tentative="1">
-      <w:start w:val="1"/>
-      <w:numFmt w:val="bullet"/>
-      <w:lvlText w:val=""/>
-      <w:lvlJc w:val="left"/>
-      <w:pPr>
-        <w:tabs>
-          <w:tab w:val="num" w:pos="6480"/>
-        </w:tabs>
-        <w:ind w:left="6480" w:hanging="360"/>
-      </w:pPr>
-      <w:rPr>
-        <w:rFonts w:ascii="Wingdings" w:hAnsi="Wingdings" w:hint="default"/>
-        <w:sz w:val="20"/>
-      </w:rPr>
-    </w:lvl>
-  </w:abstractNum>
-  <w:abstractNum w:abstractNumId="17" w15:restartNumberingAfterBreak="0">
+  <w:abstractNum w:abstractNumId="11" w15:restartNumberingAfterBreak="0">
     <w:nsid w:val="1AB36B72"/>
     <w:multiLevelType w:val="multilevel"/>
     <w:tmpl w:val="76007496"/>
@@ -19669,156 +19290,7 @@
       </w:rPr>
     </w:lvl>
   </w:abstractNum>
-  <w:abstractNum w:abstractNumId="18" w15:restartNumberingAfterBreak="0">
-    <w:nsid w:val="1EB543F0"/>
-    <w:multiLevelType w:val="multilevel"/>
-    <w:tmpl w:val="1EE6AA0A"/>
-    <w:lvl w:ilvl="0">
-      <w:start w:val="1"/>
-      <w:numFmt w:val="bullet"/>
-      <w:lvlText w:val=""/>
-      <w:lvlJc w:val="left"/>
-      <w:pPr>
-        <w:tabs>
-          <w:tab w:val="num" w:pos="720"/>
-        </w:tabs>
-        <w:ind w:left="720" w:hanging="360"/>
-      </w:pPr>
-      <w:rPr>
-        <w:rFonts w:ascii="Symbol" w:hAnsi="Symbol" w:hint="default"/>
-        <w:sz w:val="20"/>
-      </w:rPr>
-    </w:lvl>
-    <w:lvl w:ilvl="1" w:tentative="1">
-      <w:start w:val="1"/>
-      <w:numFmt w:val="bullet"/>
-      <w:lvlText w:val="o"/>
-      <w:lvlJc w:val="left"/>
-      <w:pPr>
-        <w:tabs>
-          <w:tab w:val="num" w:pos="1440"/>
-        </w:tabs>
-        <w:ind w:left="1440" w:hanging="360"/>
-      </w:pPr>
-      <w:rPr>
-        <w:rFonts w:ascii="Courier New" w:hAnsi="Courier New" w:hint="default"/>
-        <w:sz w:val="20"/>
-      </w:rPr>
-    </w:lvl>
-    <w:lvl w:ilvl="2" w:tentative="1">
-      <w:start w:val="1"/>
-      <w:numFmt w:val="bullet"/>
-      <w:lvlText w:val=""/>
-      <w:lvlJc w:val="left"/>
-      <w:pPr>
-        <w:tabs>
-          <w:tab w:val="num" w:pos="2160"/>
-        </w:tabs>
-        <w:ind w:left="2160" w:hanging="360"/>
-      </w:pPr>
-      <w:rPr>
-        <w:rFonts w:ascii="Wingdings" w:hAnsi="Wingdings" w:hint="default"/>
-        <w:sz w:val="20"/>
-      </w:rPr>
-    </w:lvl>
-    <w:lvl w:ilvl="3" w:tentative="1">
-      <w:start w:val="1"/>
-      <w:numFmt w:val="bullet"/>
-      <w:lvlText w:val=""/>
-      <w:lvlJc w:val="left"/>
-      <w:pPr>
-        <w:tabs>
-          <w:tab w:val="num" w:pos="2880"/>
-        </w:tabs>
-        <w:ind w:left="2880" w:hanging="360"/>
-      </w:pPr>
-      <w:rPr>
-        <w:rFonts w:ascii="Wingdings" w:hAnsi="Wingdings" w:hint="default"/>
-        <w:sz w:val="20"/>
-      </w:rPr>
-    </w:lvl>
-    <w:lvl w:ilvl="4" w:tentative="1">
-      <w:start w:val="1"/>
-      <w:numFmt w:val="bullet"/>
-      <w:lvlText w:val=""/>
-      <w:lvlJc w:val="left"/>
-      <w:pPr>
-        <w:tabs>
-          <w:tab w:val="num" w:pos="3600"/>
-        </w:tabs>
-        <w:ind w:left="3600" w:hanging="360"/>
-      </w:pPr>
-      <w:rPr>
-        <w:rFonts w:ascii="Wingdings" w:hAnsi="Wingdings" w:hint="default"/>
-        <w:sz w:val="20"/>
-      </w:rPr>
-    </w:lvl>
-    <w:lvl w:ilvl="5" w:tentative="1">
-      <w:start w:val="1"/>
-      <w:numFmt w:val="bullet"/>
-      <w:lvlText w:val=""/>
-      <w:lvlJc w:val="left"/>
-      <w:pPr>
-        <w:tabs>
-          <w:tab w:val="num" w:pos="4320"/>
-        </w:tabs>
-        <w:ind w:left="4320" w:hanging="360"/>
-      </w:pPr>
-      <w:rPr>
-        <w:rFonts w:ascii="Wingdings" w:hAnsi="Wingdings" w:hint="default"/>
-        <w:sz w:val="20"/>
-      </w:rPr>
-    </w:lvl>
-    <w:lvl w:ilvl="6" w:tentative="1">
-      <w:start w:val="1"/>
-      <w:numFmt w:val="bullet"/>
-      <w:lvlText w:val=""/>
-      <w:lvlJc w:val="left"/>
-      <w:pPr>
-        <w:tabs>
-          <w:tab w:val="num" w:pos="5040"/>
-        </w:tabs>
-        <w:ind w:left="5040" w:hanging="360"/>
-      </w:pPr>
-      <w:rPr>
-        <w:rFonts w:ascii="Wingdings" w:hAnsi="Wingdings" w:hint="default"/>
-        <w:sz w:val="20"/>
-      </w:rPr>
-    </w:lvl>
-    <w:lvl w:ilvl="7" w:tentative="1">
-      <w:start w:val="1"/>
-      <w:numFmt w:val="bullet"/>
-      <w:lvlText w:val=""/>
-      <w:lvlJc w:val="left"/>
-      <w:pPr>
-        <w:tabs>
-          <w:tab w:val="num" w:pos="5760"/>
-        </w:tabs>
-        <w:ind w:left="5760" w:hanging="360"/>
-      </w:pPr>
-      <w:rPr>
-        <w:rFonts w:ascii="Wingdings" w:hAnsi="Wingdings" w:hint="default"/>
-        <w:sz w:val="20"/>
-      </w:rPr>
-    </w:lvl>
-    <w:lvl w:ilvl="8" w:tentative="1">
-      <w:start w:val="1"/>
-      <w:numFmt w:val="bullet"/>
-      <w:lvlText w:val=""/>
-      <w:lvlJc w:val="left"/>
-      <w:pPr>
-        <w:tabs>
-          <w:tab w:val="num" w:pos="6480"/>
-        </w:tabs>
-        <w:ind w:left="6480" w:hanging="360"/>
-      </w:pPr>
-      <w:rPr>
-        <w:rFonts w:ascii="Wingdings" w:hAnsi="Wingdings" w:hint="default"/>
-        <w:sz w:val="20"/>
-      </w:rPr>
-    </w:lvl>
-  </w:abstractNum>
-  <w:abstractNum w:abstractNumId="19" w15:restartNumberingAfterBreak="0">
+  <w:abstractNum w:abstractNumId="12" w15:restartNumberingAfterBreak="0">
     <w:nsid w:val="23787A47"/>
     <w:multiLevelType w:val="multilevel"/>
     <w:tmpl w:val="7436C108"/>
@@ -19967,7 +19439,7 @@
       </w:rPr>
     </w:lvl>
   </w:abstractNum>
-  <w:abstractNum w:abstractNumId="20" w15:restartNumberingAfterBreak="0">
+  <w:abstractNum w:abstractNumId="13" w15:restartNumberingAfterBreak="0">
     <w:nsid w:val="2397227D"/>
     <w:multiLevelType w:val="multilevel"/>
     <w:tmpl w:val="BEEAA54A"/>
@@ -20080,10 +19552,10 @@
       </w:pPr>
     </w:lvl>
   </w:abstractNum>
-  <w:abstractNum w:abstractNumId="21" w15:restartNumberingAfterBreak="0">
-    <w:nsid w:val="2FC43C3E"/>
+  <w:abstractNum w:abstractNumId="14" w15:restartNumberingAfterBreak="0">
+    <w:nsid w:val="310B2681"/>
     <w:multiLevelType w:val="multilevel"/>
-    <w:tmpl w:val="A5462164"/>
+    <w:tmpl w:val="9418DE66"/>
     <w:lvl w:ilvl="0">
       <w:start w:val="1"/>
       <w:numFmt w:val="bullet"/>
@@ -20229,156 +19701,7 @@
       </w:rPr>
     </w:lvl>
   </w:abstractNum>
-  <w:abstractNum w:abstractNumId="22" w15:restartNumberingAfterBreak="0">
-    <w:nsid w:val="310F50AB"/>
-    <w:multiLevelType w:val="multilevel"/>
-    <w:tmpl w:val="0128D090"/>
-    <w:lvl w:ilvl="0">
-      <w:start w:val="1"/>
-      <w:numFmt w:val="bullet"/>
-      <w:lvlText w:val=""/>
-      <w:lvlJc w:val="left"/>
-      <w:pPr>
-        <w:tabs>
-          <w:tab w:val="num" w:pos="720"/>
-        </w:tabs>
-        <w:ind w:left="720" w:hanging="360"/>
-      </w:pPr>
-      <w:rPr>
-        <w:rFonts w:ascii="Symbol" w:hAnsi="Symbol" w:hint="default"/>
-        <w:sz w:val="20"/>
-      </w:rPr>
-    </w:lvl>
-    <w:lvl w:ilvl="1" w:tentative="1">
-      <w:start w:val="1"/>
-      <w:numFmt w:val="bullet"/>
-      <w:lvlText w:val="o"/>
-      <w:lvlJc w:val="left"/>
-      <w:pPr>
-        <w:tabs>
-          <w:tab w:val="num" w:pos="1440"/>
-        </w:tabs>
-        <w:ind w:left="1440" w:hanging="360"/>
-      </w:pPr>
-      <w:rPr>
-        <w:rFonts w:ascii="Courier New" w:hAnsi="Courier New" w:hint="default"/>
-        <w:sz w:val="20"/>
-      </w:rPr>
-    </w:lvl>
-    <w:lvl w:ilvl="2" w:tentative="1">
-      <w:start w:val="1"/>
-      <w:numFmt w:val="bullet"/>
-      <w:lvlText w:val=""/>
-      <w:lvlJc w:val="left"/>
-      <w:pPr>
-        <w:tabs>
-          <w:tab w:val="num" w:pos="2160"/>
-        </w:tabs>
-        <w:ind w:left="2160" w:hanging="360"/>
-      </w:pPr>
-      <w:rPr>
-        <w:rFonts w:ascii="Wingdings" w:hAnsi="Wingdings" w:hint="default"/>
-        <w:sz w:val="20"/>
-      </w:rPr>
-    </w:lvl>
-    <w:lvl w:ilvl="3" w:tentative="1">
-      <w:start w:val="1"/>
-      <w:numFmt w:val="bullet"/>
-      <w:lvlText w:val=""/>
-      <w:lvlJc w:val="left"/>
-      <w:pPr>
-        <w:tabs>
-          <w:tab w:val="num" w:pos="2880"/>
-        </w:tabs>
-        <w:ind w:left="2880" w:hanging="360"/>
-      </w:pPr>
-      <w:rPr>
-        <w:rFonts w:ascii="Wingdings" w:hAnsi="Wingdings" w:hint="default"/>
-        <w:sz w:val="20"/>
-      </w:rPr>
-    </w:lvl>
-    <w:lvl w:ilvl="4" w:tentative="1">
-      <w:start w:val="1"/>
-      <w:numFmt w:val="bullet"/>
-      <w:lvlText w:val=""/>
-      <w:lvlJc w:val="left"/>
-      <w:pPr>
-        <w:tabs>
-          <w:tab w:val="num" w:pos="3600"/>
-        </w:tabs>
-        <w:ind w:left="3600" w:hanging="360"/>
-      </w:pPr>
-      <w:rPr>
-        <w:rFonts w:ascii="Wingdings" w:hAnsi="Wingdings" w:hint="default"/>
-        <w:sz w:val="20"/>
-      </w:rPr>
-    </w:lvl>
-    <w:lvl w:ilvl="5" w:tentative="1">
-      <w:start w:val="1"/>
-      <w:numFmt w:val="bullet"/>
-      <w:lvlText w:val=""/>
-      <w:lvlJc w:val="left"/>
-      <w:pPr>
-        <w:tabs>
-          <w:tab w:val="num" w:pos="4320"/>
-        </w:tabs>
-        <w:ind w:left="4320" w:hanging="360"/>
-      </w:pPr>
-      <w:rPr>
-        <w:rFonts w:ascii="Wingdings" w:hAnsi="Wingdings" w:hint="default"/>
-        <w:sz w:val="20"/>
-      </w:rPr>
-    </w:lvl>
-    <w:lvl w:ilvl="6" w:tentative="1">
-      <w:start w:val="1"/>
-      <w:numFmt w:val="bullet"/>
-      <w:lvlText w:val=""/>
-      <w:lvlJc w:val="left"/>
-      <w:pPr>
-        <w:tabs>
-          <w:tab w:val="num" w:pos="5040"/>
-        </w:tabs>
-        <w:ind w:left="5040" w:hanging="360"/>
-      </w:pPr>
-      <w:rPr>
-        <w:rFonts w:ascii="Wingdings" w:hAnsi="Wingdings" w:hint="default"/>
-        <w:sz w:val="20"/>
-      </w:rPr>
-    </w:lvl>
-    <w:lvl w:ilvl="7" w:tentative="1">
-      <w:start w:val="1"/>
-      <w:numFmt w:val="bullet"/>
-      <w:lvlText w:val=""/>
-      <w:lvlJc w:val="left"/>
-      <w:pPr>
-        <w:tabs>
-          <w:tab w:val="num" w:pos="5760"/>
-        </w:tabs>
-        <w:ind w:left="5760" w:hanging="360"/>
-      </w:pPr>
-      <w:rPr>
-        <w:rFonts w:ascii="Wingdings" w:hAnsi="Wingdings" w:hint="default"/>
-        <w:sz w:val="20"/>
-      </w:rPr>
-    </w:lvl>
-    <w:lvl w:ilvl="8" w:tentative="1">
-      <w:start w:val="1"/>
-      <w:numFmt w:val="bullet"/>
-      <w:lvlText w:val=""/>
-      <w:lvlJc w:val="left"/>
-      <w:pPr>
-        <w:tabs>
-          <w:tab w:val="num" w:pos="6480"/>
-        </w:tabs>
-        <w:ind w:left="6480" w:hanging="360"/>
-      </w:pPr>
-      <w:rPr>
-        <w:rFonts w:ascii="Wingdings" w:hAnsi="Wingdings" w:hint="default"/>
-        <w:sz w:val="20"/>
-      </w:rPr>
-    </w:lvl>
-  </w:abstractNum>
-  <w:abstractNum w:abstractNumId="23" w15:restartNumberingAfterBreak="0">
+  <w:abstractNum w:abstractNumId="15" w15:restartNumberingAfterBreak="0">
     <w:nsid w:val="311E0ECE"/>
     <w:multiLevelType w:val="multilevel"/>
     <w:tmpl w:val="56CC266C"/>
@@ -20527,7 +19850,7 @@
       </w:rPr>
     </w:lvl>
   </w:abstractNum>
-  <w:abstractNum w:abstractNumId="24" w15:restartNumberingAfterBreak="0">
+  <w:abstractNum w:abstractNumId="16" w15:restartNumberingAfterBreak="0">
     <w:nsid w:val="32CB41EF"/>
     <w:multiLevelType w:val="multilevel"/>
     <w:tmpl w:val="7A4C5A86"/>
@@ -20676,7 +19999,7 @@
       </w:rPr>
     </w:lvl>
   </w:abstractNum>
-  <w:abstractNum w:abstractNumId="25" w15:restartNumberingAfterBreak="0">
+  <w:abstractNum w:abstractNumId="17" w15:restartNumberingAfterBreak="0">
     <w:nsid w:val="33C3014B"/>
     <w:multiLevelType w:val="hybridMultilevel"/>
     <w:tmpl w:val="51721322"/>
@@ -20762,752 +20085,7 @@
       </w:pPr>
     </w:lvl>
   </w:abstractNum>
-  <w:abstractNum w:abstractNumId="26" w15:restartNumberingAfterBreak="0">
-    <w:nsid w:val="369D5F20"/>
-    <w:multiLevelType w:val="multilevel"/>
-    <w:tmpl w:val="32AAE9F6"/>
-    <w:lvl w:ilvl="0">
-      <w:start w:val="1"/>
-      <w:numFmt w:val="bullet"/>
-      <w:lvlText w:val=""/>
-      <w:lvlJc w:val="left"/>
-      <w:pPr>
-        <w:tabs>
-          <w:tab w:val="num" w:pos="720"/>
-        </w:tabs>
-        <w:ind w:left="720" w:hanging="360"/>
-      </w:pPr>
-      <w:rPr>
-        <w:rFonts w:ascii="Symbol" w:hAnsi="Symbol" w:hint="default"/>
-        <w:sz w:val="20"/>
-      </w:rPr>
-    </w:lvl>
-    <w:lvl w:ilvl="1" w:tentative="1">
-      <w:start w:val="1"/>
-      <w:numFmt w:val="bullet"/>
-      <w:lvlText w:val="o"/>
-      <w:lvlJc w:val="left"/>
-      <w:pPr>
-        <w:tabs>
-          <w:tab w:val="num" w:pos="1440"/>
-        </w:tabs>
-        <w:ind w:left="1440" w:hanging="360"/>
-      </w:pPr>
-      <w:rPr>
-        <w:rFonts w:ascii="Courier New" w:hAnsi="Courier New" w:hint="default"/>
-        <w:sz w:val="20"/>
-      </w:rPr>
-    </w:lvl>
-    <w:lvl w:ilvl="2" w:tentative="1">
-      <w:start w:val="1"/>
-      <w:numFmt w:val="bullet"/>
-      <w:lvlText w:val=""/>
-      <w:lvlJc w:val="left"/>
-      <w:pPr>
-        <w:tabs>
-          <w:tab w:val="num" w:pos="2160"/>
-        </w:tabs>
-        <w:ind w:left="2160" w:hanging="360"/>
-      </w:pPr>
-      <w:rPr>
-        <w:rFonts w:ascii="Wingdings" w:hAnsi="Wingdings" w:hint="default"/>
-        <w:sz w:val="20"/>
-      </w:rPr>
-    </w:lvl>
-    <w:lvl w:ilvl="3" w:tentative="1">
-      <w:start w:val="1"/>
-      <w:numFmt w:val="bullet"/>
-      <w:lvlText w:val=""/>
-      <w:lvlJc w:val="left"/>
-      <w:pPr>
-        <w:tabs>
-          <w:tab w:val="num" w:pos="2880"/>
-        </w:tabs>
-        <w:ind w:left="2880" w:hanging="360"/>
-      </w:pPr>
-      <w:rPr>
-        <w:rFonts w:ascii="Wingdings" w:hAnsi="Wingdings" w:hint="default"/>
-        <w:sz w:val="20"/>
-      </w:rPr>
-    </w:lvl>
-    <w:lvl w:ilvl="4" w:tentative="1">
-      <w:start w:val="1"/>
-      <w:numFmt w:val="bullet"/>
-      <w:lvlText w:val=""/>
-      <w:lvlJc w:val="left"/>
-      <w:pPr>
-        <w:tabs>
-          <w:tab w:val="num" w:pos="3600"/>
-        </w:tabs>
-        <w:ind w:left="3600" w:hanging="360"/>
-      </w:pPr>
-      <w:rPr>
-        <w:rFonts w:ascii="Wingdings" w:hAnsi="Wingdings" w:hint="default"/>
-        <w:sz w:val="20"/>
-      </w:rPr>
-    </w:lvl>
-    <w:lvl w:ilvl="5" w:tentative="1">
-      <w:start w:val="1"/>
-      <w:numFmt w:val="bullet"/>
-      <w:lvlText w:val=""/>
-      <w:lvlJc w:val="left"/>
-      <w:pPr>
-        <w:tabs>
-          <w:tab w:val="num" w:pos="4320"/>
-        </w:tabs>
-        <w:ind w:left="4320" w:hanging="360"/>
-      </w:pPr>
-      <w:rPr>
-        <w:rFonts w:ascii="Wingdings" w:hAnsi="Wingdings" w:hint="default"/>
-        <w:sz w:val="20"/>
-      </w:rPr>
-    </w:lvl>
-    <w:lvl w:ilvl="6" w:tentative="1">
-      <w:start w:val="1"/>
-      <w:numFmt w:val="bullet"/>
-      <w:lvlText w:val=""/>
-      <w:lvlJc w:val="left"/>
-      <w:pPr>
-        <w:tabs>
-          <w:tab w:val="num" w:pos="5040"/>
-        </w:tabs>
-        <w:ind w:left="5040" w:hanging="360"/>
-      </w:pPr>
-      <w:rPr>
-        <w:rFonts w:ascii="Wingdings" w:hAnsi="Wingdings" w:hint="default"/>
-        <w:sz w:val="20"/>
-      </w:rPr>
-    </w:lvl>
-    <w:lvl w:ilvl="7" w:tentative="1">
-      <w:start w:val="1"/>
-      <w:numFmt w:val="bullet"/>
-      <w:lvlText w:val=""/>
-      <w:lvlJc w:val="left"/>
-      <w:pPr>
-        <w:tabs>
-          <w:tab w:val="num" w:pos="5760"/>
-        </w:tabs>
-        <w:ind w:left="5760" w:hanging="360"/>
-      </w:pPr>
-      <w:rPr>
-        <w:rFonts w:ascii="Wingdings" w:hAnsi="Wingdings" w:hint="default"/>
-        <w:sz w:val="20"/>
-      </w:rPr>
-    </w:lvl>
-    <w:lvl w:ilvl="8" w:tentative="1">
-      <w:start w:val="1"/>
-      <w:numFmt w:val="bullet"/>
-      <w:lvlText w:val=""/>
-      <w:lvlJc w:val="left"/>
-      <w:pPr>
-        <w:tabs>
-          <w:tab w:val="num" w:pos="6480"/>
-        </w:tabs>
-        <w:ind w:left="6480" w:hanging="360"/>
-      </w:pPr>
-      <w:rPr>
-        <w:rFonts w:ascii="Wingdings" w:hAnsi="Wingdings" w:hint="default"/>
-        <w:sz w:val="20"/>
-      </w:rPr>
-    </w:lvl>
-  </w:abstractNum>
-  <w:abstractNum w:abstractNumId="27" w15:restartNumberingAfterBreak="0">
-    <w:nsid w:val="379D4D97"/>
-    <w:multiLevelType w:val="multilevel"/>
-    <w:tmpl w:val="C07E22FC"/>
-    <w:lvl w:ilvl="0">
-      <w:start w:val="1"/>
-      <w:numFmt w:val="bullet"/>
-      <w:lvlText w:val=""/>
-      <w:lvlJc w:val="left"/>
-      <w:pPr>
-        <w:tabs>
-          <w:tab w:val="num" w:pos="720"/>
-        </w:tabs>
-        <w:ind w:left="720" w:hanging="360"/>
-      </w:pPr>
-      <w:rPr>
-        <w:rFonts w:ascii="Symbol" w:hAnsi="Symbol" w:hint="default"/>
-        <w:sz w:val="20"/>
-      </w:rPr>
-    </w:lvl>
-    <w:lvl w:ilvl="1">
-      <w:start w:val="1"/>
-      <w:numFmt w:val="bullet"/>
-      <w:lvlText w:val="o"/>
-      <w:lvlJc w:val="left"/>
-      <w:pPr>
-        <w:tabs>
-          <w:tab w:val="num" w:pos="1440"/>
-        </w:tabs>
-        <w:ind w:left="1440" w:hanging="360"/>
-      </w:pPr>
-      <w:rPr>
-        <w:rFonts w:ascii="Courier New" w:hAnsi="Courier New" w:hint="default"/>
-        <w:sz w:val="20"/>
-      </w:rPr>
-    </w:lvl>
-    <w:lvl w:ilvl="2" w:tentative="1">
-      <w:start w:val="1"/>
-      <w:numFmt w:val="bullet"/>
-      <w:lvlText w:val=""/>
-      <w:lvlJc w:val="left"/>
-      <w:pPr>
-        <w:tabs>
-          <w:tab w:val="num" w:pos="2160"/>
-        </w:tabs>
-        <w:ind w:left="2160" w:hanging="360"/>
-      </w:pPr>
-      <w:rPr>
-        <w:rFonts w:ascii="Wingdings" w:hAnsi="Wingdings" w:hint="default"/>
-        <w:sz w:val="20"/>
-      </w:rPr>
-    </w:lvl>
-    <w:lvl w:ilvl="3" w:tentative="1">
-      <w:start w:val="1"/>
-      <w:numFmt w:val="bullet"/>
-      <w:lvlText w:val=""/>
-      <w:lvlJc w:val="left"/>
-      <w:pPr>
-        <w:tabs>
-          <w:tab w:val="num" w:pos="2880"/>
-        </w:tabs>
-        <w:ind w:left="2880" w:hanging="360"/>
-      </w:pPr>
-      <w:rPr>
-        <w:rFonts w:ascii="Wingdings" w:hAnsi="Wingdings" w:hint="default"/>
-        <w:sz w:val="20"/>
-      </w:rPr>
-    </w:lvl>
-    <w:lvl w:ilvl="4" w:tentative="1">
-      <w:start w:val="1"/>
-      <w:numFmt w:val="bullet"/>
-      <w:lvlText w:val=""/>
-      <w:lvlJc w:val="left"/>
-      <w:pPr>
-        <w:tabs>
-          <w:tab w:val="num" w:pos="3600"/>
-        </w:tabs>
-        <w:ind w:left="3600" w:hanging="360"/>
-      </w:pPr>
-      <w:rPr>
-        <w:rFonts w:ascii="Wingdings" w:hAnsi="Wingdings" w:hint="default"/>
-        <w:sz w:val="20"/>
-      </w:rPr>
-    </w:lvl>
-    <w:lvl w:ilvl="5" w:tentative="1">
-      <w:start w:val="1"/>
-      <w:numFmt w:val="bullet"/>
-      <w:lvlText w:val=""/>
-      <w:lvlJc w:val="left"/>
-      <w:pPr>
-        <w:tabs>
-          <w:tab w:val="num" w:pos="4320"/>
-        </w:tabs>
-        <w:ind w:left="4320" w:hanging="360"/>
-      </w:pPr>
-      <w:rPr>
-        <w:rFonts w:ascii="Wingdings" w:hAnsi="Wingdings" w:hint="default"/>
-        <w:sz w:val="20"/>
-      </w:rPr>
-    </w:lvl>
-    <w:lvl w:ilvl="6" w:tentative="1">
-      <w:start w:val="1"/>
-      <w:numFmt w:val="bullet"/>
-      <w:lvlText w:val=""/>
-      <w:lvlJc w:val="left"/>
-      <w:pPr>
-        <w:tabs>
-          <w:tab w:val="num" w:pos="5040"/>
-        </w:tabs>
-        <w:ind w:left="5040" w:hanging="360"/>
-      </w:pPr>
-      <w:rPr>
-        <w:rFonts w:ascii="Wingdings" w:hAnsi="Wingdings" w:hint="default"/>
-        <w:sz w:val="20"/>
-      </w:rPr>
-    </w:lvl>
-    <w:lvl w:ilvl="7" w:tentative="1">
-      <w:start w:val="1"/>
-      <w:numFmt w:val="bullet"/>
-      <w:lvlText w:val=""/>
-      <w:lvlJc w:val="left"/>
-      <w:pPr>
-        <w:tabs>
-          <w:tab w:val="num" w:pos="5760"/>
-        </w:tabs>
-        <w:ind w:left="5760" w:hanging="360"/>
-      </w:pPr>
-      <w:rPr>
-        <w:rFonts w:ascii="Wingdings" w:hAnsi="Wingdings" w:hint="default"/>
-        <w:sz w:val="20"/>
-      </w:rPr>
-    </w:lvl>
-    <w:lvl w:ilvl="8" w:tentative="1">
-      <w:start w:val="1"/>
-      <w:numFmt w:val="bullet"/>
-      <w:lvlText w:val=""/>
-      <w:lvlJc w:val="left"/>
-      <w:pPr>
-        <w:tabs>
-          <w:tab w:val="num" w:pos="6480"/>
-        </w:tabs>
-        <w:ind w:left="6480" w:hanging="360"/>
-      </w:pPr>
-      <w:rPr>
-        <w:rFonts w:ascii="Wingdings" w:hAnsi="Wingdings" w:hint="default"/>
-        <w:sz w:val="20"/>
-      </w:rPr>
-    </w:lvl>
-  </w:abstractNum>
-  <w:abstractNum w:abstractNumId="28" w15:restartNumberingAfterBreak="0">
-    <w:nsid w:val="37E21760"/>
-    <w:multiLevelType w:val="multilevel"/>
-    <w:tmpl w:val="D388BF6A"/>
-    <w:lvl w:ilvl="0">
-      <w:start w:val="1"/>
-      <w:numFmt w:val="bullet"/>
-      <w:lvlText w:val=""/>
-      <w:lvlJc w:val="left"/>
-      <w:pPr>
-        <w:tabs>
-          <w:tab w:val="num" w:pos="720"/>
-        </w:tabs>
-        <w:ind w:left="720" w:hanging="360"/>
-      </w:pPr>
-      <w:rPr>
-        <w:rFonts w:ascii="Symbol" w:hAnsi="Symbol" w:hint="default"/>
-        <w:sz w:val="20"/>
-      </w:rPr>
-    </w:lvl>
-    <w:lvl w:ilvl="1">
-      <w:start w:val="1"/>
-      <w:numFmt w:val="bullet"/>
-      <w:lvlText w:val="o"/>
-      <w:lvlJc w:val="left"/>
-      <w:pPr>
-        <w:tabs>
-          <w:tab w:val="num" w:pos="1440"/>
-        </w:tabs>
-        <w:ind w:left="1440" w:hanging="360"/>
-      </w:pPr>
-      <w:rPr>
-        <w:rFonts w:ascii="Courier New" w:hAnsi="Courier New" w:hint="default"/>
-        <w:sz w:val="20"/>
-      </w:rPr>
-    </w:lvl>
-    <w:lvl w:ilvl="2" w:tentative="1">
-      <w:start w:val="1"/>
-      <w:numFmt w:val="bullet"/>
-      <w:lvlText w:val=""/>
-      <w:lvlJc w:val="left"/>
-      <w:pPr>
-        <w:tabs>
-          <w:tab w:val="num" w:pos="2160"/>
-        </w:tabs>
-        <w:ind w:left="2160" w:hanging="360"/>
-      </w:pPr>
-      <w:rPr>
-        <w:rFonts w:ascii="Wingdings" w:hAnsi="Wingdings" w:hint="default"/>
-        <w:sz w:val="20"/>
-      </w:rPr>
-    </w:lvl>
-    <w:lvl w:ilvl="3" w:tentative="1">
-      <w:start w:val="1"/>
-      <w:numFmt w:val="bullet"/>
-      <w:lvlText w:val=""/>
-      <w:lvlJc w:val="left"/>
-      <w:pPr>
-        <w:tabs>
-          <w:tab w:val="num" w:pos="2880"/>
-        </w:tabs>
-        <w:ind w:left="2880" w:hanging="360"/>
-      </w:pPr>
-      <w:rPr>
-        <w:rFonts w:ascii="Wingdings" w:hAnsi="Wingdings" w:hint="default"/>
-        <w:sz w:val="20"/>
-      </w:rPr>
-    </w:lvl>
-    <w:lvl w:ilvl="4" w:tentative="1">
-      <w:start w:val="1"/>
-      <w:numFmt w:val="bullet"/>
-      <w:lvlText w:val=""/>
-      <w:lvlJc w:val="left"/>
-      <w:pPr>
-        <w:tabs>
-          <w:tab w:val="num" w:pos="3600"/>
-        </w:tabs>
-        <w:ind w:left="3600" w:hanging="360"/>
-      </w:pPr>
-      <w:rPr>
-        <w:rFonts w:ascii="Wingdings" w:hAnsi="Wingdings" w:hint="default"/>
-        <w:sz w:val="20"/>
-      </w:rPr>
-    </w:lvl>
-    <w:lvl w:ilvl="5" w:tentative="1">
-      <w:start w:val="1"/>
-      <w:numFmt w:val="bullet"/>
-      <w:lvlText w:val=""/>
-      <w:lvlJc w:val="left"/>
-      <w:pPr>
-        <w:tabs>
-          <w:tab w:val="num" w:pos="4320"/>
-        </w:tabs>
-        <w:ind w:left="4320" w:hanging="360"/>
-      </w:pPr>
-      <w:rPr>
-        <w:rFonts w:ascii="Wingdings" w:hAnsi="Wingdings" w:hint="default"/>
-        <w:sz w:val="20"/>
-      </w:rPr>
-    </w:lvl>
-    <w:lvl w:ilvl="6" w:tentative="1">
-      <w:start w:val="1"/>
-      <w:numFmt w:val="bullet"/>
-      <w:lvlText w:val=""/>
-      <w:lvlJc w:val="left"/>
-      <w:pPr>
-        <w:tabs>
-          <w:tab w:val="num" w:pos="5040"/>
-        </w:tabs>
-        <w:ind w:left="5040" w:hanging="360"/>
-      </w:pPr>
-      <w:rPr>
-        <w:rFonts w:ascii="Wingdings" w:hAnsi="Wingdings" w:hint="default"/>
-        <w:sz w:val="20"/>
-      </w:rPr>
-    </w:lvl>
-    <w:lvl w:ilvl="7" w:tentative="1">
-      <w:start w:val="1"/>
-      <w:numFmt w:val="bullet"/>
-      <w:lvlText w:val=""/>
-      <w:lvlJc w:val="left"/>
-      <w:pPr>
-        <w:tabs>
-          <w:tab w:val="num" w:pos="5760"/>
-        </w:tabs>
-        <w:ind w:left="5760" w:hanging="360"/>
-      </w:pPr>
-      <w:rPr>
-        <w:rFonts w:ascii="Wingdings" w:hAnsi="Wingdings" w:hint="default"/>
-        <w:sz w:val="20"/>
-      </w:rPr>
-    </w:lvl>
-    <w:lvl w:ilvl="8" w:tentative="1">
-      <w:start w:val="1"/>
-      <w:numFmt w:val="bullet"/>
-      <w:lvlText w:val=""/>
-      <w:lvlJc w:val="left"/>
-      <w:pPr>
-        <w:tabs>
-          <w:tab w:val="num" w:pos="6480"/>
-        </w:tabs>
-        <w:ind w:left="6480" w:hanging="360"/>
-      </w:pPr>
-      <w:rPr>
-        <w:rFonts w:ascii="Wingdings" w:hAnsi="Wingdings" w:hint="default"/>
-        <w:sz w:val="20"/>
-      </w:rPr>
-    </w:lvl>
-  </w:abstractNum>
-  <w:abstractNum w:abstractNumId="29" w15:restartNumberingAfterBreak="0">
-    <w:nsid w:val="3A3D76DD"/>
-    <w:multiLevelType w:val="multilevel"/>
-    <w:tmpl w:val="86446CE8"/>
-    <w:lvl w:ilvl="0">
-      <w:start w:val="1"/>
-      <w:numFmt w:val="bullet"/>
-      <w:lvlText w:val=""/>
-      <w:lvlJc w:val="left"/>
-      <w:pPr>
-        <w:tabs>
-          <w:tab w:val="num" w:pos="720"/>
-        </w:tabs>
-        <w:ind w:left="720" w:hanging="360"/>
-      </w:pPr>
-      <w:rPr>
-        <w:rFonts w:ascii="Symbol" w:hAnsi="Symbol" w:hint="default"/>
-        <w:sz w:val="20"/>
-      </w:rPr>
-    </w:lvl>
-    <w:lvl w:ilvl="1" w:tentative="1">
-      <w:start w:val="1"/>
-      <w:numFmt w:val="bullet"/>
-      <w:lvlText w:val="o"/>
-      <w:lvlJc w:val="left"/>
-      <w:pPr>
-        <w:tabs>
-          <w:tab w:val="num" w:pos="1440"/>
-        </w:tabs>
-        <w:ind w:left="1440" w:hanging="360"/>
-      </w:pPr>
-      <w:rPr>
-        <w:rFonts w:ascii="Courier New" w:hAnsi="Courier New" w:hint="default"/>
-        <w:sz w:val="20"/>
-      </w:rPr>
-    </w:lvl>
-    <w:lvl w:ilvl="2" w:tentative="1">
-      <w:start w:val="1"/>
-      <w:numFmt w:val="bullet"/>
-      <w:lvlText w:val=""/>
-      <w:lvlJc w:val="left"/>
-      <w:pPr>
-        <w:tabs>
-          <w:tab w:val="num" w:pos="2160"/>
-        </w:tabs>
-        <w:ind w:left="2160" w:hanging="360"/>
-      </w:pPr>
-      <w:rPr>
-        <w:rFonts w:ascii="Wingdings" w:hAnsi="Wingdings" w:hint="default"/>
-        <w:sz w:val="20"/>
-      </w:rPr>
-    </w:lvl>
-    <w:lvl w:ilvl="3" w:tentative="1">
-      <w:start w:val="1"/>
-      <w:numFmt w:val="bullet"/>
-      <w:lvlText w:val=""/>
-      <w:lvlJc w:val="left"/>
-      <w:pPr>
-        <w:tabs>
-          <w:tab w:val="num" w:pos="2880"/>
-        </w:tabs>
-        <w:ind w:left="2880" w:hanging="360"/>
-      </w:pPr>
-      <w:rPr>
-        <w:rFonts w:ascii="Wingdings" w:hAnsi="Wingdings" w:hint="default"/>
-        <w:sz w:val="20"/>
-      </w:rPr>
-    </w:lvl>
-    <w:lvl w:ilvl="4" w:tentative="1">
-      <w:start w:val="1"/>
-      <w:numFmt w:val="bullet"/>
-      <w:lvlText w:val=""/>
-      <w:lvlJc w:val="left"/>
-      <w:pPr>
-        <w:tabs>
-          <w:tab w:val="num" w:pos="3600"/>
-        </w:tabs>
-        <w:ind w:left="3600" w:hanging="360"/>
-      </w:pPr>
-      <w:rPr>
-        <w:rFonts w:ascii="Wingdings" w:hAnsi="Wingdings" w:hint="default"/>
-        <w:sz w:val="20"/>
-      </w:rPr>
-    </w:lvl>
-    <w:lvl w:ilvl="5" w:tentative="1">
-      <w:start w:val="1"/>
-      <w:numFmt w:val="bullet"/>
-      <w:lvlText w:val=""/>
-      <w:lvlJc w:val="left"/>
-      <w:pPr>
-        <w:tabs>
-          <w:tab w:val="num" w:pos="4320"/>
-        </w:tabs>
-        <w:ind w:left="4320" w:hanging="360"/>
-      </w:pPr>
-      <w:rPr>
-        <w:rFonts w:ascii="Wingdings" w:hAnsi="Wingdings" w:hint="default"/>
-        <w:sz w:val="20"/>
-      </w:rPr>
-    </w:lvl>
-    <w:lvl w:ilvl="6" w:tentative="1">
-      <w:start w:val="1"/>
-      <w:numFmt w:val="bullet"/>
-      <w:lvlText w:val=""/>
-      <w:lvlJc w:val="left"/>
-      <w:pPr>
-        <w:tabs>
-          <w:tab w:val="num" w:pos="5040"/>
-        </w:tabs>
-        <w:ind w:left="5040" w:hanging="360"/>
-      </w:pPr>
-      <w:rPr>
-        <w:rFonts w:ascii="Wingdings" w:hAnsi="Wingdings" w:hint="default"/>
-        <w:sz w:val="20"/>
-      </w:rPr>
-    </w:lvl>
-    <w:lvl w:ilvl="7" w:tentative="1">
-      <w:start w:val="1"/>
-      <w:numFmt w:val="bullet"/>
-      <w:lvlText w:val=""/>
-      <w:lvlJc w:val="left"/>
-      <w:pPr>
-        <w:tabs>
-          <w:tab w:val="num" w:pos="5760"/>
-        </w:tabs>
-        <w:ind w:left="5760" w:hanging="360"/>
-      </w:pPr>
-      <w:rPr>
-        <w:rFonts w:ascii="Wingdings" w:hAnsi="Wingdings" w:hint="default"/>
-        <w:sz w:val="20"/>
-      </w:rPr>
-    </w:lvl>
-    <w:lvl w:ilvl="8" w:tentative="1">
-      <w:start w:val="1"/>
-      <w:numFmt w:val="bullet"/>
-      <w:lvlText w:val=""/>
-      <w:lvlJc w:val="left"/>
-      <w:pPr>
-        <w:tabs>
-          <w:tab w:val="num" w:pos="6480"/>
-        </w:tabs>
-        <w:ind w:left="6480" w:hanging="360"/>
-      </w:pPr>
-      <w:rPr>
-        <w:rFonts w:ascii="Wingdings" w:hAnsi="Wingdings" w:hint="default"/>
-        <w:sz w:val="20"/>
-      </w:rPr>
-    </w:lvl>
-  </w:abstractNum>
-  <w:abstractNum w:abstractNumId="30" w15:restartNumberingAfterBreak="0">
-    <w:nsid w:val="3AE76E6F"/>
-    <w:multiLevelType w:val="multilevel"/>
-    <w:tmpl w:val="EC18DB80"/>
-    <w:lvl w:ilvl="0">
-      <w:start w:val="1"/>
-      <w:numFmt w:val="bullet"/>
-      <w:lvlText w:val=""/>
-      <w:lvlJc w:val="left"/>
-      <w:pPr>
-        <w:tabs>
-          <w:tab w:val="num" w:pos="720"/>
-        </w:tabs>
-        <w:ind w:left="720" w:hanging="360"/>
-      </w:pPr>
-      <w:rPr>
-        <w:rFonts w:ascii="Symbol" w:hAnsi="Symbol" w:hint="default"/>
-        <w:sz w:val="20"/>
-      </w:rPr>
-    </w:lvl>
-    <w:lvl w:ilvl="1" w:tentative="1">
-      <w:start w:val="1"/>
-      <w:numFmt w:val="bullet"/>
-      <w:lvlText w:val="o"/>
-      <w:lvlJc w:val="left"/>
-      <w:pPr>
-        <w:tabs>
-          <w:tab w:val="num" w:pos="1440"/>
-        </w:tabs>
-        <w:ind w:left="1440" w:hanging="360"/>
-      </w:pPr>
-      <w:rPr>
-        <w:rFonts w:ascii="Courier New" w:hAnsi="Courier New" w:hint="default"/>
-        <w:sz w:val="20"/>
-      </w:rPr>
-    </w:lvl>
-    <w:lvl w:ilvl="2" w:tentative="1">
-      <w:start w:val="1"/>
-      <w:numFmt w:val="bullet"/>
-      <w:lvlText w:val=""/>
-      <w:lvlJc w:val="left"/>
-      <w:pPr>
-        <w:tabs>
-          <w:tab w:val="num" w:pos="2160"/>
-        </w:tabs>
-        <w:ind w:left="2160" w:hanging="360"/>
-      </w:pPr>
-      <w:rPr>
-        <w:rFonts w:ascii="Wingdings" w:hAnsi="Wingdings" w:hint="default"/>
-        <w:sz w:val="20"/>
-      </w:rPr>
-    </w:lvl>
-    <w:lvl w:ilvl="3" w:tentative="1">
-      <w:start w:val="1"/>
-      <w:numFmt w:val="bullet"/>
-      <w:lvlText w:val=""/>
-      <w:lvlJc w:val="left"/>
-      <w:pPr>
-        <w:tabs>
-          <w:tab w:val="num" w:pos="2880"/>
-        </w:tabs>
-        <w:ind w:left="2880" w:hanging="360"/>
-      </w:pPr>
-      <w:rPr>
-        <w:rFonts w:ascii="Wingdings" w:hAnsi="Wingdings" w:hint="default"/>
-        <w:sz w:val="20"/>
-      </w:rPr>
-    </w:lvl>
-    <w:lvl w:ilvl="4" w:tentative="1">
-      <w:start w:val="1"/>
-      <w:numFmt w:val="bullet"/>
-      <w:lvlText w:val=""/>
-      <w:lvlJc w:val="left"/>
-      <w:pPr>
-        <w:tabs>
-          <w:tab w:val="num" w:pos="3600"/>
-        </w:tabs>
-        <w:ind w:left="3600" w:hanging="360"/>
-      </w:pPr>
-      <w:rPr>
-        <w:rFonts w:ascii="Wingdings" w:hAnsi="Wingdings" w:hint="default"/>
-        <w:sz w:val="20"/>
-      </w:rPr>
-    </w:lvl>
-    <w:lvl w:ilvl="5" w:tentative="1">
-      <w:start w:val="1"/>
-      <w:numFmt w:val="bullet"/>
-      <w:lvlText w:val=""/>
-      <w:lvlJc w:val="left"/>
-      <w:pPr>
-        <w:tabs>
-          <w:tab w:val="num" w:pos="4320"/>
-        </w:tabs>
-        <w:ind w:left="4320" w:hanging="360"/>
-      </w:pPr>
-      <w:rPr>
-        <w:rFonts w:ascii="Wingdings" w:hAnsi="Wingdings" w:hint="default"/>
-        <w:sz w:val="20"/>
-      </w:rPr>
-    </w:lvl>
-    <w:lvl w:ilvl="6" w:tentative="1">
-      <w:start w:val="1"/>
-      <w:numFmt w:val="bullet"/>
-      <w:lvlText w:val=""/>
-      <w:lvlJc w:val="left"/>
-      <w:pPr>
-        <w:tabs>
-          <w:tab w:val="num" w:pos="5040"/>
-        </w:tabs>
-        <w:ind w:left="5040" w:hanging="360"/>
-      </w:pPr>
-      <w:rPr>
-        <w:rFonts w:ascii="Wingdings" w:hAnsi="Wingdings" w:hint="default"/>
-        <w:sz w:val="20"/>
-      </w:rPr>
-    </w:lvl>
-    <w:lvl w:ilvl="7" w:tentative="1">
-      <w:start w:val="1"/>
-      <w:numFmt w:val="bullet"/>
-      <w:lvlText w:val=""/>
-      <w:lvlJc w:val="left"/>
-      <w:pPr>
-        <w:tabs>
-          <w:tab w:val="num" w:pos="5760"/>
-        </w:tabs>
-        <w:ind w:left="5760" w:hanging="360"/>
-      </w:pPr>
-      <w:rPr>
-        <w:rFonts w:ascii="Wingdings" w:hAnsi="Wingdings" w:hint="default"/>
-        <w:sz w:val="20"/>
-      </w:rPr>
-    </w:lvl>
-    <w:lvl w:ilvl="8" w:tentative="1">
-      <w:start w:val="1"/>
-      <w:numFmt w:val="bullet"/>
-      <w:lvlText w:val=""/>
-      <w:lvlJc w:val="left"/>
-      <w:pPr>
-        <w:tabs>
-          <w:tab w:val="num" w:pos="6480"/>
-        </w:tabs>
-        <w:ind w:left="6480" w:hanging="360"/>
-      </w:pPr>
-      <w:rPr>
-        <w:rFonts w:ascii="Wingdings" w:hAnsi="Wingdings" w:hint="default"/>
-        <w:sz w:val="20"/>
-      </w:rPr>
-    </w:lvl>
-  </w:abstractNum>
-  <w:abstractNum w:abstractNumId="31" w15:restartNumberingAfterBreak="0">
+  <w:abstractNum w:abstractNumId="18" w15:restartNumberingAfterBreak="0">
     <w:nsid w:val="3C3B5E72"/>
     <w:multiLevelType w:val="multilevel"/>
     <w:tmpl w:val="F5EAD81E"/>
@@ -21656,269 +20234,7 @@
       </w:rPr>
     </w:lvl>
   </w:abstractNum>
-  <w:abstractNum w:abstractNumId="32" w15:restartNumberingAfterBreak="0">
-    <w:nsid w:val="3C8A4970"/>
-    <w:multiLevelType w:val="multilevel"/>
-    <w:tmpl w:val="3D3CB6FC"/>
-    <w:lvl w:ilvl="0">
-      <w:start w:val="1"/>
-      <w:numFmt w:val="decimal"/>
-      <w:lvlText w:val="%1."/>
-      <w:lvlJc w:val="left"/>
-      <w:pPr>
-        <w:tabs>
-          <w:tab w:val="num" w:pos="720"/>
-        </w:tabs>
-        <w:ind w:left="720" w:hanging="360"/>
-      </w:pPr>
-    </w:lvl>
-    <w:lvl w:ilvl="1" w:tentative="1">
-      <w:start w:val="1"/>
-      <w:numFmt w:val="decimal"/>
-      <w:lvlText w:val="%2."/>
-      <w:lvlJc w:val="left"/>
-      <w:pPr>
-        <w:tabs>
-          <w:tab w:val="num" w:pos="1440"/>
-        </w:tabs>
-        <w:ind w:left="1440" w:hanging="360"/>
-      </w:pPr>
-    </w:lvl>
-    <w:lvl w:ilvl="2" w:tentative="1">
-      <w:start w:val="1"/>
-      <w:numFmt w:val="decimal"/>
-      <w:lvlText w:val="%3."/>
-      <w:lvlJc w:val="left"/>
-      <w:pPr>
-        <w:tabs>
-          <w:tab w:val="num" w:pos="2160"/>
-        </w:tabs>
-        <w:ind w:left="2160" w:hanging="360"/>
-      </w:pPr>
-    </w:lvl>
-    <w:lvl w:ilvl="3" w:tentative="1">
-      <w:start w:val="1"/>
-      <w:numFmt w:val="decimal"/>
-      <w:lvlText w:val="%4."/>
-      <w:lvlJc w:val="left"/>
-      <w:pPr>
-        <w:tabs>
-          <w:tab w:val="num" w:pos="2880"/>
-        </w:tabs>
-        <w:ind w:left="2880" w:hanging="360"/>
-      </w:pPr>
-    </w:lvl>
-    <w:lvl w:ilvl="4" w:tentative="1">
-      <w:start w:val="1"/>
-      <w:numFmt w:val="decimal"/>
-      <w:lvlText w:val="%5."/>
-      <w:lvlJc w:val="left"/>
-      <w:pPr>
-        <w:tabs>
-          <w:tab w:val="num" w:pos="3600"/>
-        </w:tabs>
-        <w:ind w:left="3600" w:hanging="360"/>
-      </w:pPr>
-    </w:lvl>
-    <w:lvl w:ilvl="5" w:tentative="1">
-      <w:start w:val="1"/>
-      <w:numFmt w:val="decimal"/>
-      <w:lvlText w:val="%6."/>
-      <w:lvlJc w:val="left"/>
-      <w:pPr>
-        <w:tabs>
-          <w:tab w:val="num" w:pos="4320"/>
-        </w:tabs>
-        <w:ind w:left="4320" w:hanging="360"/>
-      </w:pPr>
-    </w:lvl>
-    <w:lvl w:ilvl="6" w:tentative="1">
-      <w:start w:val="1"/>
-      <w:numFmt w:val="decimal"/>
-      <w:lvlText w:val="%7."/>
-      <w:lvlJc w:val="left"/>
-      <w:pPr>
-        <w:tabs>
-          <w:tab w:val="num" w:pos="5040"/>
-        </w:tabs>
-        <w:ind w:left="5040" w:hanging="360"/>
-      </w:pPr>
-    </w:lvl>
-    <w:lvl w:ilvl="7" w:tentative="1">
-      <w:start w:val="1"/>
-      <w:numFmt w:val="decimal"/>
-      <w:lvlText w:val="%8."/>
-      <w:lvlJc w:val="left"/>
-      <w:pPr>
-        <w:tabs>
-          <w:tab w:val="num" w:pos="5760"/>
-        </w:tabs>
-        <w:ind w:left="5760" w:hanging="360"/>
-      </w:pPr>
-    </w:lvl>
-    <w:lvl w:ilvl="8" w:tentative="1">
-      <w:start w:val="1"/>
-      <w:numFmt w:val="decimal"/>
-      <w:lvlText w:val="%9."/>
-      <w:lvlJc w:val="left"/>
-      <w:pPr>
-        <w:tabs>
-          <w:tab w:val="num" w:pos="6480"/>
-        </w:tabs>
-        <w:ind w:left="6480" w:hanging="360"/>
-      </w:pPr>
-    </w:lvl>
-  </w:abstractNum>
-  <w:abstractNum w:abstractNumId="33" w15:restartNumberingAfterBreak="0">
-    <w:nsid w:val="3CE73440"/>
-    <w:multiLevelType w:val="multilevel"/>
-    <w:tmpl w:val="556C92D6"/>
-    <w:lvl w:ilvl="0">
-      <w:start w:val="1"/>
-      <w:numFmt w:val="bullet"/>
-      <w:lvlText w:val=""/>
-      <w:lvlJc w:val="left"/>
-      <w:pPr>
-        <w:tabs>
-          <w:tab w:val="num" w:pos="720"/>
-        </w:tabs>
-        <w:ind w:left="720" w:hanging="360"/>
-      </w:pPr>
-      <w:rPr>
-        <w:rFonts w:ascii="Symbol" w:hAnsi="Symbol" w:hint="default"/>
-        <w:sz w:val="20"/>
-      </w:rPr>
-    </w:lvl>
-    <w:lvl w:ilvl="1" w:tentative="1">
-      <w:start w:val="1"/>
-      <w:numFmt w:val="bullet"/>
-      <w:lvlText w:val="o"/>
-      <w:lvlJc w:val="left"/>
-      <w:pPr>
-        <w:tabs>
-          <w:tab w:val="num" w:pos="1440"/>
-        </w:tabs>
-        <w:ind w:left="1440" w:hanging="360"/>
-      </w:pPr>
-      <w:rPr>
-        <w:rFonts w:ascii="Courier New" w:hAnsi="Courier New" w:hint="default"/>
-        <w:sz w:val="20"/>
-      </w:rPr>
-    </w:lvl>
-    <w:lvl w:ilvl="2" w:tentative="1">
-      <w:start w:val="1"/>
-      <w:numFmt w:val="bullet"/>
-      <w:lvlText w:val=""/>
-      <w:lvlJc w:val="left"/>
-      <w:pPr>
-        <w:tabs>
-          <w:tab w:val="num" w:pos="2160"/>
-        </w:tabs>
-        <w:ind w:left="2160" w:hanging="360"/>
-      </w:pPr>
-      <w:rPr>
-        <w:rFonts w:ascii="Wingdings" w:hAnsi="Wingdings" w:hint="default"/>
-        <w:sz w:val="20"/>
-      </w:rPr>
-    </w:lvl>
-    <w:lvl w:ilvl="3" w:tentative="1">
-      <w:start w:val="1"/>
-      <w:numFmt w:val="bullet"/>
-      <w:lvlText w:val=""/>
-      <w:lvlJc w:val="left"/>
-      <w:pPr>
-        <w:tabs>
-          <w:tab w:val="num" w:pos="2880"/>
-        </w:tabs>
-        <w:ind w:left="2880" w:hanging="360"/>
-      </w:pPr>
-      <w:rPr>
-        <w:rFonts w:ascii="Wingdings" w:hAnsi="Wingdings" w:hint="default"/>
-        <w:sz w:val="20"/>
-      </w:rPr>
-    </w:lvl>
-    <w:lvl w:ilvl="4" w:tentative="1">
-      <w:start w:val="1"/>
-      <w:numFmt w:val="bullet"/>
-      <w:lvlText w:val=""/>
-      <w:lvlJc w:val="left"/>
-      <w:pPr>
-        <w:tabs>
-          <w:tab w:val="num" w:pos="3600"/>
-        </w:tabs>
-        <w:ind w:left="3600" w:hanging="360"/>
-      </w:pPr>
-      <w:rPr>
-        <w:rFonts w:ascii="Wingdings" w:hAnsi="Wingdings" w:hint="default"/>
-        <w:sz w:val="20"/>
-      </w:rPr>
-    </w:lvl>
-    <w:lvl w:ilvl="5" w:tentative="1">
-      <w:start w:val="1"/>
-      <w:numFmt w:val="bullet"/>
-      <w:lvlText w:val=""/>
-      <w:lvlJc w:val="left"/>
-      <w:pPr>
-        <w:tabs>
-          <w:tab w:val="num" w:pos="4320"/>
-        </w:tabs>
-        <w:ind w:left="4320" w:hanging="360"/>
-      </w:pPr>
-      <w:rPr>
-        <w:rFonts w:ascii="Wingdings" w:hAnsi="Wingdings" w:hint="default"/>
-        <w:sz w:val="20"/>
-      </w:rPr>
-    </w:lvl>
-    <w:lvl w:ilvl="6" w:tentative="1">
-      <w:start w:val="1"/>
-      <w:numFmt w:val="bullet"/>
-      <w:lvlText w:val=""/>
-      <w:lvlJc w:val="left"/>
-      <w:pPr>
-        <w:tabs>
-          <w:tab w:val="num" w:pos="5040"/>
-        </w:tabs>
-        <w:ind w:left="5040" w:hanging="360"/>
-      </w:pPr>
-      <w:rPr>
-        <w:rFonts w:ascii="Wingdings" w:hAnsi="Wingdings" w:hint="default"/>
-        <w:sz w:val="20"/>
-      </w:rPr>
-    </w:lvl>
-    <w:lvl w:ilvl="7" w:tentative="1">
-      <w:start w:val="1"/>
-      <w:numFmt w:val="bullet"/>
-      <w:lvlText w:val=""/>
-      <w:lvlJc w:val="left"/>
-      <w:pPr>
-        <w:tabs>
-          <w:tab w:val="num" w:pos="5760"/>
-        </w:tabs>
-        <w:ind w:left="5760" w:hanging="360"/>
-      </w:pPr>
-      <w:rPr>
-        <w:rFonts w:ascii="Wingdings" w:hAnsi="Wingdings" w:hint="default"/>
-        <w:sz w:val="20"/>
-      </w:rPr>
-    </w:lvl>
-    <w:lvl w:ilvl="8" w:tentative="1">
-      <w:start w:val="1"/>
-      <w:numFmt w:val="bullet"/>
-      <w:lvlText w:val=""/>
-      <w:lvlJc w:val="left"/>
-      <w:pPr>
-        <w:tabs>
-          <w:tab w:val="num" w:pos="6480"/>
-        </w:tabs>
-        <w:ind w:left="6480" w:hanging="360"/>
-      </w:pPr>
-      <w:rPr>
-        <w:rFonts w:ascii="Wingdings" w:hAnsi="Wingdings" w:hint="default"/>
-        <w:sz w:val="20"/>
-      </w:rPr>
-    </w:lvl>
-  </w:abstractNum>
-  <w:abstractNum w:abstractNumId="34" w15:restartNumberingAfterBreak="0">
+  <w:abstractNum w:abstractNumId="19" w15:restartNumberingAfterBreak="0">
     <w:nsid w:val="3DF34B3A"/>
     <w:multiLevelType w:val="multilevel"/>
     <w:tmpl w:val="8D1AC996"/>
@@ -22067,7 +20383,7 @@
       </w:rPr>
     </w:lvl>
   </w:abstractNum>
-  <w:abstractNum w:abstractNumId="35" w15:restartNumberingAfterBreak="0">
+  <w:abstractNum w:abstractNumId="20" w15:restartNumberingAfterBreak="0">
     <w:nsid w:val="3F32124A"/>
     <w:multiLevelType w:val="multilevel"/>
     <w:tmpl w:val="918E5F44"/>
@@ -22216,7 +20532,7 @@
       </w:rPr>
     </w:lvl>
   </w:abstractNum>
-  <w:abstractNum w:abstractNumId="36" w15:restartNumberingAfterBreak="0">
+  <w:abstractNum w:abstractNumId="21" w15:restartNumberingAfterBreak="0">
     <w:nsid w:val="41813B89"/>
     <w:multiLevelType w:val="multilevel"/>
     <w:tmpl w:val="74323BBC"/>
@@ -22365,156 +20681,7 @@
       </w:rPr>
     </w:lvl>
   </w:abstractNum>
-  <w:abstractNum w:abstractNumId="37" w15:restartNumberingAfterBreak="0">
-    <w:nsid w:val="42F61CC3"/>
-    <w:multiLevelType w:val="multilevel"/>
-    <w:tmpl w:val="20B2BFFC"/>
-    <w:lvl w:ilvl="0">
-      <w:start w:val="1"/>
-      <w:numFmt w:val="bullet"/>
-      <w:lvlText w:val=""/>
-      <w:lvlJc w:val="left"/>
-      <w:pPr>
-        <w:tabs>
-          <w:tab w:val="num" w:pos="720"/>
-        </w:tabs>
-        <w:ind w:left="720" w:hanging="360"/>
-      </w:pPr>
-      <w:rPr>
-        <w:rFonts w:ascii="Symbol" w:hAnsi="Symbol" w:hint="default"/>
-        <w:sz w:val="20"/>
-      </w:rPr>
-    </w:lvl>
-    <w:lvl w:ilvl="1" w:tentative="1">
-      <w:start w:val="1"/>
-      <w:numFmt w:val="bullet"/>
-      <w:lvlText w:val="o"/>
-      <w:lvlJc w:val="left"/>
-      <w:pPr>
-        <w:tabs>
-          <w:tab w:val="num" w:pos="1440"/>
-        </w:tabs>
-        <w:ind w:left="1440" w:hanging="360"/>
-      </w:pPr>
-      <w:rPr>
-        <w:rFonts w:ascii="Courier New" w:hAnsi="Courier New" w:hint="default"/>
-        <w:sz w:val="20"/>
-      </w:rPr>
-    </w:lvl>
-    <w:lvl w:ilvl="2" w:tentative="1">
-      <w:start w:val="1"/>
-      <w:numFmt w:val="bullet"/>
-      <w:lvlText w:val=""/>
-      <w:lvlJc w:val="left"/>
-      <w:pPr>
-        <w:tabs>
-          <w:tab w:val="num" w:pos="2160"/>
-        </w:tabs>
-        <w:ind w:left="2160" w:hanging="360"/>
-      </w:pPr>
-      <w:rPr>
-        <w:rFonts w:ascii="Wingdings" w:hAnsi="Wingdings" w:hint="default"/>
-        <w:sz w:val="20"/>
-      </w:rPr>
-    </w:lvl>
-    <w:lvl w:ilvl="3" w:tentative="1">
-      <w:start w:val="1"/>
-      <w:numFmt w:val="bullet"/>
-      <w:lvlText w:val=""/>
-      <w:lvlJc w:val="left"/>
-      <w:pPr>
-        <w:tabs>
-          <w:tab w:val="num" w:pos="2880"/>
-        </w:tabs>
-        <w:ind w:left="2880" w:hanging="360"/>
-      </w:pPr>
-      <w:rPr>
-        <w:rFonts w:ascii="Wingdings" w:hAnsi="Wingdings" w:hint="default"/>
-        <w:sz w:val="20"/>
-      </w:rPr>
-    </w:lvl>
-    <w:lvl w:ilvl="4" w:tentative="1">
-      <w:start w:val="1"/>
-      <w:numFmt w:val="bullet"/>
-      <w:lvlText w:val=""/>
-      <w:lvlJc w:val="left"/>
-      <w:pPr>
-        <w:tabs>
-          <w:tab w:val="num" w:pos="3600"/>
-        </w:tabs>
-        <w:ind w:left="3600" w:hanging="360"/>
-      </w:pPr>
-      <w:rPr>
-        <w:rFonts w:ascii="Wingdings" w:hAnsi="Wingdings" w:hint="default"/>
-        <w:sz w:val="20"/>
-      </w:rPr>
-    </w:lvl>
-    <w:lvl w:ilvl="5" w:tentative="1">
-      <w:start w:val="1"/>
-      <w:numFmt w:val="bullet"/>
-      <w:lvlText w:val=""/>
-      <w:lvlJc w:val="left"/>
-      <w:pPr>
-        <w:tabs>
-          <w:tab w:val="num" w:pos="4320"/>
-        </w:tabs>
-        <w:ind w:left="4320" w:hanging="360"/>
-      </w:pPr>
-      <w:rPr>
-        <w:rFonts w:ascii="Wingdings" w:hAnsi="Wingdings" w:hint="default"/>
-        <w:sz w:val="20"/>
-      </w:rPr>
-    </w:lvl>
-    <w:lvl w:ilvl="6" w:tentative="1">
-      <w:start w:val="1"/>
-      <w:numFmt w:val="bullet"/>
-      <w:lvlText w:val=""/>
-      <w:lvlJc w:val="left"/>
-      <w:pPr>
-        <w:tabs>
-          <w:tab w:val="num" w:pos="5040"/>
-        </w:tabs>
-        <w:ind w:left="5040" w:hanging="360"/>
-      </w:pPr>
-      <w:rPr>
-        <w:rFonts w:ascii="Wingdings" w:hAnsi="Wingdings" w:hint="default"/>
-        <w:sz w:val="20"/>
-      </w:rPr>
-    </w:lvl>
-    <w:lvl w:ilvl="7" w:tentative="1">
-      <w:start w:val="1"/>
-      <w:numFmt w:val="bullet"/>
-      <w:lvlText w:val=""/>
-      <w:lvlJc w:val="left"/>
-      <w:pPr>
-        <w:tabs>
-          <w:tab w:val="num" w:pos="5760"/>
-        </w:tabs>
-        <w:ind w:left="5760" w:hanging="360"/>
-      </w:pPr>
-      <w:rPr>
-        <w:rFonts w:ascii="Wingdings" w:hAnsi="Wingdings" w:hint="default"/>
-        <w:sz w:val="20"/>
-      </w:rPr>
-    </w:lvl>
-    <w:lvl w:ilvl="8" w:tentative="1">
-      <w:start w:val="1"/>
-      <w:numFmt w:val="bullet"/>
-      <w:lvlText w:val=""/>
-      <w:lvlJc w:val="left"/>
-      <w:pPr>
-        <w:tabs>
-          <w:tab w:val="num" w:pos="6480"/>
-        </w:tabs>
-        <w:ind w:left="6480" w:hanging="360"/>
-      </w:pPr>
-      <w:rPr>
-        <w:rFonts w:ascii="Wingdings" w:hAnsi="Wingdings" w:hint="default"/>
-        <w:sz w:val="20"/>
-      </w:rPr>
-    </w:lvl>
-  </w:abstractNum>
-  <w:abstractNum w:abstractNumId="38" w15:restartNumberingAfterBreak="0">
+  <w:abstractNum w:abstractNumId="22" w15:restartNumberingAfterBreak="0">
     <w:nsid w:val="451A4931"/>
     <w:multiLevelType w:val="multilevel"/>
     <w:tmpl w:val="3476EB7A"/>
@@ -22663,269 +20830,7 @@
       </w:rPr>
     </w:lvl>
   </w:abstractNum>
-  <w:abstractNum w:abstractNumId="39" w15:restartNumberingAfterBreak="0">
-    <w:nsid w:val="4A333DF4"/>
-    <w:multiLevelType w:val="hybridMultilevel"/>
-    <w:tmpl w:val="5AEEC18A"/>
-    <w:lvl w:ilvl="0" w:tplc="7F682D18">
-      <w:start w:val="16"/>
-      <w:numFmt w:val="bullet"/>
-      <w:lvlText w:val="-"/>
-      <w:lvlJc w:val="left"/>
-      <w:pPr>
-        <w:ind w:left="720" w:hanging="360"/>
-      </w:pPr>
-      <w:rPr>
-        <w:rFonts w:ascii="Times New Roman" w:eastAsia="Times New Roman" w:hAnsi="Times New Roman" w:cs="Times New Roman" w:hint="default"/>
-      </w:rPr>
-    </w:lvl>
-    <w:lvl w:ilvl="1" w:tplc="04190003" w:tentative="1">
-      <w:start w:val="1"/>
-      <w:numFmt w:val="bullet"/>
-      <w:lvlText w:val="o"/>
-      <w:lvlJc w:val="left"/>
-      <w:pPr>
-        <w:ind w:left="1440" w:hanging="360"/>
-      </w:pPr>
-      <w:rPr>
-        <w:rFonts w:ascii="Courier New" w:hAnsi="Courier New" w:cs="Courier New" w:hint="default"/>
-      </w:rPr>
-    </w:lvl>
-    <w:lvl w:ilvl="2" w:tplc="04190005" w:tentative="1">
-      <w:start w:val="1"/>
-      <w:numFmt w:val="bullet"/>
-      <w:lvlText w:val=""/>
-      <w:lvlJc w:val="left"/>
-      <w:pPr>
-        <w:ind w:left="2160" w:hanging="360"/>
-      </w:pPr>
-      <w:rPr>
-        <w:rFonts w:ascii="Wingdings" w:hAnsi="Wingdings" w:hint="default"/>
-      </w:rPr>
-    </w:lvl>
-    <w:lvl w:ilvl="3" w:tplc="04190001" w:tentative="1">
-      <w:start w:val="1"/>
-      <w:numFmt w:val="bullet"/>
-      <w:lvlText w:val=""/>
-      <w:lvlJc w:val="left"/>
-      <w:pPr>
-        <w:ind w:left="2880" w:hanging="360"/>
-      </w:pPr>
-      <w:rPr>
-        <w:rFonts w:ascii="Symbol" w:hAnsi="Symbol" w:hint="default"/>
-      </w:rPr>
-    </w:lvl>
-    <w:lvl w:ilvl="4" w:tplc="04190003" w:tentative="1">
-      <w:start w:val="1"/>
-      <w:numFmt w:val="bullet"/>
-      <w:lvlText w:val="o"/>
-      <w:lvlJc w:val="left"/>
-      <w:pPr>
-        <w:ind w:left="3600" w:hanging="360"/>
-      </w:pPr>
-      <w:rPr>
-        <w:rFonts w:ascii="Courier New" w:hAnsi="Courier New" w:cs="Courier New" w:hint="default"/>
-      </w:rPr>
-    </w:lvl>
-    <w:lvl w:ilvl="5" w:tplc="04190005" w:tentative="1">
-      <w:start w:val="1"/>
-      <w:numFmt w:val="bullet"/>
-      <w:lvlText w:val=""/>
-      <w:lvlJc w:val="left"/>
-      <w:pPr>
-        <w:ind w:left="4320" w:hanging="360"/>
-      </w:pPr>
-      <w:rPr>
-        <w:rFonts w:ascii="Wingdings" w:hAnsi="Wingdings" w:hint="default"/>
-      </w:rPr>
-    </w:lvl>
-    <w:lvl w:ilvl="6" w:tplc="04190001" w:tentative="1">
-      <w:start w:val="1"/>
-      <w:numFmt w:val="bullet"/>
-      <w:lvlText w:val=""/>
-      <w:lvlJc w:val="left"/>
-      <w:pPr>
-        <w:ind w:left="5040" w:hanging="360"/>
-      </w:pPr>
-      <w:rPr>
-        <w:rFonts w:ascii="Symbol" w:hAnsi="Symbol" w:hint="default"/>
-      </w:rPr>
-    </w:lvl>
-    <w:lvl w:ilvl="7" w:tplc="04190003" w:tentative="1">
-      <w:start w:val="1"/>
-      <w:numFmt w:val="bullet"/>
-      <w:lvlText w:val="o"/>
-      <w:lvlJc w:val="left"/>
-      <w:pPr>
-        <w:ind w:left="5760" w:hanging="360"/>
-      </w:pPr>
-      <w:rPr>
-        <w:rFonts w:ascii="Courier New" w:hAnsi="Courier New" w:cs="Courier New" w:hint="default"/>
-      </w:rPr>
-    </w:lvl>
-    <w:lvl w:ilvl="8" w:tplc="04190005" w:tentative="1">
-      <w:start w:val="1"/>
-      <w:numFmt w:val="bullet"/>
-      <w:lvlText w:val=""/>
-      <w:lvlJc w:val="left"/>
-      <w:pPr>
-        <w:ind w:left="6480" w:hanging="360"/>
-      </w:pPr>
-      <w:rPr>
-        <w:rFonts w:ascii="Wingdings" w:hAnsi="Wingdings" w:hint="default"/>
-      </w:rPr>
-    </w:lvl>
-  </w:abstractNum>
-  <w:abstractNum w:abstractNumId="40" w15:restartNumberingAfterBreak="0">
-    <w:nsid w:val="4D03349C"/>
-    <w:multiLevelType w:val="multilevel"/>
-    <w:tmpl w:val="EA52DD02"/>
-    <w:lvl w:ilvl="0">
-      <w:start w:val="1"/>
-      <w:numFmt w:val="bullet"/>
-      <w:lvlText w:val=""/>
-      <w:lvlJc w:val="left"/>
-      <w:pPr>
-        <w:tabs>
-          <w:tab w:val="num" w:pos="720"/>
-        </w:tabs>
-        <w:ind w:left="720" w:hanging="360"/>
-      </w:pPr>
-      <w:rPr>
-        <w:rFonts w:ascii="Symbol" w:hAnsi="Symbol" w:hint="default"/>
-        <w:sz w:val="20"/>
-      </w:rPr>
-    </w:lvl>
-    <w:lvl w:ilvl="1" w:tentative="1">
-      <w:start w:val="1"/>
-      <w:numFmt w:val="bullet"/>
-      <w:lvlText w:val="o"/>
-      <w:lvlJc w:val="left"/>
-      <w:pPr>
-        <w:tabs>
-          <w:tab w:val="num" w:pos="1440"/>
-        </w:tabs>
-        <w:ind w:left="1440" w:hanging="360"/>
-      </w:pPr>
-      <w:rPr>
-        <w:rFonts w:ascii="Courier New" w:hAnsi="Courier New" w:hint="default"/>
-        <w:sz w:val="20"/>
-      </w:rPr>
-    </w:lvl>
-    <w:lvl w:ilvl="2" w:tentative="1">
-      <w:start w:val="1"/>
-      <w:numFmt w:val="bullet"/>
-      <w:lvlText w:val=""/>
-      <w:lvlJc w:val="left"/>
-      <w:pPr>
-        <w:tabs>
-          <w:tab w:val="num" w:pos="2160"/>
-        </w:tabs>
-        <w:ind w:left="2160" w:hanging="360"/>
-      </w:pPr>
-      <w:rPr>
-        <w:rFonts w:ascii="Wingdings" w:hAnsi="Wingdings" w:hint="default"/>
-        <w:sz w:val="20"/>
-      </w:rPr>
-    </w:lvl>
-    <w:lvl w:ilvl="3" w:tentative="1">
-      <w:start w:val="1"/>
-      <w:numFmt w:val="bullet"/>
-      <w:lvlText w:val=""/>
-      <w:lvlJc w:val="left"/>
-      <w:pPr>
-        <w:tabs>
-          <w:tab w:val="num" w:pos="2880"/>
-        </w:tabs>
-        <w:ind w:left="2880" w:hanging="360"/>
-      </w:pPr>
-      <w:rPr>
-        <w:rFonts w:ascii="Wingdings" w:hAnsi="Wingdings" w:hint="default"/>
-        <w:sz w:val="20"/>
-      </w:rPr>
-    </w:lvl>
-    <w:lvl w:ilvl="4" w:tentative="1">
-      <w:start w:val="1"/>
-      <w:numFmt w:val="bullet"/>
-      <w:lvlText w:val=""/>
-      <w:lvlJc w:val="left"/>
-      <w:pPr>
-        <w:tabs>
-          <w:tab w:val="num" w:pos="3600"/>
-        </w:tabs>
-        <w:ind w:left="3600" w:hanging="360"/>
-      </w:pPr>
-      <w:rPr>
-        <w:rFonts w:ascii="Wingdings" w:hAnsi="Wingdings" w:hint="default"/>
-        <w:sz w:val="20"/>
-      </w:rPr>
-    </w:lvl>
-    <w:lvl w:ilvl="5" w:tentative="1">
-      <w:start w:val="1"/>
-      <w:numFmt w:val="bullet"/>
-      <w:lvlText w:val=""/>
-      <w:lvlJc w:val="left"/>
-      <w:pPr>
-        <w:tabs>
-          <w:tab w:val="num" w:pos="4320"/>
-        </w:tabs>
-        <w:ind w:left="4320" w:hanging="360"/>
-      </w:pPr>
-      <w:rPr>
-        <w:rFonts w:ascii="Wingdings" w:hAnsi="Wingdings" w:hint="default"/>
-        <w:sz w:val="20"/>
-      </w:rPr>
-    </w:lvl>
-    <w:lvl w:ilvl="6" w:tentative="1">
-      <w:start w:val="1"/>
-      <w:numFmt w:val="bullet"/>
-      <w:lvlText w:val=""/>
-      <w:lvlJc w:val="left"/>
-      <w:pPr>
-        <w:tabs>
-          <w:tab w:val="num" w:pos="5040"/>
-        </w:tabs>
-        <w:ind w:left="5040" w:hanging="360"/>
-      </w:pPr>
-      <w:rPr>
-        <w:rFonts w:ascii="Wingdings" w:hAnsi="Wingdings" w:hint="default"/>
-        <w:sz w:val="20"/>
-      </w:rPr>
-    </w:lvl>
-    <w:lvl w:ilvl="7" w:tentative="1">
-      <w:start w:val="1"/>
-      <w:numFmt w:val="bullet"/>
-      <w:lvlText w:val=""/>
-      <w:lvlJc w:val="left"/>
-      <w:pPr>
-        <w:tabs>
-          <w:tab w:val="num" w:pos="5760"/>
-        </w:tabs>
-        <w:ind w:left="5760" w:hanging="360"/>
-      </w:pPr>
-      <w:rPr>
-        <w:rFonts w:ascii="Wingdings" w:hAnsi="Wingdings" w:hint="default"/>
-        <w:sz w:val="20"/>
-      </w:rPr>
-    </w:lvl>
-    <w:lvl w:ilvl="8" w:tentative="1">
-      <w:start w:val="1"/>
-      <w:numFmt w:val="bullet"/>
-      <w:lvlText w:val=""/>
-      <w:lvlJc w:val="left"/>
-      <w:pPr>
-        <w:tabs>
-          <w:tab w:val="num" w:pos="6480"/>
-        </w:tabs>
-        <w:ind w:left="6480" w:hanging="360"/>
-      </w:pPr>
-      <w:rPr>
-        <w:rFonts w:ascii="Wingdings" w:hAnsi="Wingdings" w:hint="default"/>
-        <w:sz w:val="20"/>
-      </w:rPr>
-    </w:lvl>
-  </w:abstractNum>
-  <w:abstractNum w:abstractNumId="41" w15:restartNumberingAfterBreak="0">
+  <w:abstractNum w:abstractNumId="23" w15:restartNumberingAfterBreak="0">
     <w:nsid w:val="4DE63F32"/>
     <w:multiLevelType w:val="multilevel"/>
     <w:tmpl w:val="33CC8D22"/>
@@ -23074,752 +20979,7 @@
       </w:rPr>
     </w:lvl>
   </w:abstractNum>
-  <w:abstractNum w:abstractNumId="42" w15:restartNumberingAfterBreak="0">
-    <w:nsid w:val="4ED9290A"/>
-    <w:multiLevelType w:val="multilevel"/>
-    <w:tmpl w:val="273C9514"/>
-    <w:lvl w:ilvl="0">
-      <w:start w:val="1"/>
-      <w:numFmt w:val="bullet"/>
-      <w:lvlText w:val=""/>
-      <w:lvlJc w:val="left"/>
-      <w:pPr>
-        <w:tabs>
-          <w:tab w:val="num" w:pos="720"/>
-        </w:tabs>
-        <w:ind w:left="720" w:hanging="360"/>
-      </w:pPr>
-      <w:rPr>
-        <w:rFonts w:ascii="Symbol" w:hAnsi="Symbol" w:hint="default"/>
-        <w:sz w:val="20"/>
-      </w:rPr>
-    </w:lvl>
-    <w:lvl w:ilvl="1">
-      <w:start w:val="1"/>
-      <w:numFmt w:val="bullet"/>
-      <w:lvlText w:val="o"/>
-      <w:lvlJc w:val="left"/>
-      <w:pPr>
-        <w:tabs>
-          <w:tab w:val="num" w:pos="1440"/>
-        </w:tabs>
-        <w:ind w:left="1440" w:hanging="360"/>
-      </w:pPr>
-      <w:rPr>
-        <w:rFonts w:ascii="Courier New" w:hAnsi="Courier New" w:hint="default"/>
-        <w:sz w:val="20"/>
-      </w:rPr>
-    </w:lvl>
-    <w:lvl w:ilvl="2" w:tentative="1">
-      <w:start w:val="1"/>
-      <w:numFmt w:val="bullet"/>
-      <w:lvlText w:val=""/>
-      <w:lvlJc w:val="left"/>
-      <w:pPr>
-        <w:tabs>
-          <w:tab w:val="num" w:pos="2160"/>
-        </w:tabs>
-        <w:ind w:left="2160" w:hanging="360"/>
-      </w:pPr>
-      <w:rPr>
-        <w:rFonts w:ascii="Wingdings" w:hAnsi="Wingdings" w:hint="default"/>
-        <w:sz w:val="20"/>
-      </w:rPr>
-    </w:lvl>
-    <w:lvl w:ilvl="3" w:tentative="1">
-      <w:start w:val="1"/>
-      <w:numFmt w:val="bullet"/>
-      <w:lvlText w:val=""/>
-      <w:lvlJc w:val="left"/>
-      <w:pPr>
-        <w:tabs>
-          <w:tab w:val="num" w:pos="2880"/>
-        </w:tabs>
-        <w:ind w:left="2880" w:hanging="360"/>
-      </w:pPr>
-      <w:rPr>
-        <w:rFonts w:ascii="Wingdings" w:hAnsi="Wingdings" w:hint="default"/>
-        <w:sz w:val="20"/>
-      </w:rPr>
-    </w:lvl>
-    <w:lvl w:ilvl="4" w:tentative="1">
-      <w:start w:val="1"/>
-      <w:numFmt w:val="bullet"/>
-      <w:lvlText w:val=""/>
-      <w:lvlJc w:val="left"/>
-      <w:pPr>
-        <w:tabs>
-          <w:tab w:val="num" w:pos="3600"/>
-        </w:tabs>
-        <w:ind w:left="3600" w:hanging="360"/>
-      </w:pPr>
-      <w:rPr>
-        <w:rFonts w:ascii="Wingdings" w:hAnsi="Wingdings" w:hint="default"/>
-        <w:sz w:val="20"/>
-      </w:rPr>
-    </w:lvl>
-    <w:lvl w:ilvl="5" w:tentative="1">
-      <w:start w:val="1"/>
-      <w:numFmt w:val="bullet"/>
-      <w:lvlText w:val=""/>
-      <w:lvlJc w:val="left"/>
-      <w:pPr>
-        <w:tabs>
-          <w:tab w:val="num" w:pos="4320"/>
-        </w:tabs>
-        <w:ind w:left="4320" w:hanging="360"/>
-      </w:pPr>
-      <w:rPr>
-        <w:rFonts w:ascii="Wingdings" w:hAnsi="Wingdings" w:hint="default"/>
-        <w:sz w:val="20"/>
-      </w:rPr>
-    </w:lvl>
-    <w:lvl w:ilvl="6" w:tentative="1">
-      <w:start w:val="1"/>
-      <w:numFmt w:val="bullet"/>
-      <w:lvlText w:val=""/>
-      <w:lvlJc w:val="left"/>
-      <w:pPr>
-        <w:tabs>
-          <w:tab w:val="num" w:pos="5040"/>
-        </w:tabs>
-        <w:ind w:left="5040" w:hanging="360"/>
-      </w:pPr>
-      <w:rPr>
-        <w:rFonts w:ascii="Wingdings" w:hAnsi="Wingdings" w:hint="default"/>
-        <w:sz w:val="20"/>
-      </w:rPr>
-    </w:lvl>
-    <w:lvl w:ilvl="7" w:tentative="1">
-      <w:start w:val="1"/>
-      <w:numFmt w:val="bullet"/>
-      <w:lvlText w:val=""/>
-      <w:lvlJc w:val="left"/>
-      <w:pPr>
-        <w:tabs>
-          <w:tab w:val="num" w:pos="5760"/>
-        </w:tabs>
-        <w:ind w:left="5760" w:hanging="360"/>
-      </w:pPr>
-      <w:rPr>
-        <w:rFonts w:ascii="Wingdings" w:hAnsi="Wingdings" w:hint="default"/>
-        <w:sz w:val="20"/>
-      </w:rPr>
-    </w:lvl>
-    <w:lvl w:ilvl="8" w:tentative="1">
-      <w:start w:val="1"/>
-      <w:numFmt w:val="bullet"/>
-      <w:lvlText w:val=""/>
-      <w:lvlJc w:val="left"/>
-      <w:pPr>
-        <w:tabs>
-          <w:tab w:val="num" w:pos="6480"/>
-        </w:tabs>
-        <w:ind w:left="6480" w:hanging="360"/>
-      </w:pPr>
-      <w:rPr>
-        <w:rFonts w:ascii="Wingdings" w:hAnsi="Wingdings" w:hint="default"/>
-        <w:sz w:val="20"/>
-      </w:rPr>
-    </w:lvl>
-  </w:abstractNum>
-  <w:abstractNum w:abstractNumId="43" w15:restartNumberingAfterBreak="0">
-    <w:nsid w:val="50156E0C"/>
-    <w:multiLevelType w:val="multilevel"/>
-    <w:tmpl w:val="3FE6DA66"/>
-    <w:lvl w:ilvl="0">
-      <w:start w:val="1"/>
-      <w:numFmt w:val="bullet"/>
-      <w:lvlText w:val=""/>
-      <w:lvlJc w:val="left"/>
-      <w:pPr>
-        <w:tabs>
-          <w:tab w:val="num" w:pos="720"/>
-        </w:tabs>
-        <w:ind w:left="720" w:hanging="360"/>
-      </w:pPr>
-      <w:rPr>
-        <w:rFonts w:ascii="Symbol" w:hAnsi="Symbol" w:hint="default"/>
-        <w:sz w:val="20"/>
-      </w:rPr>
-    </w:lvl>
-    <w:lvl w:ilvl="1" w:tentative="1">
-      <w:start w:val="1"/>
-      <w:numFmt w:val="bullet"/>
-      <w:lvlText w:val="o"/>
-      <w:lvlJc w:val="left"/>
-      <w:pPr>
-        <w:tabs>
-          <w:tab w:val="num" w:pos="1440"/>
-        </w:tabs>
-        <w:ind w:left="1440" w:hanging="360"/>
-      </w:pPr>
-      <w:rPr>
-        <w:rFonts w:ascii="Courier New" w:hAnsi="Courier New" w:hint="default"/>
-        <w:sz w:val="20"/>
-      </w:rPr>
-    </w:lvl>
-    <w:lvl w:ilvl="2" w:tentative="1">
-      <w:start w:val="1"/>
-      <w:numFmt w:val="bullet"/>
-      <w:lvlText w:val=""/>
-      <w:lvlJc w:val="left"/>
-      <w:pPr>
-        <w:tabs>
-          <w:tab w:val="num" w:pos="2160"/>
-        </w:tabs>
-        <w:ind w:left="2160" w:hanging="360"/>
-      </w:pPr>
-      <w:rPr>
-        <w:rFonts w:ascii="Wingdings" w:hAnsi="Wingdings" w:hint="default"/>
-        <w:sz w:val="20"/>
-      </w:rPr>
-    </w:lvl>
-    <w:lvl w:ilvl="3" w:tentative="1">
-      <w:start w:val="1"/>
-      <w:numFmt w:val="bullet"/>
-      <w:lvlText w:val=""/>
-      <w:lvlJc w:val="left"/>
-      <w:pPr>
-        <w:tabs>
-          <w:tab w:val="num" w:pos="2880"/>
-        </w:tabs>
-        <w:ind w:left="2880" w:hanging="360"/>
-      </w:pPr>
-      <w:rPr>
-        <w:rFonts w:ascii="Wingdings" w:hAnsi="Wingdings" w:hint="default"/>
-        <w:sz w:val="20"/>
-      </w:rPr>
-    </w:lvl>
-    <w:lvl w:ilvl="4" w:tentative="1">
-      <w:start w:val="1"/>
-      <w:numFmt w:val="bullet"/>
-      <w:lvlText w:val=""/>
-      <w:lvlJc w:val="left"/>
-      <w:pPr>
-        <w:tabs>
-          <w:tab w:val="num" w:pos="3600"/>
-        </w:tabs>
-        <w:ind w:left="3600" w:hanging="360"/>
-      </w:pPr>
-      <w:rPr>
-        <w:rFonts w:ascii="Wingdings" w:hAnsi="Wingdings" w:hint="default"/>
-        <w:sz w:val="20"/>
-      </w:rPr>
-    </w:lvl>
-    <w:lvl w:ilvl="5" w:tentative="1">
-      <w:start w:val="1"/>
-      <w:numFmt w:val="bullet"/>
-      <w:lvlText w:val=""/>
-      <w:lvlJc w:val="left"/>
-      <w:pPr>
-        <w:tabs>
-          <w:tab w:val="num" w:pos="4320"/>
-        </w:tabs>
-        <w:ind w:left="4320" w:hanging="360"/>
-      </w:pPr>
-      <w:rPr>
-        <w:rFonts w:ascii="Wingdings" w:hAnsi="Wingdings" w:hint="default"/>
-        <w:sz w:val="20"/>
-      </w:rPr>
-    </w:lvl>
-    <w:lvl w:ilvl="6" w:tentative="1">
-      <w:start w:val="1"/>
-      <w:numFmt w:val="bullet"/>
-      <w:lvlText w:val=""/>
-      <w:lvlJc w:val="left"/>
-      <w:pPr>
-        <w:tabs>
-          <w:tab w:val="num" w:pos="5040"/>
-        </w:tabs>
-        <w:ind w:left="5040" w:hanging="360"/>
-      </w:pPr>
-      <w:rPr>
-        <w:rFonts w:ascii="Wingdings" w:hAnsi="Wingdings" w:hint="default"/>
-        <w:sz w:val="20"/>
-      </w:rPr>
-    </w:lvl>
-    <w:lvl w:ilvl="7" w:tentative="1">
-      <w:start w:val="1"/>
-      <w:numFmt w:val="bullet"/>
-      <w:lvlText w:val=""/>
-      <w:lvlJc w:val="left"/>
-      <w:pPr>
-        <w:tabs>
-          <w:tab w:val="num" w:pos="5760"/>
-        </w:tabs>
-        <w:ind w:left="5760" w:hanging="360"/>
-      </w:pPr>
-      <w:rPr>
-        <w:rFonts w:ascii="Wingdings" w:hAnsi="Wingdings" w:hint="default"/>
-        <w:sz w:val="20"/>
-      </w:rPr>
-    </w:lvl>
-    <w:lvl w:ilvl="8" w:tentative="1">
-      <w:start w:val="1"/>
-      <w:numFmt w:val="bullet"/>
-      <w:lvlText w:val=""/>
-      <w:lvlJc w:val="left"/>
-      <w:pPr>
-        <w:tabs>
-          <w:tab w:val="num" w:pos="6480"/>
-        </w:tabs>
-        <w:ind w:left="6480" w:hanging="360"/>
-      </w:pPr>
-      <w:rPr>
-        <w:rFonts w:ascii="Wingdings" w:hAnsi="Wingdings" w:hint="default"/>
-        <w:sz w:val="20"/>
-      </w:rPr>
-    </w:lvl>
-  </w:abstractNum>
-  <w:abstractNum w:abstractNumId="44" w15:restartNumberingAfterBreak="0">
-    <w:nsid w:val="509F1EDD"/>
-    <w:multiLevelType w:val="multilevel"/>
-    <w:tmpl w:val="7F846CD0"/>
-    <w:lvl w:ilvl="0">
-      <w:start w:val="1"/>
-      <w:numFmt w:val="bullet"/>
-      <w:lvlText w:val=""/>
-      <w:lvlJc w:val="left"/>
-      <w:pPr>
-        <w:tabs>
-          <w:tab w:val="num" w:pos="720"/>
-        </w:tabs>
-        <w:ind w:left="720" w:hanging="360"/>
-      </w:pPr>
-      <w:rPr>
-        <w:rFonts w:ascii="Symbol" w:hAnsi="Symbol" w:hint="default"/>
-        <w:sz w:val="20"/>
-      </w:rPr>
-    </w:lvl>
-    <w:lvl w:ilvl="1" w:tentative="1">
-      <w:start w:val="1"/>
-      <w:numFmt w:val="bullet"/>
-      <w:lvlText w:val="o"/>
-      <w:lvlJc w:val="left"/>
-      <w:pPr>
-        <w:tabs>
-          <w:tab w:val="num" w:pos="1440"/>
-        </w:tabs>
-        <w:ind w:left="1440" w:hanging="360"/>
-      </w:pPr>
-      <w:rPr>
-        <w:rFonts w:ascii="Courier New" w:hAnsi="Courier New" w:hint="default"/>
-        <w:sz w:val="20"/>
-      </w:rPr>
-    </w:lvl>
-    <w:lvl w:ilvl="2" w:tentative="1">
-      <w:start w:val="1"/>
-      <w:numFmt w:val="bullet"/>
-      <w:lvlText w:val=""/>
-      <w:lvlJc w:val="left"/>
-      <w:pPr>
-        <w:tabs>
-          <w:tab w:val="num" w:pos="2160"/>
-        </w:tabs>
-        <w:ind w:left="2160" w:hanging="360"/>
-      </w:pPr>
-      <w:rPr>
-        <w:rFonts w:ascii="Wingdings" w:hAnsi="Wingdings" w:hint="default"/>
-        <w:sz w:val="20"/>
-      </w:rPr>
-    </w:lvl>
-    <w:lvl w:ilvl="3" w:tentative="1">
-      <w:start w:val="1"/>
-      <w:numFmt w:val="bullet"/>
-      <w:lvlText w:val=""/>
-      <w:lvlJc w:val="left"/>
-      <w:pPr>
-        <w:tabs>
-          <w:tab w:val="num" w:pos="2880"/>
-        </w:tabs>
-        <w:ind w:left="2880" w:hanging="360"/>
-      </w:pPr>
-      <w:rPr>
-        <w:rFonts w:ascii="Wingdings" w:hAnsi="Wingdings" w:hint="default"/>
-        <w:sz w:val="20"/>
-      </w:rPr>
-    </w:lvl>
-    <w:lvl w:ilvl="4" w:tentative="1">
-      <w:start w:val="1"/>
-      <w:numFmt w:val="bullet"/>
-      <w:lvlText w:val=""/>
-      <w:lvlJc w:val="left"/>
-      <w:pPr>
-        <w:tabs>
-          <w:tab w:val="num" w:pos="3600"/>
-        </w:tabs>
-        <w:ind w:left="3600" w:hanging="360"/>
-      </w:pPr>
-      <w:rPr>
-        <w:rFonts w:ascii="Wingdings" w:hAnsi="Wingdings" w:hint="default"/>
-        <w:sz w:val="20"/>
-      </w:rPr>
-    </w:lvl>
-    <w:lvl w:ilvl="5" w:tentative="1">
-      <w:start w:val="1"/>
-      <w:numFmt w:val="bullet"/>
-      <w:lvlText w:val=""/>
-      <w:lvlJc w:val="left"/>
-      <w:pPr>
-        <w:tabs>
-          <w:tab w:val="num" w:pos="4320"/>
-        </w:tabs>
-        <w:ind w:left="4320" w:hanging="360"/>
-      </w:pPr>
-      <w:rPr>
-        <w:rFonts w:ascii="Wingdings" w:hAnsi="Wingdings" w:hint="default"/>
-        <w:sz w:val="20"/>
-      </w:rPr>
-    </w:lvl>
-    <w:lvl w:ilvl="6" w:tentative="1">
-      <w:start w:val="1"/>
-      <w:numFmt w:val="bullet"/>
-      <w:lvlText w:val=""/>
-      <w:lvlJc w:val="left"/>
-      <w:pPr>
-        <w:tabs>
-          <w:tab w:val="num" w:pos="5040"/>
-        </w:tabs>
-        <w:ind w:left="5040" w:hanging="360"/>
-      </w:pPr>
-      <w:rPr>
-        <w:rFonts w:ascii="Wingdings" w:hAnsi="Wingdings" w:hint="default"/>
-        <w:sz w:val="20"/>
-      </w:rPr>
-    </w:lvl>
-    <w:lvl w:ilvl="7" w:tentative="1">
-      <w:start w:val="1"/>
-      <w:numFmt w:val="bullet"/>
-      <w:lvlText w:val=""/>
-      <w:lvlJc w:val="left"/>
-      <w:pPr>
-        <w:tabs>
-          <w:tab w:val="num" w:pos="5760"/>
-        </w:tabs>
-        <w:ind w:left="5760" w:hanging="360"/>
-      </w:pPr>
-      <w:rPr>
-        <w:rFonts w:ascii="Wingdings" w:hAnsi="Wingdings" w:hint="default"/>
-        <w:sz w:val="20"/>
-      </w:rPr>
-    </w:lvl>
-    <w:lvl w:ilvl="8" w:tentative="1">
-      <w:start w:val="1"/>
-      <w:numFmt w:val="bullet"/>
-      <w:lvlText w:val=""/>
-      <w:lvlJc w:val="left"/>
-      <w:pPr>
-        <w:tabs>
-          <w:tab w:val="num" w:pos="6480"/>
-        </w:tabs>
-        <w:ind w:left="6480" w:hanging="360"/>
-      </w:pPr>
-      <w:rPr>
-        <w:rFonts w:ascii="Wingdings" w:hAnsi="Wingdings" w:hint="default"/>
-        <w:sz w:val="20"/>
-      </w:rPr>
-    </w:lvl>
-  </w:abstractNum>
-  <w:abstractNum w:abstractNumId="45" w15:restartNumberingAfterBreak="0">
-    <w:nsid w:val="54631146"/>
-    <w:multiLevelType w:val="multilevel"/>
-    <w:tmpl w:val="E1AC316C"/>
-    <w:lvl w:ilvl="0">
-      <w:start w:val="1"/>
-      <w:numFmt w:val="bullet"/>
-      <w:lvlText w:val=""/>
-      <w:lvlJc w:val="left"/>
-      <w:pPr>
-        <w:tabs>
-          <w:tab w:val="num" w:pos="720"/>
-        </w:tabs>
-        <w:ind w:left="720" w:hanging="360"/>
-      </w:pPr>
-      <w:rPr>
-        <w:rFonts w:ascii="Symbol" w:hAnsi="Symbol" w:hint="default"/>
-        <w:sz w:val="20"/>
-      </w:rPr>
-    </w:lvl>
-    <w:lvl w:ilvl="1" w:tentative="1">
-      <w:start w:val="1"/>
-      <w:numFmt w:val="bullet"/>
-      <w:lvlText w:val="o"/>
-      <w:lvlJc w:val="left"/>
-      <w:pPr>
-        <w:tabs>
-          <w:tab w:val="num" w:pos="1440"/>
-        </w:tabs>
-        <w:ind w:left="1440" w:hanging="360"/>
-      </w:pPr>
-      <w:rPr>
-        <w:rFonts w:ascii="Courier New" w:hAnsi="Courier New" w:hint="default"/>
-        <w:sz w:val="20"/>
-      </w:rPr>
-    </w:lvl>
-    <w:lvl w:ilvl="2" w:tentative="1">
-      <w:start w:val="1"/>
-      <w:numFmt w:val="bullet"/>
-      <w:lvlText w:val=""/>
-      <w:lvlJc w:val="left"/>
-      <w:pPr>
-        <w:tabs>
-          <w:tab w:val="num" w:pos="2160"/>
-        </w:tabs>
-        <w:ind w:left="2160" w:hanging="360"/>
-      </w:pPr>
-      <w:rPr>
-        <w:rFonts w:ascii="Wingdings" w:hAnsi="Wingdings" w:hint="default"/>
-        <w:sz w:val="20"/>
-      </w:rPr>
-    </w:lvl>
-    <w:lvl w:ilvl="3" w:tentative="1">
-      <w:start w:val="1"/>
-      <w:numFmt w:val="bullet"/>
-      <w:lvlText w:val=""/>
-      <w:lvlJc w:val="left"/>
-      <w:pPr>
-        <w:tabs>
-          <w:tab w:val="num" w:pos="2880"/>
-        </w:tabs>
-        <w:ind w:left="2880" w:hanging="360"/>
-      </w:pPr>
-      <w:rPr>
-        <w:rFonts w:ascii="Wingdings" w:hAnsi="Wingdings" w:hint="default"/>
-        <w:sz w:val="20"/>
-      </w:rPr>
-    </w:lvl>
-    <w:lvl w:ilvl="4" w:tentative="1">
-      <w:start w:val="1"/>
-      <w:numFmt w:val="bullet"/>
-      <w:lvlText w:val=""/>
-      <w:lvlJc w:val="left"/>
-      <w:pPr>
-        <w:tabs>
-          <w:tab w:val="num" w:pos="3600"/>
-        </w:tabs>
-        <w:ind w:left="3600" w:hanging="360"/>
-      </w:pPr>
-      <w:rPr>
-        <w:rFonts w:ascii="Wingdings" w:hAnsi="Wingdings" w:hint="default"/>
-        <w:sz w:val="20"/>
-      </w:rPr>
-    </w:lvl>
-    <w:lvl w:ilvl="5" w:tentative="1">
-      <w:start w:val="1"/>
-      <w:numFmt w:val="bullet"/>
-      <w:lvlText w:val=""/>
-      <w:lvlJc w:val="left"/>
-      <w:pPr>
-        <w:tabs>
-          <w:tab w:val="num" w:pos="4320"/>
-        </w:tabs>
-        <w:ind w:left="4320" w:hanging="360"/>
-      </w:pPr>
-      <w:rPr>
-        <w:rFonts w:ascii="Wingdings" w:hAnsi="Wingdings" w:hint="default"/>
-        <w:sz w:val="20"/>
-      </w:rPr>
-    </w:lvl>
-    <w:lvl w:ilvl="6" w:tentative="1">
-      <w:start w:val="1"/>
-      <w:numFmt w:val="bullet"/>
-      <w:lvlText w:val=""/>
-      <w:lvlJc w:val="left"/>
-      <w:pPr>
-        <w:tabs>
-          <w:tab w:val="num" w:pos="5040"/>
-        </w:tabs>
-        <w:ind w:left="5040" w:hanging="360"/>
-      </w:pPr>
-      <w:rPr>
-        <w:rFonts w:ascii="Wingdings" w:hAnsi="Wingdings" w:hint="default"/>
-        <w:sz w:val="20"/>
-      </w:rPr>
-    </w:lvl>
-    <w:lvl w:ilvl="7" w:tentative="1">
-      <w:start w:val="1"/>
-      <w:numFmt w:val="bullet"/>
-      <w:lvlText w:val=""/>
-      <w:lvlJc w:val="left"/>
-      <w:pPr>
-        <w:tabs>
-          <w:tab w:val="num" w:pos="5760"/>
-        </w:tabs>
-        <w:ind w:left="5760" w:hanging="360"/>
-      </w:pPr>
-      <w:rPr>
-        <w:rFonts w:ascii="Wingdings" w:hAnsi="Wingdings" w:hint="default"/>
-        <w:sz w:val="20"/>
-      </w:rPr>
-    </w:lvl>
-    <w:lvl w:ilvl="8" w:tentative="1">
-      <w:start w:val="1"/>
-      <w:numFmt w:val="bullet"/>
-      <w:lvlText w:val=""/>
-      <w:lvlJc w:val="left"/>
-      <w:pPr>
-        <w:tabs>
-          <w:tab w:val="num" w:pos="6480"/>
-        </w:tabs>
-        <w:ind w:left="6480" w:hanging="360"/>
-      </w:pPr>
-      <w:rPr>
-        <w:rFonts w:ascii="Wingdings" w:hAnsi="Wingdings" w:hint="default"/>
-        <w:sz w:val="20"/>
-      </w:rPr>
-    </w:lvl>
-  </w:abstractNum>
-  <w:abstractNum w:abstractNumId="46" w15:restartNumberingAfterBreak="0">
-    <w:nsid w:val="546D1DFF"/>
-    <w:multiLevelType w:val="multilevel"/>
-    <w:tmpl w:val="D512CF12"/>
-    <w:lvl w:ilvl="0">
-      <w:start w:val="1"/>
-      <w:numFmt w:val="bullet"/>
-      <w:lvlText w:val=""/>
-      <w:lvlJc w:val="left"/>
-      <w:pPr>
-        <w:tabs>
-          <w:tab w:val="num" w:pos="720"/>
-        </w:tabs>
-        <w:ind w:left="720" w:hanging="360"/>
-      </w:pPr>
-      <w:rPr>
-        <w:rFonts w:ascii="Symbol" w:hAnsi="Symbol" w:hint="default"/>
-        <w:sz w:val="20"/>
-      </w:rPr>
-    </w:lvl>
-    <w:lvl w:ilvl="1" w:tentative="1">
-      <w:start w:val="1"/>
-      <w:numFmt w:val="bullet"/>
-      <w:lvlText w:val="o"/>
-      <w:lvlJc w:val="left"/>
-      <w:pPr>
-        <w:tabs>
-          <w:tab w:val="num" w:pos="1440"/>
-        </w:tabs>
-        <w:ind w:left="1440" w:hanging="360"/>
-      </w:pPr>
-      <w:rPr>
-        <w:rFonts w:ascii="Courier New" w:hAnsi="Courier New" w:hint="default"/>
-        <w:sz w:val="20"/>
-      </w:rPr>
-    </w:lvl>
-    <w:lvl w:ilvl="2" w:tentative="1">
-      <w:start w:val="1"/>
-      <w:numFmt w:val="bullet"/>
-      <w:lvlText w:val=""/>
-      <w:lvlJc w:val="left"/>
-      <w:pPr>
-        <w:tabs>
-          <w:tab w:val="num" w:pos="2160"/>
-        </w:tabs>
-        <w:ind w:left="2160" w:hanging="360"/>
-      </w:pPr>
-      <w:rPr>
-        <w:rFonts w:ascii="Wingdings" w:hAnsi="Wingdings" w:hint="default"/>
-        <w:sz w:val="20"/>
-      </w:rPr>
-    </w:lvl>
-    <w:lvl w:ilvl="3" w:tentative="1">
-      <w:start w:val="1"/>
-      <w:numFmt w:val="bullet"/>
-      <w:lvlText w:val=""/>
-      <w:lvlJc w:val="left"/>
-      <w:pPr>
-        <w:tabs>
-          <w:tab w:val="num" w:pos="2880"/>
-        </w:tabs>
-        <w:ind w:left="2880" w:hanging="360"/>
-      </w:pPr>
-      <w:rPr>
-        <w:rFonts w:ascii="Wingdings" w:hAnsi="Wingdings" w:hint="default"/>
-        <w:sz w:val="20"/>
-      </w:rPr>
-    </w:lvl>
-    <w:lvl w:ilvl="4" w:tentative="1">
-      <w:start w:val="1"/>
-      <w:numFmt w:val="bullet"/>
-      <w:lvlText w:val=""/>
-      <w:lvlJc w:val="left"/>
-      <w:pPr>
-        <w:tabs>
-          <w:tab w:val="num" w:pos="3600"/>
-        </w:tabs>
-        <w:ind w:left="3600" w:hanging="360"/>
-      </w:pPr>
-      <w:rPr>
-        <w:rFonts w:ascii="Wingdings" w:hAnsi="Wingdings" w:hint="default"/>
-        <w:sz w:val="20"/>
-      </w:rPr>
-    </w:lvl>
-    <w:lvl w:ilvl="5" w:tentative="1">
-      <w:start w:val="1"/>
-      <w:numFmt w:val="bullet"/>
-      <w:lvlText w:val=""/>
-      <w:lvlJc w:val="left"/>
-      <w:pPr>
-        <w:tabs>
-          <w:tab w:val="num" w:pos="4320"/>
-        </w:tabs>
-        <w:ind w:left="4320" w:hanging="360"/>
-      </w:pPr>
-      <w:rPr>
-        <w:rFonts w:ascii="Wingdings" w:hAnsi="Wingdings" w:hint="default"/>
-        <w:sz w:val="20"/>
-      </w:rPr>
-    </w:lvl>
-    <w:lvl w:ilvl="6" w:tentative="1">
-      <w:start w:val="1"/>
-      <w:numFmt w:val="bullet"/>
-      <w:lvlText w:val=""/>
-      <w:lvlJc w:val="left"/>
-      <w:pPr>
-        <w:tabs>
-          <w:tab w:val="num" w:pos="5040"/>
-        </w:tabs>
-        <w:ind w:left="5040" w:hanging="360"/>
-      </w:pPr>
-      <w:rPr>
-        <w:rFonts w:ascii="Wingdings" w:hAnsi="Wingdings" w:hint="default"/>
-        <w:sz w:val="20"/>
-      </w:rPr>
-    </w:lvl>
-    <w:lvl w:ilvl="7" w:tentative="1">
-      <w:start w:val="1"/>
-      <w:numFmt w:val="bullet"/>
-      <w:lvlText w:val=""/>
-      <w:lvlJc w:val="left"/>
-      <w:pPr>
-        <w:tabs>
-          <w:tab w:val="num" w:pos="5760"/>
-        </w:tabs>
-        <w:ind w:left="5760" w:hanging="360"/>
-      </w:pPr>
-      <w:rPr>
-        <w:rFonts w:ascii="Wingdings" w:hAnsi="Wingdings" w:hint="default"/>
-        <w:sz w:val="20"/>
-      </w:rPr>
-    </w:lvl>
-    <w:lvl w:ilvl="8" w:tentative="1">
-      <w:start w:val="1"/>
-      <w:numFmt w:val="bullet"/>
-      <w:lvlText w:val=""/>
-      <w:lvlJc w:val="left"/>
-      <w:pPr>
-        <w:tabs>
-          <w:tab w:val="num" w:pos="6480"/>
-        </w:tabs>
-        <w:ind w:left="6480" w:hanging="360"/>
-      </w:pPr>
-      <w:rPr>
-        <w:rFonts w:ascii="Wingdings" w:hAnsi="Wingdings" w:hint="default"/>
-        <w:sz w:val="20"/>
-      </w:rPr>
-    </w:lvl>
-  </w:abstractNum>
-  <w:abstractNum w:abstractNumId="47" w15:restartNumberingAfterBreak="0">
+  <w:abstractNum w:abstractNumId="24" w15:restartNumberingAfterBreak="0">
     <w:nsid w:val="55B95493"/>
     <w:multiLevelType w:val="hybridMultilevel"/>
     <w:tmpl w:val="D66815C2"/>
@@ -23932,156 +21092,7 @@
       </w:rPr>
     </w:lvl>
   </w:abstractNum>
-  <w:abstractNum w:abstractNumId="48" w15:restartNumberingAfterBreak="0">
-    <w:nsid w:val="57981C95"/>
-    <w:multiLevelType w:val="multilevel"/>
-    <w:tmpl w:val="592A365C"/>
-    <w:lvl w:ilvl="0">
-      <w:start w:val="1"/>
-      <w:numFmt w:val="bullet"/>
-      <w:lvlText w:val=""/>
-      <w:lvlJc w:val="left"/>
-      <w:pPr>
-        <w:tabs>
-          <w:tab w:val="num" w:pos="720"/>
-        </w:tabs>
-        <w:ind w:left="720" w:hanging="360"/>
-      </w:pPr>
-      <w:rPr>
-        <w:rFonts w:ascii="Symbol" w:hAnsi="Symbol" w:hint="default"/>
-        <w:sz w:val="20"/>
-      </w:rPr>
-    </w:lvl>
-    <w:lvl w:ilvl="1" w:tentative="1">
-      <w:start w:val="1"/>
-      <w:numFmt w:val="bullet"/>
-      <w:lvlText w:val="o"/>
-      <w:lvlJc w:val="left"/>
-      <w:pPr>
-        <w:tabs>
-          <w:tab w:val="num" w:pos="1440"/>
-        </w:tabs>
-        <w:ind w:left="1440" w:hanging="360"/>
-      </w:pPr>
-      <w:rPr>
-        <w:rFonts w:ascii="Courier New" w:hAnsi="Courier New" w:hint="default"/>
-        <w:sz w:val="20"/>
-      </w:rPr>
-    </w:lvl>
-    <w:lvl w:ilvl="2" w:tentative="1">
-      <w:start w:val="1"/>
-      <w:numFmt w:val="bullet"/>
-      <w:lvlText w:val=""/>
-      <w:lvlJc w:val="left"/>
-      <w:pPr>
-        <w:tabs>
-          <w:tab w:val="num" w:pos="2160"/>
-        </w:tabs>
-        <w:ind w:left="2160" w:hanging="360"/>
-      </w:pPr>
-      <w:rPr>
-        <w:rFonts w:ascii="Wingdings" w:hAnsi="Wingdings" w:hint="default"/>
-        <w:sz w:val="20"/>
-      </w:rPr>
-    </w:lvl>
-    <w:lvl w:ilvl="3" w:tentative="1">
-      <w:start w:val="1"/>
-      <w:numFmt w:val="bullet"/>
-      <w:lvlText w:val=""/>
-      <w:lvlJc w:val="left"/>
-      <w:pPr>
-        <w:tabs>
-          <w:tab w:val="num" w:pos="2880"/>
-        </w:tabs>
-        <w:ind w:left="2880" w:hanging="360"/>
-      </w:pPr>
-      <w:rPr>
-        <w:rFonts w:ascii="Wingdings" w:hAnsi="Wingdings" w:hint="default"/>
-        <w:sz w:val="20"/>
-      </w:rPr>
-    </w:lvl>
-    <w:lvl w:ilvl="4" w:tentative="1">
-      <w:start w:val="1"/>
-      <w:numFmt w:val="bullet"/>
-      <w:lvlText w:val=""/>
-      <w:lvlJc w:val="left"/>
-      <w:pPr>
-        <w:tabs>
-          <w:tab w:val="num" w:pos="3600"/>
-        </w:tabs>
-        <w:ind w:left="3600" w:hanging="360"/>
-      </w:pPr>
-      <w:rPr>
-        <w:rFonts w:ascii="Wingdings" w:hAnsi="Wingdings" w:hint="default"/>
-        <w:sz w:val="20"/>
-      </w:rPr>
-    </w:lvl>
-    <w:lvl w:ilvl="5" w:tentative="1">
-      <w:start w:val="1"/>
-      <w:numFmt w:val="bullet"/>
-      <w:lvlText w:val=""/>
-      <w:lvlJc w:val="left"/>
-      <w:pPr>
-        <w:tabs>
-          <w:tab w:val="num" w:pos="4320"/>
-        </w:tabs>
-        <w:ind w:left="4320" w:hanging="360"/>
-      </w:pPr>
-      <w:rPr>
-        <w:rFonts w:ascii="Wingdings" w:hAnsi="Wingdings" w:hint="default"/>
-        <w:sz w:val="20"/>
-      </w:rPr>
-    </w:lvl>
-    <w:lvl w:ilvl="6" w:tentative="1">
-      <w:start w:val="1"/>
-      <w:numFmt w:val="bullet"/>
-      <w:lvlText w:val=""/>
-      <w:lvlJc w:val="left"/>
-      <w:pPr>
-        <w:tabs>
-          <w:tab w:val="num" w:pos="5040"/>
-        </w:tabs>
-        <w:ind w:left="5040" w:hanging="360"/>
-      </w:pPr>
-      <w:rPr>
-        <w:rFonts w:ascii="Wingdings" w:hAnsi="Wingdings" w:hint="default"/>
-        <w:sz w:val="20"/>
-      </w:rPr>
-    </w:lvl>
-    <w:lvl w:ilvl="7" w:tentative="1">
-      <w:start w:val="1"/>
-      <w:numFmt w:val="bullet"/>
-      <w:lvlText w:val=""/>
-      <w:lvlJc w:val="left"/>
-      <w:pPr>
-        <w:tabs>
-          <w:tab w:val="num" w:pos="5760"/>
-        </w:tabs>
-        <w:ind w:left="5760" w:hanging="360"/>
-      </w:pPr>
-      <w:rPr>
-        <w:rFonts w:ascii="Wingdings" w:hAnsi="Wingdings" w:hint="default"/>
-        <w:sz w:val="20"/>
-      </w:rPr>
-    </w:lvl>
-    <w:lvl w:ilvl="8" w:tentative="1">
-      <w:start w:val="1"/>
-      <w:numFmt w:val="bullet"/>
-      <w:lvlText w:val=""/>
-      <w:lvlJc w:val="left"/>
-      <w:pPr>
-        <w:tabs>
-          <w:tab w:val="num" w:pos="6480"/>
-        </w:tabs>
-        <w:ind w:left="6480" w:hanging="360"/>
-      </w:pPr>
-      <w:rPr>
-        <w:rFonts w:ascii="Wingdings" w:hAnsi="Wingdings" w:hint="default"/>
-        <w:sz w:val="20"/>
-      </w:rPr>
-    </w:lvl>
-  </w:abstractNum>
-  <w:abstractNum w:abstractNumId="49" w15:restartNumberingAfterBreak="0">
+  <w:abstractNum w:abstractNumId="25" w15:restartNumberingAfterBreak="0">
     <w:nsid w:val="59740E73"/>
     <w:multiLevelType w:val="multilevel"/>
     <w:tmpl w:val="1ABAA9D4"/>
@@ -24230,156 +21241,7 @@
       </w:rPr>
     </w:lvl>
   </w:abstractNum>
-  <w:abstractNum w:abstractNumId="50" w15:restartNumberingAfterBreak="0">
-    <w:nsid w:val="5BEB2090"/>
-    <w:multiLevelType w:val="multilevel"/>
-    <w:tmpl w:val="F3EEAA92"/>
-    <w:lvl w:ilvl="0">
-      <w:start w:val="1"/>
-      <w:numFmt w:val="bullet"/>
-      <w:lvlText w:val=""/>
-      <w:lvlJc w:val="left"/>
-      <w:pPr>
-        <w:tabs>
-          <w:tab w:val="num" w:pos="720"/>
-        </w:tabs>
-        <w:ind w:left="720" w:hanging="360"/>
-      </w:pPr>
-      <w:rPr>
-        <w:rFonts w:ascii="Symbol" w:hAnsi="Symbol" w:hint="default"/>
-        <w:sz w:val="20"/>
-      </w:rPr>
-    </w:lvl>
-    <w:lvl w:ilvl="1">
-      <w:start w:val="1"/>
-      <w:numFmt w:val="bullet"/>
-      <w:lvlText w:val="o"/>
-      <w:lvlJc w:val="left"/>
-      <w:pPr>
-        <w:tabs>
-          <w:tab w:val="num" w:pos="1440"/>
-        </w:tabs>
-        <w:ind w:left="1440" w:hanging="360"/>
-      </w:pPr>
-      <w:rPr>
-        <w:rFonts w:ascii="Courier New" w:hAnsi="Courier New" w:hint="default"/>
-        <w:sz w:val="20"/>
-      </w:rPr>
-    </w:lvl>
-    <w:lvl w:ilvl="2" w:tentative="1">
-      <w:start w:val="1"/>
-      <w:numFmt w:val="bullet"/>
-      <w:lvlText w:val=""/>
-      <w:lvlJc w:val="left"/>
-      <w:pPr>
-        <w:tabs>
-          <w:tab w:val="num" w:pos="2160"/>
-        </w:tabs>
-        <w:ind w:left="2160" w:hanging="360"/>
-      </w:pPr>
-      <w:rPr>
-        <w:rFonts w:ascii="Wingdings" w:hAnsi="Wingdings" w:hint="default"/>
-        <w:sz w:val="20"/>
-      </w:rPr>
-    </w:lvl>
-    <w:lvl w:ilvl="3" w:tentative="1">
-      <w:start w:val="1"/>
-      <w:numFmt w:val="bullet"/>
-      <w:lvlText w:val=""/>
-      <w:lvlJc w:val="left"/>
-      <w:pPr>
-        <w:tabs>
-          <w:tab w:val="num" w:pos="2880"/>
-        </w:tabs>
-        <w:ind w:left="2880" w:hanging="360"/>
-      </w:pPr>
-      <w:rPr>
-        <w:rFonts w:ascii="Wingdings" w:hAnsi="Wingdings" w:hint="default"/>
-        <w:sz w:val="20"/>
-      </w:rPr>
-    </w:lvl>
-    <w:lvl w:ilvl="4" w:tentative="1">
-      <w:start w:val="1"/>
-      <w:numFmt w:val="bullet"/>
-      <w:lvlText w:val=""/>
-      <w:lvlJc w:val="left"/>
-      <w:pPr>
-        <w:tabs>
-          <w:tab w:val="num" w:pos="3600"/>
-        </w:tabs>
-        <w:ind w:left="3600" w:hanging="360"/>
-      </w:pPr>
-      <w:rPr>
-        <w:rFonts w:ascii="Wingdings" w:hAnsi="Wingdings" w:hint="default"/>
-        <w:sz w:val="20"/>
-      </w:rPr>
-    </w:lvl>
-    <w:lvl w:ilvl="5" w:tentative="1">
-      <w:start w:val="1"/>
-      <w:numFmt w:val="bullet"/>
-      <w:lvlText w:val=""/>
-      <w:lvlJc w:val="left"/>
-      <w:pPr>
-        <w:tabs>
-          <w:tab w:val="num" w:pos="4320"/>
-        </w:tabs>
-        <w:ind w:left="4320" w:hanging="360"/>
-      </w:pPr>
-      <w:rPr>
-        <w:rFonts w:ascii="Wingdings" w:hAnsi="Wingdings" w:hint="default"/>
-        <w:sz w:val="20"/>
-      </w:rPr>
-    </w:lvl>
-    <w:lvl w:ilvl="6" w:tentative="1">
-      <w:start w:val="1"/>
-      <w:numFmt w:val="bullet"/>
-      <w:lvlText w:val=""/>
-      <w:lvlJc w:val="left"/>
-      <w:pPr>
-        <w:tabs>
-          <w:tab w:val="num" w:pos="5040"/>
-        </w:tabs>
-        <w:ind w:left="5040" w:hanging="360"/>
-      </w:pPr>
-      <w:rPr>
-        <w:rFonts w:ascii="Wingdings" w:hAnsi="Wingdings" w:hint="default"/>
-        <w:sz w:val="20"/>
-      </w:rPr>
-    </w:lvl>
-    <w:lvl w:ilvl="7" w:tentative="1">
-      <w:start w:val="1"/>
-      <w:numFmt w:val="bullet"/>
-      <w:lvlText w:val=""/>
-      <w:lvlJc w:val="left"/>
-      <w:pPr>
-        <w:tabs>
-          <w:tab w:val="num" w:pos="5760"/>
-        </w:tabs>
-        <w:ind w:left="5760" w:hanging="360"/>
-      </w:pPr>
-      <w:rPr>
-        <w:rFonts w:ascii="Wingdings" w:hAnsi="Wingdings" w:hint="default"/>
-        <w:sz w:val="20"/>
-      </w:rPr>
-    </w:lvl>
-    <w:lvl w:ilvl="8" w:tentative="1">
-      <w:start w:val="1"/>
-      <w:numFmt w:val="bullet"/>
-      <w:lvlText w:val=""/>
-      <w:lvlJc w:val="left"/>
-      <w:pPr>
-        <w:tabs>
-          <w:tab w:val="num" w:pos="6480"/>
-        </w:tabs>
-        <w:ind w:left="6480" w:hanging="360"/>
-      </w:pPr>
-      <w:rPr>
-        <w:rFonts w:ascii="Wingdings" w:hAnsi="Wingdings" w:hint="default"/>
-        <w:sz w:val="20"/>
-      </w:rPr>
-    </w:lvl>
-  </w:abstractNum>
-  <w:abstractNum w:abstractNumId="51" w15:restartNumberingAfterBreak="0">
+  <w:abstractNum w:abstractNumId="26" w15:restartNumberingAfterBreak="0">
     <w:nsid w:val="5CAD1E2C"/>
     <w:multiLevelType w:val="multilevel"/>
     <w:tmpl w:val="60FE6682"/>
@@ -24528,156 +21390,7 @@
       </w:rPr>
     </w:lvl>
   </w:abstractNum>
-  <w:abstractNum w:abstractNumId="52" w15:restartNumberingAfterBreak="0">
-    <w:nsid w:val="5E617D1D"/>
-    <w:multiLevelType w:val="multilevel"/>
-    <w:tmpl w:val="283AB73E"/>
-    <w:lvl w:ilvl="0">
-      <w:start w:val="1"/>
-      <w:numFmt w:val="bullet"/>
-      <w:lvlText w:val=""/>
-      <w:lvlJc w:val="left"/>
-      <w:pPr>
-        <w:tabs>
-          <w:tab w:val="num" w:pos="720"/>
-        </w:tabs>
-        <w:ind w:left="720" w:hanging="360"/>
-      </w:pPr>
-      <w:rPr>
-        <w:rFonts w:ascii="Symbol" w:hAnsi="Symbol" w:hint="default"/>
-        <w:sz w:val="20"/>
-      </w:rPr>
-    </w:lvl>
-    <w:lvl w:ilvl="1" w:tentative="1">
-      <w:start w:val="1"/>
-      <w:numFmt w:val="bullet"/>
-      <w:lvlText w:val="o"/>
-      <w:lvlJc w:val="left"/>
-      <w:pPr>
-        <w:tabs>
-          <w:tab w:val="num" w:pos="1440"/>
-        </w:tabs>
-        <w:ind w:left="1440" w:hanging="360"/>
-      </w:pPr>
-      <w:rPr>
-        <w:rFonts w:ascii="Courier New" w:hAnsi="Courier New" w:hint="default"/>
-        <w:sz w:val="20"/>
-      </w:rPr>
-    </w:lvl>
-    <w:lvl w:ilvl="2" w:tentative="1">
-      <w:start w:val="1"/>
-      <w:numFmt w:val="bullet"/>
-      <w:lvlText w:val=""/>
-      <w:lvlJc w:val="left"/>
-      <w:pPr>
-        <w:tabs>
-          <w:tab w:val="num" w:pos="2160"/>
-        </w:tabs>
-        <w:ind w:left="2160" w:hanging="360"/>
-      </w:pPr>
-      <w:rPr>
-        <w:rFonts w:ascii="Wingdings" w:hAnsi="Wingdings" w:hint="default"/>
-        <w:sz w:val="20"/>
-      </w:rPr>
-    </w:lvl>
-    <w:lvl w:ilvl="3" w:tentative="1">
-      <w:start w:val="1"/>
-      <w:numFmt w:val="bullet"/>
-      <w:lvlText w:val=""/>
-      <w:lvlJc w:val="left"/>
-      <w:pPr>
-        <w:tabs>
-          <w:tab w:val="num" w:pos="2880"/>
-        </w:tabs>
-        <w:ind w:left="2880" w:hanging="360"/>
-      </w:pPr>
-      <w:rPr>
-        <w:rFonts w:ascii="Wingdings" w:hAnsi="Wingdings" w:hint="default"/>
-        <w:sz w:val="20"/>
-      </w:rPr>
-    </w:lvl>
-    <w:lvl w:ilvl="4" w:tentative="1">
-      <w:start w:val="1"/>
-      <w:numFmt w:val="bullet"/>
-      <w:lvlText w:val=""/>
-      <w:lvlJc w:val="left"/>
-      <w:pPr>
-        <w:tabs>
-          <w:tab w:val="num" w:pos="3600"/>
-        </w:tabs>
-        <w:ind w:left="3600" w:hanging="360"/>
-      </w:pPr>
-      <w:rPr>
-        <w:rFonts w:ascii="Wingdings" w:hAnsi="Wingdings" w:hint="default"/>
-        <w:sz w:val="20"/>
-      </w:rPr>
-    </w:lvl>
-    <w:lvl w:ilvl="5" w:tentative="1">
-      <w:start w:val="1"/>
-      <w:numFmt w:val="bullet"/>
-      <w:lvlText w:val=""/>
-      <w:lvlJc w:val="left"/>
-      <w:pPr>
-        <w:tabs>
-          <w:tab w:val="num" w:pos="4320"/>
-        </w:tabs>
-        <w:ind w:left="4320" w:hanging="360"/>
-      </w:pPr>
-      <w:rPr>
-        <w:rFonts w:ascii="Wingdings" w:hAnsi="Wingdings" w:hint="default"/>
-        <w:sz w:val="20"/>
-      </w:rPr>
-    </w:lvl>
-    <w:lvl w:ilvl="6" w:tentative="1">
-      <w:start w:val="1"/>
-      <w:numFmt w:val="bullet"/>
-      <w:lvlText w:val=""/>
-      <w:lvlJc w:val="left"/>
-      <w:pPr>
-        <w:tabs>
-          <w:tab w:val="num" w:pos="5040"/>
-        </w:tabs>
-        <w:ind w:left="5040" w:hanging="360"/>
-      </w:pPr>
-      <w:rPr>
-        <w:rFonts w:ascii="Wingdings" w:hAnsi="Wingdings" w:hint="default"/>
-        <w:sz w:val="20"/>
-      </w:rPr>
-    </w:lvl>
-    <w:lvl w:ilvl="7" w:tentative="1">
-      <w:start w:val="1"/>
-      <w:numFmt w:val="bullet"/>
-      <w:lvlText w:val=""/>
-      <w:lvlJc w:val="left"/>
-      <w:pPr>
-        <w:tabs>
-          <w:tab w:val="num" w:pos="5760"/>
-        </w:tabs>
-        <w:ind w:left="5760" w:hanging="360"/>
-      </w:pPr>
-      <w:rPr>
-        <w:rFonts w:ascii="Wingdings" w:hAnsi="Wingdings" w:hint="default"/>
-        <w:sz w:val="20"/>
-      </w:rPr>
-    </w:lvl>
-    <w:lvl w:ilvl="8" w:tentative="1">
-      <w:start w:val="1"/>
-      <w:numFmt w:val="bullet"/>
-      <w:lvlText w:val=""/>
-      <w:lvlJc w:val="left"/>
-      <w:pPr>
-        <w:tabs>
-          <w:tab w:val="num" w:pos="6480"/>
-        </w:tabs>
-        <w:ind w:left="6480" w:hanging="360"/>
-      </w:pPr>
-      <w:rPr>
-        <w:rFonts w:ascii="Wingdings" w:hAnsi="Wingdings" w:hint="default"/>
-        <w:sz w:val="20"/>
-      </w:rPr>
-    </w:lvl>
-  </w:abstractNum>
-  <w:abstractNum w:abstractNumId="53" w15:restartNumberingAfterBreak="0">
+  <w:abstractNum w:abstractNumId="27" w15:restartNumberingAfterBreak="0">
     <w:nsid w:val="5E83079E"/>
     <w:multiLevelType w:val="multilevel"/>
     <w:tmpl w:val="D6E0DCB0"/>
@@ -24826,869 +21539,7 @@
       </w:rPr>
     </w:lvl>
   </w:abstractNum>
-  <w:abstractNum w:abstractNumId="54" w15:restartNumberingAfterBreak="0">
-    <w:nsid w:val="64EE586D"/>
-    <w:multiLevelType w:val="multilevel"/>
-    <w:tmpl w:val="08087770"/>
-    <w:lvl w:ilvl="0">
-      <w:start w:val="1"/>
-      <w:numFmt w:val="bullet"/>
-      <w:lvlText w:val=""/>
-      <w:lvlJc w:val="left"/>
-      <w:pPr>
-        <w:tabs>
-          <w:tab w:val="num" w:pos="720"/>
-        </w:tabs>
-        <w:ind w:left="720" w:hanging="360"/>
-      </w:pPr>
-      <w:rPr>
-        <w:rFonts w:ascii="Symbol" w:hAnsi="Symbol" w:hint="default"/>
-        <w:sz w:val="20"/>
-      </w:rPr>
-    </w:lvl>
-    <w:lvl w:ilvl="1" w:tentative="1">
-      <w:start w:val="1"/>
-      <w:numFmt w:val="bullet"/>
-      <w:lvlText w:val="o"/>
-      <w:lvlJc w:val="left"/>
-      <w:pPr>
-        <w:tabs>
-          <w:tab w:val="num" w:pos="1440"/>
-        </w:tabs>
-        <w:ind w:left="1440" w:hanging="360"/>
-      </w:pPr>
-      <w:rPr>
-        <w:rFonts w:ascii="Courier New" w:hAnsi="Courier New" w:hint="default"/>
-        <w:sz w:val="20"/>
-      </w:rPr>
-    </w:lvl>
-    <w:lvl w:ilvl="2" w:tentative="1">
-      <w:start w:val="1"/>
-      <w:numFmt w:val="bullet"/>
-      <w:lvlText w:val=""/>
-      <w:lvlJc w:val="left"/>
-      <w:pPr>
-        <w:tabs>
-          <w:tab w:val="num" w:pos="2160"/>
-        </w:tabs>
-        <w:ind w:left="2160" w:hanging="360"/>
-      </w:pPr>
-      <w:rPr>
-        <w:rFonts w:ascii="Wingdings" w:hAnsi="Wingdings" w:hint="default"/>
-        <w:sz w:val="20"/>
-      </w:rPr>
-    </w:lvl>
-    <w:lvl w:ilvl="3" w:tentative="1">
-      <w:start w:val="1"/>
-      <w:numFmt w:val="bullet"/>
-      <w:lvlText w:val=""/>
-      <w:lvlJc w:val="left"/>
-      <w:pPr>
-        <w:tabs>
-          <w:tab w:val="num" w:pos="2880"/>
-        </w:tabs>
-        <w:ind w:left="2880" w:hanging="360"/>
-      </w:pPr>
-      <w:rPr>
-        <w:rFonts w:ascii="Wingdings" w:hAnsi="Wingdings" w:hint="default"/>
-        <w:sz w:val="20"/>
-      </w:rPr>
-    </w:lvl>
-    <w:lvl w:ilvl="4" w:tentative="1">
-      <w:start w:val="1"/>
-      <w:numFmt w:val="bullet"/>
-      <w:lvlText w:val=""/>
-      <w:lvlJc w:val="left"/>
-      <w:pPr>
-        <w:tabs>
-          <w:tab w:val="num" w:pos="3600"/>
-        </w:tabs>
-        <w:ind w:left="3600" w:hanging="360"/>
-      </w:pPr>
-      <w:rPr>
-        <w:rFonts w:ascii="Wingdings" w:hAnsi="Wingdings" w:hint="default"/>
-        <w:sz w:val="20"/>
-      </w:rPr>
-    </w:lvl>
-    <w:lvl w:ilvl="5" w:tentative="1">
-      <w:start w:val="1"/>
-      <w:numFmt w:val="bullet"/>
-      <w:lvlText w:val=""/>
-      <w:lvlJc w:val="left"/>
-      <w:pPr>
-        <w:tabs>
-          <w:tab w:val="num" w:pos="4320"/>
-        </w:tabs>
-        <w:ind w:left="4320" w:hanging="360"/>
-      </w:pPr>
-      <w:rPr>
-        <w:rFonts w:ascii="Wingdings" w:hAnsi="Wingdings" w:hint="default"/>
-        <w:sz w:val="20"/>
-      </w:rPr>
-    </w:lvl>
-    <w:lvl w:ilvl="6" w:tentative="1">
-      <w:start w:val="1"/>
-      <w:numFmt w:val="bullet"/>
-      <w:lvlText w:val=""/>
-      <w:lvlJc w:val="left"/>
-      <w:pPr>
-        <w:tabs>
-          <w:tab w:val="num" w:pos="5040"/>
-        </w:tabs>
-        <w:ind w:left="5040" w:hanging="360"/>
-      </w:pPr>
-      <w:rPr>
-        <w:rFonts w:ascii="Wingdings" w:hAnsi="Wingdings" w:hint="default"/>
-        <w:sz w:val="20"/>
-      </w:rPr>
-    </w:lvl>
-    <w:lvl w:ilvl="7" w:tentative="1">
-      <w:start w:val="1"/>
-      <w:numFmt w:val="bullet"/>
-      <w:lvlText w:val=""/>
-      <w:lvlJc w:val="left"/>
-      <w:pPr>
-        <w:tabs>
-          <w:tab w:val="num" w:pos="5760"/>
-        </w:tabs>
-        <w:ind w:left="5760" w:hanging="360"/>
-      </w:pPr>
-      <w:rPr>
-        <w:rFonts w:ascii="Wingdings" w:hAnsi="Wingdings" w:hint="default"/>
-        <w:sz w:val="20"/>
-      </w:rPr>
-    </w:lvl>
-    <w:lvl w:ilvl="8" w:tentative="1">
-      <w:start w:val="1"/>
-      <w:numFmt w:val="bullet"/>
-      <w:lvlText w:val=""/>
-      <w:lvlJc w:val="left"/>
-      <w:pPr>
-        <w:tabs>
-          <w:tab w:val="num" w:pos="6480"/>
-        </w:tabs>
-        <w:ind w:left="6480" w:hanging="360"/>
-      </w:pPr>
-      <w:rPr>
-        <w:rFonts w:ascii="Wingdings" w:hAnsi="Wingdings" w:hint="default"/>
-        <w:sz w:val="20"/>
-      </w:rPr>
-    </w:lvl>
-  </w:abstractNum>
-  <w:abstractNum w:abstractNumId="55" w15:restartNumberingAfterBreak="0">
-    <w:nsid w:val="670D30F8"/>
-    <w:multiLevelType w:val="multilevel"/>
-    <w:tmpl w:val="A68855D2"/>
-    <w:lvl w:ilvl="0">
-      <w:start w:val="1"/>
-      <w:numFmt w:val="bullet"/>
-      <w:lvlText w:val=""/>
-      <w:lvlJc w:val="left"/>
-      <w:pPr>
-        <w:tabs>
-          <w:tab w:val="num" w:pos="720"/>
-        </w:tabs>
-        <w:ind w:left="720" w:hanging="360"/>
-      </w:pPr>
-      <w:rPr>
-        <w:rFonts w:ascii="Symbol" w:hAnsi="Symbol" w:hint="default"/>
-        <w:sz w:val="20"/>
-      </w:rPr>
-    </w:lvl>
-    <w:lvl w:ilvl="1">
-      <w:start w:val="1"/>
-      <w:numFmt w:val="bullet"/>
-      <w:lvlText w:val="o"/>
-      <w:lvlJc w:val="left"/>
-      <w:pPr>
-        <w:tabs>
-          <w:tab w:val="num" w:pos="1440"/>
-        </w:tabs>
-        <w:ind w:left="1440" w:hanging="360"/>
-      </w:pPr>
-      <w:rPr>
-        <w:rFonts w:ascii="Courier New" w:hAnsi="Courier New" w:hint="default"/>
-        <w:sz w:val="20"/>
-      </w:rPr>
-    </w:lvl>
-    <w:lvl w:ilvl="2" w:tentative="1">
-      <w:start w:val="1"/>
-      <w:numFmt w:val="bullet"/>
-      <w:lvlText w:val=""/>
-      <w:lvlJc w:val="left"/>
-      <w:pPr>
-        <w:tabs>
-          <w:tab w:val="num" w:pos="2160"/>
-        </w:tabs>
-        <w:ind w:left="2160" w:hanging="360"/>
-      </w:pPr>
-      <w:rPr>
-        <w:rFonts w:ascii="Wingdings" w:hAnsi="Wingdings" w:hint="default"/>
-        <w:sz w:val="20"/>
-      </w:rPr>
-    </w:lvl>
-    <w:lvl w:ilvl="3" w:tentative="1">
-      <w:start w:val="1"/>
-      <w:numFmt w:val="bullet"/>
-      <w:lvlText w:val=""/>
-      <w:lvlJc w:val="left"/>
-      <w:pPr>
-        <w:tabs>
-          <w:tab w:val="num" w:pos="2880"/>
-        </w:tabs>
-        <w:ind w:left="2880" w:hanging="360"/>
-      </w:pPr>
-      <w:rPr>
-        <w:rFonts w:ascii="Wingdings" w:hAnsi="Wingdings" w:hint="default"/>
-        <w:sz w:val="20"/>
-      </w:rPr>
-    </w:lvl>
-    <w:lvl w:ilvl="4" w:tentative="1">
-      <w:start w:val="1"/>
-      <w:numFmt w:val="bullet"/>
-      <w:lvlText w:val=""/>
-      <w:lvlJc w:val="left"/>
-      <w:pPr>
-        <w:tabs>
-          <w:tab w:val="num" w:pos="3600"/>
-        </w:tabs>
-        <w:ind w:left="3600" w:hanging="360"/>
-      </w:pPr>
-      <w:rPr>
-        <w:rFonts w:ascii="Wingdings" w:hAnsi="Wingdings" w:hint="default"/>
-        <w:sz w:val="20"/>
-      </w:rPr>
-    </w:lvl>
-    <w:lvl w:ilvl="5" w:tentative="1">
-      <w:start w:val="1"/>
-      <w:numFmt w:val="bullet"/>
-      <w:lvlText w:val=""/>
-      <w:lvlJc w:val="left"/>
-      <w:pPr>
-        <w:tabs>
-          <w:tab w:val="num" w:pos="4320"/>
-        </w:tabs>
-        <w:ind w:left="4320" w:hanging="360"/>
-      </w:pPr>
-      <w:rPr>
-        <w:rFonts w:ascii="Wingdings" w:hAnsi="Wingdings" w:hint="default"/>
-        <w:sz w:val="20"/>
-      </w:rPr>
-    </w:lvl>
-    <w:lvl w:ilvl="6" w:tentative="1">
-      <w:start w:val="1"/>
-      <w:numFmt w:val="bullet"/>
-      <w:lvlText w:val=""/>
-      <w:lvlJc w:val="left"/>
-      <w:pPr>
-        <w:tabs>
-          <w:tab w:val="num" w:pos="5040"/>
-        </w:tabs>
-        <w:ind w:left="5040" w:hanging="360"/>
-      </w:pPr>
-      <w:rPr>
-        <w:rFonts w:ascii="Wingdings" w:hAnsi="Wingdings" w:hint="default"/>
-        <w:sz w:val="20"/>
-      </w:rPr>
-    </w:lvl>
-    <w:lvl w:ilvl="7" w:tentative="1">
-      <w:start w:val="1"/>
-      <w:numFmt w:val="bullet"/>
-      <w:lvlText w:val=""/>
-      <w:lvlJc w:val="left"/>
-      <w:pPr>
-        <w:tabs>
-          <w:tab w:val="num" w:pos="5760"/>
-        </w:tabs>
-        <w:ind w:left="5760" w:hanging="360"/>
-      </w:pPr>
-      <w:rPr>
-        <w:rFonts w:ascii="Wingdings" w:hAnsi="Wingdings" w:hint="default"/>
-        <w:sz w:val="20"/>
-      </w:rPr>
-    </w:lvl>
-    <w:lvl w:ilvl="8" w:tentative="1">
-      <w:start w:val="1"/>
-      <w:numFmt w:val="bullet"/>
-      <w:lvlText w:val=""/>
-      <w:lvlJc w:val="left"/>
-      <w:pPr>
-        <w:tabs>
-          <w:tab w:val="num" w:pos="6480"/>
-        </w:tabs>
-        <w:ind w:left="6480" w:hanging="360"/>
-      </w:pPr>
-      <w:rPr>
-        <w:rFonts w:ascii="Wingdings" w:hAnsi="Wingdings" w:hint="default"/>
-        <w:sz w:val="20"/>
-      </w:rPr>
-    </w:lvl>
-  </w:abstractNum>
-  <w:abstractNum w:abstractNumId="56" w15:restartNumberingAfterBreak="0">
-    <w:nsid w:val="67894DC7"/>
-    <w:multiLevelType w:val="multilevel"/>
-    <w:tmpl w:val="03C62B12"/>
-    <w:lvl w:ilvl="0">
-      <w:start w:val="1"/>
-      <w:numFmt w:val="bullet"/>
-      <w:lvlText w:val=""/>
-      <w:lvlJc w:val="left"/>
-      <w:pPr>
-        <w:tabs>
-          <w:tab w:val="num" w:pos="720"/>
-        </w:tabs>
-        <w:ind w:left="720" w:hanging="360"/>
-      </w:pPr>
-      <w:rPr>
-        <w:rFonts w:ascii="Symbol" w:hAnsi="Symbol" w:hint="default"/>
-        <w:sz w:val="20"/>
-      </w:rPr>
-    </w:lvl>
-    <w:lvl w:ilvl="1">
-      <w:start w:val="1"/>
-      <w:numFmt w:val="bullet"/>
-      <w:lvlText w:val="o"/>
-      <w:lvlJc w:val="left"/>
-      <w:pPr>
-        <w:tabs>
-          <w:tab w:val="num" w:pos="1440"/>
-        </w:tabs>
-        <w:ind w:left="1440" w:hanging="360"/>
-      </w:pPr>
-      <w:rPr>
-        <w:rFonts w:ascii="Courier New" w:hAnsi="Courier New" w:hint="default"/>
-        <w:sz w:val="20"/>
-      </w:rPr>
-    </w:lvl>
-    <w:lvl w:ilvl="2" w:tentative="1">
-      <w:start w:val="1"/>
-      <w:numFmt w:val="bullet"/>
-      <w:lvlText w:val=""/>
-      <w:lvlJc w:val="left"/>
-      <w:pPr>
-        <w:tabs>
-          <w:tab w:val="num" w:pos="2160"/>
-        </w:tabs>
-        <w:ind w:left="2160" w:hanging="360"/>
-      </w:pPr>
-      <w:rPr>
-        <w:rFonts w:ascii="Wingdings" w:hAnsi="Wingdings" w:hint="default"/>
-        <w:sz w:val="20"/>
-      </w:rPr>
-    </w:lvl>
-    <w:lvl w:ilvl="3" w:tentative="1">
-      <w:start w:val="1"/>
-      <w:numFmt w:val="bullet"/>
-      <w:lvlText w:val=""/>
-      <w:lvlJc w:val="left"/>
-      <w:pPr>
-        <w:tabs>
-          <w:tab w:val="num" w:pos="2880"/>
-        </w:tabs>
-        <w:ind w:left="2880" w:hanging="360"/>
-      </w:pPr>
-      <w:rPr>
-        <w:rFonts w:ascii="Wingdings" w:hAnsi="Wingdings" w:hint="default"/>
-        <w:sz w:val="20"/>
-      </w:rPr>
-    </w:lvl>
-    <w:lvl w:ilvl="4" w:tentative="1">
-      <w:start w:val="1"/>
-      <w:numFmt w:val="bullet"/>
-      <w:lvlText w:val=""/>
-      <w:lvlJc w:val="left"/>
-      <w:pPr>
-        <w:tabs>
-          <w:tab w:val="num" w:pos="3600"/>
-        </w:tabs>
-        <w:ind w:left="3600" w:hanging="360"/>
-      </w:pPr>
-      <w:rPr>
-        <w:rFonts w:ascii="Wingdings" w:hAnsi="Wingdings" w:hint="default"/>
-        <w:sz w:val="20"/>
-      </w:rPr>
-    </w:lvl>
-    <w:lvl w:ilvl="5" w:tentative="1">
-      <w:start w:val="1"/>
-      <w:numFmt w:val="bullet"/>
-      <w:lvlText w:val=""/>
-      <w:lvlJc w:val="left"/>
-      <w:pPr>
-        <w:tabs>
-          <w:tab w:val="num" w:pos="4320"/>
-        </w:tabs>
-        <w:ind w:left="4320" w:hanging="360"/>
-      </w:pPr>
-      <w:rPr>
-        <w:rFonts w:ascii="Wingdings" w:hAnsi="Wingdings" w:hint="default"/>
-        <w:sz w:val="20"/>
-      </w:rPr>
-    </w:lvl>
-    <w:lvl w:ilvl="6" w:tentative="1">
-      <w:start w:val="1"/>
-      <w:numFmt w:val="bullet"/>
-      <w:lvlText w:val=""/>
-      <w:lvlJc w:val="left"/>
-      <w:pPr>
-        <w:tabs>
-          <w:tab w:val="num" w:pos="5040"/>
-        </w:tabs>
-        <w:ind w:left="5040" w:hanging="360"/>
-      </w:pPr>
-      <w:rPr>
-        <w:rFonts w:ascii="Wingdings" w:hAnsi="Wingdings" w:hint="default"/>
-        <w:sz w:val="20"/>
-      </w:rPr>
-    </w:lvl>
-    <w:lvl w:ilvl="7" w:tentative="1">
-      <w:start w:val="1"/>
-      <w:numFmt w:val="bullet"/>
-      <w:lvlText w:val=""/>
-      <w:lvlJc w:val="left"/>
-      <w:pPr>
-        <w:tabs>
-          <w:tab w:val="num" w:pos="5760"/>
-        </w:tabs>
-        <w:ind w:left="5760" w:hanging="360"/>
-      </w:pPr>
-      <w:rPr>
-        <w:rFonts w:ascii="Wingdings" w:hAnsi="Wingdings" w:hint="default"/>
-        <w:sz w:val="20"/>
-      </w:rPr>
-    </w:lvl>
-    <w:lvl w:ilvl="8" w:tentative="1">
-      <w:start w:val="1"/>
-      <w:numFmt w:val="bullet"/>
-      <w:lvlText w:val=""/>
-      <w:lvlJc w:val="left"/>
-      <w:pPr>
-        <w:tabs>
-          <w:tab w:val="num" w:pos="6480"/>
-        </w:tabs>
-        <w:ind w:left="6480" w:hanging="360"/>
-      </w:pPr>
-      <w:rPr>
-        <w:rFonts w:ascii="Wingdings" w:hAnsi="Wingdings" w:hint="default"/>
-        <w:sz w:val="20"/>
-      </w:rPr>
-    </w:lvl>
-  </w:abstractNum>
-  <w:abstractNum w:abstractNumId="57" w15:restartNumberingAfterBreak="0">
-    <w:nsid w:val="67E16B64"/>
-    <w:multiLevelType w:val="multilevel"/>
-    <w:tmpl w:val="368270A8"/>
-    <w:lvl w:ilvl="0">
-      <w:start w:val="1"/>
-      <w:numFmt w:val="bullet"/>
-      <w:lvlText w:val=""/>
-      <w:lvlJc w:val="left"/>
-      <w:pPr>
-        <w:tabs>
-          <w:tab w:val="num" w:pos="720"/>
-        </w:tabs>
-        <w:ind w:left="720" w:hanging="360"/>
-      </w:pPr>
-      <w:rPr>
-        <w:rFonts w:ascii="Symbol" w:hAnsi="Symbol" w:hint="default"/>
-        <w:sz w:val="20"/>
-      </w:rPr>
-    </w:lvl>
-    <w:lvl w:ilvl="1">
-      <w:start w:val="1"/>
-      <w:numFmt w:val="bullet"/>
-      <w:lvlText w:val="o"/>
-      <w:lvlJc w:val="left"/>
-      <w:pPr>
-        <w:tabs>
-          <w:tab w:val="num" w:pos="1440"/>
-        </w:tabs>
-        <w:ind w:left="1440" w:hanging="360"/>
-      </w:pPr>
-      <w:rPr>
-        <w:rFonts w:ascii="Courier New" w:hAnsi="Courier New" w:hint="default"/>
-        <w:sz w:val="20"/>
-      </w:rPr>
-    </w:lvl>
-    <w:lvl w:ilvl="2" w:tentative="1">
-      <w:start w:val="1"/>
-      <w:numFmt w:val="bullet"/>
-      <w:lvlText w:val=""/>
-      <w:lvlJc w:val="left"/>
-      <w:pPr>
-        <w:tabs>
-          <w:tab w:val="num" w:pos="2160"/>
-        </w:tabs>
-        <w:ind w:left="2160" w:hanging="360"/>
-      </w:pPr>
-      <w:rPr>
-        <w:rFonts w:ascii="Wingdings" w:hAnsi="Wingdings" w:hint="default"/>
-        <w:sz w:val="20"/>
-      </w:rPr>
-    </w:lvl>
-    <w:lvl w:ilvl="3" w:tentative="1">
-      <w:start w:val="1"/>
-      <w:numFmt w:val="bullet"/>
-      <w:lvlText w:val=""/>
-      <w:lvlJc w:val="left"/>
-      <w:pPr>
-        <w:tabs>
-          <w:tab w:val="num" w:pos="2880"/>
-        </w:tabs>
-        <w:ind w:left="2880" w:hanging="360"/>
-      </w:pPr>
-      <w:rPr>
-        <w:rFonts w:ascii="Wingdings" w:hAnsi="Wingdings" w:hint="default"/>
-        <w:sz w:val="20"/>
-      </w:rPr>
-    </w:lvl>
-    <w:lvl w:ilvl="4" w:tentative="1">
-      <w:start w:val="1"/>
-      <w:numFmt w:val="bullet"/>
-      <w:lvlText w:val=""/>
-      <w:lvlJc w:val="left"/>
-      <w:pPr>
-        <w:tabs>
-          <w:tab w:val="num" w:pos="3600"/>
-        </w:tabs>
-        <w:ind w:left="3600" w:hanging="360"/>
-      </w:pPr>
-      <w:rPr>
-        <w:rFonts w:ascii="Wingdings" w:hAnsi="Wingdings" w:hint="default"/>
-        <w:sz w:val="20"/>
-      </w:rPr>
-    </w:lvl>
-    <w:lvl w:ilvl="5" w:tentative="1">
-      <w:start w:val="1"/>
-      <w:numFmt w:val="bullet"/>
-      <w:lvlText w:val=""/>
-      <w:lvlJc w:val="left"/>
-      <w:pPr>
-        <w:tabs>
-          <w:tab w:val="num" w:pos="4320"/>
-        </w:tabs>
-        <w:ind w:left="4320" w:hanging="360"/>
-      </w:pPr>
-      <w:rPr>
-        <w:rFonts w:ascii="Wingdings" w:hAnsi="Wingdings" w:hint="default"/>
-        <w:sz w:val="20"/>
-      </w:rPr>
-    </w:lvl>
-    <w:lvl w:ilvl="6" w:tentative="1">
-      <w:start w:val="1"/>
-      <w:numFmt w:val="bullet"/>
-      <w:lvlText w:val=""/>
-      <w:lvlJc w:val="left"/>
-      <w:pPr>
-        <w:tabs>
-          <w:tab w:val="num" w:pos="5040"/>
-        </w:tabs>
-        <w:ind w:left="5040" w:hanging="360"/>
-      </w:pPr>
-      <w:rPr>
-        <w:rFonts w:ascii="Wingdings" w:hAnsi="Wingdings" w:hint="default"/>
-        <w:sz w:val="20"/>
-      </w:rPr>
-    </w:lvl>
-    <w:lvl w:ilvl="7" w:tentative="1">
-      <w:start w:val="1"/>
-      <w:numFmt w:val="bullet"/>
-      <w:lvlText w:val=""/>
-      <w:lvlJc w:val="left"/>
-      <w:pPr>
-        <w:tabs>
-          <w:tab w:val="num" w:pos="5760"/>
-        </w:tabs>
-        <w:ind w:left="5760" w:hanging="360"/>
-      </w:pPr>
-      <w:rPr>
-        <w:rFonts w:ascii="Wingdings" w:hAnsi="Wingdings" w:hint="default"/>
-        <w:sz w:val="20"/>
-      </w:rPr>
-    </w:lvl>
-    <w:lvl w:ilvl="8" w:tentative="1">
-      <w:start w:val="1"/>
-      <w:numFmt w:val="bullet"/>
-      <w:lvlText w:val=""/>
-      <w:lvlJc w:val="left"/>
-      <w:pPr>
-        <w:tabs>
-          <w:tab w:val="num" w:pos="6480"/>
-        </w:tabs>
-        <w:ind w:left="6480" w:hanging="360"/>
-      </w:pPr>
-      <w:rPr>
-        <w:rFonts w:ascii="Wingdings" w:hAnsi="Wingdings" w:hint="default"/>
-        <w:sz w:val="20"/>
-      </w:rPr>
-    </w:lvl>
-  </w:abstractNum>
-  <w:abstractNum w:abstractNumId="58" w15:restartNumberingAfterBreak="0">
-    <w:nsid w:val="6AE113DF"/>
-    <w:multiLevelType w:val="multilevel"/>
-    <w:tmpl w:val="01D214BC"/>
-    <w:lvl w:ilvl="0">
-      <w:start w:val="1"/>
-      <w:numFmt w:val="bullet"/>
-      <w:lvlText w:val=""/>
-      <w:lvlJc w:val="left"/>
-      <w:pPr>
-        <w:tabs>
-          <w:tab w:val="num" w:pos="720"/>
-        </w:tabs>
-        <w:ind w:left="720" w:hanging="360"/>
-      </w:pPr>
-      <w:rPr>
-        <w:rFonts w:ascii="Symbol" w:hAnsi="Symbol" w:hint="default"/>
-        <w:sz w:val="20"/>
-      </w:rPr>
-    </w:lvl>
-    <w:lvl w:ilvl="1">
-      <w:start w:val="1"/>
-      <w:numFmt w:val="bullet"/>
-      <w:lvlText w:val="o"/>
-      <w:lvlJc w:val="left"/>
-      <w:pPr>
-        <w:tabs>
-          <w:tab w:val="num" w:pos="1440"/>
-        </w:tabs>
-        <w:ind w:left="1440" w:hanging="360"/>
-      </w:pPr>
-      <w:rPr>
-        <w:rFonts w:ascii="Courier New" w:hAnsi="Courier New" w:hint="default"/>
-        <w:sz w:val="20"/>
-      </w:rPr>
-    </w:lvl>
-    <w:lvl w:ilvl="2" w:tentative="1">
-      <w:start w:val="1"/>
-      <w:numFmt w:val="bullet"/>
-      <w:lvlText w:val=""/>
-      <w:lvlJc w:val="left"/>
-      <w:pPr>
-        <w:tabs>
-          <w:tab w:val="num" w:pos="2160"/>
-        </w:tabs>
-        <w:ind w:left="2160" w:hanging="360"/>
-      </w:pPr>
-      <w:rPr>
-        <w:rFonts w:ascii="Wingdings" w:hAnsi="Wingdings" w:hint="default"/>
-        <w:sz w:val="20"/>
-      </w:rPr>
-    </w:lvl>
-    <w:lvl w:ilvl="3" w:tentative="1">
-      <w:start w:val="1"/>
-      <w:numFmt w:val="bullet"/>
-      <w:lvlText w:val=""/>
-      <w:lvlJc w:val="left"/>
-      <w:pPr>
-        <w:tabs>
-          <w:tab w:val="num" w:pos="2880"/>
-        </w:tabs>
-        <w:ind w:left="2880" w:hanging="360"/>
-      </w:pPr>
-      <w:rPr>
-        <w:rFonts w:ascii="Wingdings" w:hAnsi="Wingdings" w:hint="default"/>
-        <w:sz w:val="20"/>
-      </w:rPr>
-    </w:lvl>
-    <w:lvl w:ilvl="4" w:tentative="1">
-      <w:start w:val="1"/>
-      <w:numFmt w:val="bullet"/>
-      <w:lvlText w:val=""/>
-      <w:lvlJc w:val="left"/>
-      <w:pPr>
-        <w:tabs>
-          <w:tab w:val="num" w:pos="3600"/>
-        </w:tabs>
-        <w:ind w:left="3600" w:hanging="360"/>
-      </w:pPr>
-      <w:rPr>
-        <w:rFonts w:ascii="Wingdings" w:hAnsi="Wingdings" w:hint="default"/>
-        <w:sz w:val="20"/>
-      </w:rPr>
-    </w:lvl>
-    <w:lvl w:ilvl="5" w:tentative="1">
-      <w:start w:val="1"/>
-      <w:numFmt w:val="bullet"/>
-      <w:lvlText w:val=""/>
-      <w:lvlJc w:val="left"/>
-      <w:pPr>
-        <w:tabs>
-          <w:tab w:val="num" w:pos="4320"/>
-        </w:tabs>
-        <w:ind w:left="4320" w:hanging="360"/>
-      </w:pPr>
-      <w:rPr>
-        <w:rFonts w:ascii="Wingdings" w:hAnsi="Wingdings" w:hint="default"/>
-        <w:sz w:val="20"/>
-      </w:rPr>
-    </w:lvl>
-    <w:lvl w:ilvl="6" w:tentative="1">
-      <w:start w:val="1"/>
-      <w:numFmt w:val="bullet"/>
-      <w:lvlText w:val=""/>
-      <w:lvlJc w:val="left"/>
-      <w:pPr>
-        <w:tabs>
-          <w:tab w:val="num" w:pos="5040"/>
-        </w:tabs>
-        <w:ind w:left="5040" w:hanging="360"/>
-      </w:pPr>
-      <w:rPr>
-        <w:rFonts w:ascii="Wingdings" w:hAnsi="Wingdings" w:hint="default"/>
-        <w:sz w:val="20"/>
-      </w:rPr>
-    </w:lvl>
-    <w:lvl w:ilvl="7" w:tentative="1">
-      <w:start w:val="1"/>
-      <w:numFmt w:val="bullet"/>
-      <w:lvlText w:val=""/>
-      <w:lvlJc w:val="left"/>
-      <w:pPr>
-        <w:tabs>
-          <w:tab w:val="num" w:pos="5760"/>
-        </w:tabs>
-        <w:ind w:left="5760" w:hanging="360"/>
-      </w:pPr>
-      <w:rPr>
-        <w:rFonts w:ascii="Wingdings" w:hAnsi="Wingdings" w:hint="default"/>
-        <w:sz w:val="20"/>
-      </w:rPr>
-    </w:lvl>
-    <w:lvl w:ilvl="8" w:tentative="1">
-      <w:start w:val="1"/>
-      <w:numFmt w:val="bullet"/>
-      <w:lvlText w:val=""/>
-      <w:lvlJc w:val="left"/>
-      <w:pPr>
-        <w:tabs>
-          <w:tab w:val="num" w:pos="6480"/>
-        </w:tabs>
-        <w:ind w:left="6480" w:hanging="360"/>
-      </w:pPr>
-      <w:rPr>
-        <w:rFonts w:ascii="Wingdings" w:hAnsi="Wingdings" w:hint="default"/>
-        <w:sz w:val="20"/>
-      </w:rPr>
-    </w:lvl>
-  </w:abstractNum>
-  <w:abstractNum w:abstractNumId="59" w15:restartNumberingAfterBreak="0">
-    <w:nsid w:val="6B3B17EB"/>
-    <w:multiLevelType w:val="multilevel"/>
-    <w:tmpl w:val="B1A0E5DE"/>
-    <w:lvl w:ilvl="0">
-      <w:start w:val="1"/>
-      <w:numFmt w:val="decimal"/>
-      <w:lvlText w:val="%1."/>
-      <w:lvlJc w:val="left"/>
-      <w:pPr>
-        <w:tabs>
-          <w:tab w:val="num" w:pos="720"/>
-        </w:tabs>
-        <w:ind w:left="720" w:hanging="360"/>
-      </w:pPr>
-    </w:lvl>
-    <w:lvl w:ilvl="1">
-      <w:start w:val="1"/>
-      <w:numFmt w:val="bullet"/>
-      <w:lvlText w:val="o"/>
-      <w:lvlJc w:val="left"/>
-      <w:pPr>
-        <w:tabs>
-          <w:tab w:val="num" w:pos="1440"/>
-        </w:tabs>
-        <w:ind w:left="1440" w:hanging="360"/>
-      </w:pPr>
-      <w:rPr>
-        <w:rFonts w:ascii="Courier New" w:hAnsi="Courier New" w:hint="default"/>
-        <w:sz w:val="20"/>
-      </w:rPr>
-    </w:lvl>
-    <w:lvl w:ilvl="2" w:tentative="1">
-      <w:start w:val="1"/>
-      <w:numFmt w:val="decimal"/>
-      <w:lvlText w:val="%3."/>
-      <w:lvlJc w:val="left"/>
-      <w:pPr>
-        <w:tabs>
-          <w:tab w:val="num" w:pos="2160"/>
-        </w:tabs>
-        <w:ind w:left="2160" w:hanging="360"/>
-      </w:pPr>
-    </w:lvl>
-    <w:lvl w:ilvl="3" w:tentative="1">
-      <w:start w:val="1"/>
-      <w:numFmt w:val="decimal"/>
-      <w:lvlText w:val="%4."/>
-      <w:lvlJc w:val="left"/>
-      <w:pPr>
-        <w:tabs>
-          <w:tab w:val="num" w:pos="2880"/>
-        </w:tabs>
-        <w:ind w:left="2880" w:hanging="360"/>
-      </w:pPr>
-    </w:lvl>
-    <w:lvl w:ilvl="4" w:tentative="1">
-      <w:start w:val="1"/>
-      <w:numFmt w:val="decimal"/>
-      <w:lvlText w:val="%5."/>
-      <w:lvlJc w:val="left"/>
-      <w:pPr>
-        <w:tabs>
-          <w:tab w:val="num" w:pos="3600"/>
-        </w:tabs>
-        <w:ind w:left="3600" w:hanging="360"/>
-      </w:pPr>
-    </w:lvl>
-    <w:lvl w:ilvl="5" w:tentative="1">
-      <w:start w:val="1"/>
-      <w:numFmt w:val="decimal"/>
-      <w:lvlText w:val="%6."/>
-      <w:lvlJc w:val="left"/>
-      <w:pPr>
-        <w:tabs>
-          <w:tab w:val="num" w:pos="4320"/>
-        </w:tabs>
-        <w:ind w:left="4320" w:hanging="360"/>
-      </w:pPr>
-    </w:lvl>
-    <w:lvl w:ilvl="6" w:tentative="1">
-      <w:start w:val="1"/>
-      <w:numFmt w:val="decimal"/>
-      <w:lvlText w:val="%7."/>
-      <w:lvlJc w:val="left"/>
-      <w:pPr>
-        <w:tabs>
-          <w:tab w:val="num" w:pos="5040"/>
-        </w:tabs>
-        <w:ind w:left="5040" w:hanging="360"/>
-      </w:pPr>
-    </w:lvl>
-    <w:lvl w:ilvl="7" w:tentative="1">
-      <w:start w:val="1"/>
-      <w:numFmt w:val="decimal"/>
-      <w:lvlText w:val="%8."/>
-      <w:lvlJc w:val="left"/>
-      <w:pPr>
-        <w:tabs>
-          <w:tab w:val="num" w:pos="5760"/>
-        </w:tabs>
-        <w:ind w:left="5760" w:hanging="360"/>
-      </w:pPr>
-    </w:lvl>
-    <w:lvl w:ilvl="8" w:tentative="1">
-      <w:start w:val="1"/>
-      <w:numFmt w:val="decimal"/>
-      <w:lvlText w:val="%9."/>
-      <w:lvlJc w:val="left"/>
-      <w:pPr>
-        <w:tabs>
-          <w:tab w:val="num" w:pos="6480"/>
-        </w:tabs>
-        <w:ind w:left="6480" w:hanging="360"/>
-      </w:pPr>
-    </w:lvl>
-  </w:abstractNum>
-  <w:abstractNum w:abstractNumId="60" w15:restartNumberingAfterBreak="0">
+  <w:abstractNum w:abstractNumId="28" w15:restartNumberingAfterBreak="0">
     <w:nsid w:val="6B4B6193"/>
     <w:multiLevelType w:val="multilevel"/>
     <w:tmpl w:val="1A3CE7F8"/>
@@ -25837,305 +21688,7 @@
       </w:rPr>
     </w:lvl>
   </w:abstractNum>
-  <w:abstractNum w:abstractNumId="61" w15:restartNumberingAfterBreak="0">
-    <w:nsid w:val="6D0471E1"/>
-    <w:multiLevelType w:val="multilevel"/>
-    <w:tmpl w:val="226A8952"/>
-    <w:lvl w:ilvl="0">
-      <w:start w:val="1"/>
-      <w:numFmt w:val="bullet"/>
-      <w:lvlText w:val=""/>
-      <w:lvlJc w:val="left"/>
-      <w:pPr>
-        <w:tabs>
-          <w:tab w:val="num" w:pos="720"/>
-        </w:tabs>
-        <w:ind w:left="720" w:hanging="360"/>
-      </w:pPr>
-      <w:rPr>
-        <w:rFonts w:ascii="Symbol" w:hAnsi="Symbol" w:hint="default"/>
-        <w:sz w:val="20"/>
-      </w:rPr>
-    </w:lvl>
-    <w:lvl w:ilvl="1" w:tentative="1">
-      <w:start w:val="1"/>
-      <w:numFmt w:val="bullet"/>
-      <w:lvlText w:val="o"/>
-      <w:lvlJc w:val="left"/>
-      <w:pPr>
-        <w:tabs>
-          <w:tab w:val="num" w:pos="1440"/>
-        </w:tabs>
-        <w:ind w:left="1440" w:hanging="360"/>
-      </w:pPr>
-      <w:rPr>
-        <w:rFonts w:ascii="Courier New" w:hAnsi="Courier New" w:hint="default"/>
-        <w:sz w:val="20"/>
-      </w:rPr>
-    </w:lvl>
-    <w:lvl w:ilvl="2" w:tentative="1">
-      <w:start w:val="1"/>
-      <w:numFmt w:val="bullet"/>
-      <w:lvlText w:val=""/>
-      <w:lvlJc w:val="left"/>
-      <w:pPr>
-        <w:tabs>
-          <w:tab w:val="num" w:pos="2160"/>
-        </w:tabs>
-        <w:ind w:left="2160" w:hanging="360"/>
-      </w:pPr>
-      <w:rPr>
-        <w:rFonts w:ascii="Wingdings" w:hAnsi="Wingdings" w:hint="default"/>
-        <w:sz w:val="20"/>
-      </w:rPr>
-    </w:lvl>
-    <w:lvl w:ilvl="3" w:tentative="1">
-      <w:start w:val="1"/>
-      <w:numFmt w:val="bullet"/>
-      <w:lvlText w:val=""/>
-      <w:lvlJc w:val="left"/>
-      <w:pPr>
-        <w:tabs>
-          <w:tab w:val="num" w:pos="2880"/>
-        </w:tabs>
-        <w:ind w:left="2880" w:hanging="360"/>
-      </w:pPr>
-      <w:rPr>
-        <w:rFonts w:ascii="Wingdings" w:hAnsi="Wingdings" w:hint="default"/>
-        <w:sz w:val="20"/>
-      </w:rPr>
-    </w:lvl>
-    <w:lvl w:ilvl="4" w:tentative="1">
-      <w:start w:val="1"/>
-      <w:numFmt w:val="bullet"/>
-      <w:lvlText w:val=""/>
-      <w:lvlJc w:val="left"/>
-      <w:pPr>
-        <w:tabs>
-          <w:tab w:val="num" w:pos="3600"/>
-        </w:tabs>
-        <w:ind w:left="3600" w:hanging="360"/>
-      </w:pPr>
-      <w:rPr>
-        <w:rFonts w:ascii="Wingdings" w:hAnsi="Wingdings" w:hint="default"/>
-        <w:sz w:val="20"/>
-      </w:rPr>
-    </w:lvl>
-    <w:lvl w:ilvl="5" w:tentative="1">
-      <w:start w:val="1"/>
-      <w:numFmt w:val="bullet"/>
-      <w:lvlText w:val=""/>
-      <w:lvlJc w:val="left"/>
-      <w:pPr>
-        <w:tabs>
-          <w:tab w:val="num" w:pos="4320"/>
-        </w:tabs>
-        <w:ind w:left="4320" w:hanging="360"/>
-      </w:pPr>
-      <w:rPr>
-        <w:rFonts w:ascii="Wingdings" w:hAnsi="Wingdings" w:hint="default"/>
-        <w:sz w:val="20"/>
-      </w:rPr>
-    </w:lvl>
-    <w:lvl w:ilvl="6" w:tentative="1">
-      <w:start w:val="1"/>
-      <w:numFmt w:val="bullet"/>
-      <w:lvlText w:val=""/>
-      <w:lvlJc w:val="left"/>
-      <w:pPr>
-        <w:tabs>
-          <w:tab w:val="num" w:pos="5040"/>
-        </w:tabs>
-        <w:ind w:left="5040" w:hanging="360"/>
-      </w:pPr>
-      <w:rPr>
-        <w:rFonts w:ascii="Wingdings" w:hAnsi="Wingdings" w:hint="default"/>
-        <w:sz w:val="20"/>
-      </w:rPr>
-    </w:lvl>
-    <w:lvl w:ilvl="7" w:tentative="1">
-      <w:start w:val="1"/>
-      <w:numFmt w:val="bullet"/>
-      <w:lvlText w:val=""/>
-      <w:lvlJc w:val="left"/>
-      <w:pPr>
-        <w:tabs>
-          <w:tab w:val="num" w:pos="5760"/>
-        </w:tabs>
-        <w:ind w:left="5760" w:hanging="360"/>
-      </w:pPr>
-      <w:rPr>
-        <w:rFonts w:ascii="Wingdings" w:hAnsi="Wingdings" w:hint="default"/>
-        <w:sz w:val="20"/>
-      </w:rPr>
-    </w:lvl>
-    <w:lvl w:ilvl="8" w:tentative="1">
-      <w:start w:val="1"/>
-      <w:numFmt w:val="bullet"/>
-      <w:lvlText w:val=""/>
-      <w:lvlJc w:val="left"/>
-      <w:pPr>
-        <w:tabs>
-          <w:tab w:val="num" w:pos="6480"/>
-        </w:tabs>
-        <w:ind w:left="6480" w:hanging="360"/>
-      </w:pPr>
-      <w:rPr>
-        <w:rFonts w:ascii="Wingdings" w:hAnsi="Wingdings" w:hint="default"/>
-        <w:sz w:val="20"/>
-      </w:rPr>
-    </w:lvl>
-  </w:abstractNum>
-  <w:abstractNum w:abstractNumId="62" w15:restartNumberingAfterBreak="0">
-    <w:nsid w:val="6DC4369C"/>
-    <w:multiLevelType w:val="multilevel"/>
-    <w:tmpl w:val="8B2CB8F2"/>
-    <w:lvl w:ilvl="0">
-      <w:start w:val="1"/>
-      <w:numFmt w:val="bullet"/>
-      <w:lvlText w:val=""/>
-      <w:lvlJc w:val="left"/>
-      <w:pPr>
-        <w:tabs>
-          <w:tab w:val="num" w:pos="720"/>
-        </w:tabs>
-        <w:ind w:left="720" w:hanging="360"/>
-      </w:pPr>
-      <w:rPr>
-        <w:rFonts w:ascii="Symbol" w:hAnsi="Symbol" w:hint="default"/>
-        <w:sz w:val="20"/>
-      </w:rPr>
-    </w:lvl>
-    <w:lvl w:ilvl="1" w:tentative="1">
-      <w:start w:val="1"/>
-      <w:numFmt w:val="bullet"/>
-      <w:lvlText w:val="o"/>
-      <w:lvlJc w:val="left"/>
-      <w:pPr>
-        <w:tabs>
-          <w:tab w:val="num" w:pos="1440"/>
-        </w:tabs>
-        <w:ind w:left="1440" w:hanging="360"/>
-      </w:pPr>
-      <w:rPr>
-        <w:rFonts w:ascii="Courier New" w:hAnsi="Courier New" w:hint="default"/>
-        <w:sz w:val="20"/>
-      </w:rPr>
-    </w:lvl>
-    <w:lvl w:ilvl="2" w:tentative="1">
-      <w:start w:val="1"/>
-      <w:numFmt w:val="bullet"/>
-      <w:lvlText w:val=""/>
-      <w:lvlJc w:val="left"/>
-      <w:pPr>
-        <w:tabs>
-          <w:tab w:val="num" w:pos="2160"/>
-        </w:tabs>
-        <w:ind w:left="2160" w:hanging="360"/>
-      </w:pPr>
-      <w:rPr>
-        <w:rFonts w:ascii="Wingdings" w:hAnsi="Wingdings" w:hint="default"/>
-        <w:sz w:val="20"/>
-      </w:rPr>
-    </w:lvl>
-    <w:lvl w:ilvl="3" w:tentative="1">
-      <w:start w:val="1"/>
-      <w:numFmt w:val="bullet"/>
-      <w:lvlText w:val=""/>
-      <w:lvlJc w:val="left"/>
-      <w:pPr>
-        <w:tabs>
-          <w:tab w:val="num" w:pos="2880"/>
-        </w:tabs>
-        <w:ind w:left="2880" w:hanging="360"/>
-      </w:pPr>
-      <w:rPr>
-        <w:rFonts w:ascii="Wingdings" w:hAnsi="Wingdings" w:hint="default"/>
-        <w:sz w:val="20"/>
-      </w:rPr>
-    </w:lvl>
-    <w:lvl w:ilvl="4" w:tentative="1">
-      <w:start w:val="1"/>
-      <w:numFmt w:val="bullet"/>
-      <w:lvlText w:val=""/>
-      <w:lvlJc w:val="left"/>
-      <w:pPr>
-        <w:tabs>
-          <w:tab w:val="num" w:pos="3600"/>
-        </w:tabs>
-        <w:ind w:left="3600" w:hanging="360"/>
-      </w:pPr>
-      <w:rPr>
-        <w:rFonts w:ascii="Wingdings" w:hAnsi="Wingdings" w:hint="default"/>
-        <w:sz w:val="20"/>
-      </w:rPr>
-    </w:lvl>
-    <w:lvl w:ilvl="5" w:tentative="1">
-      <w:start w:val="1"/>
-      <w:numFmt w:val="bullet"/>
-      <w:lvlText w:val=""/>
-      <w:lvlJc w:val="left"/>
-      <w:pPr>
-        <w:tabs>
-          <w:tab w:val="num" w:pos="4320"/>
-        </w:tabs>
-        <w:ind w:left="4320" w:hanging="360"/>
-      </w:pPr>
-      <w:rPr>
-        <w:rFonts w:ascii="Wingdings" w:hAnsi="Wingdings" w:hint="default"/>
-        <w:sz w:val="20"/>
-      </w:rPr>
-    </w:lvl>
-    <w:lvl w:ilvl="6" w:tentative="1">
-      <w:start w:val="1"/>
-      <w:numFmt w:val="bullet"/>
-      <w:lvlText w:val=""/>
-      <w:lvlJc w:val="left"/>
-      <w:pPr>
-        <w:tabs>
-          <w:tab w:val="num" w:pos="5040"/>
-        </w:tabs>
-        <w:ind w:left="5040" w:hanging="360"/>
-      </w:pPr>
-      <w:rPr>
-        <w:rFonts w:ascii="Wingdings" w:hAnsi="Wingdings" w:hint="default"/>
-        <w:sz w:val="20"/>
-      </w:rPr>
-    </w:lvl>
-    <w:lvl w:ilvl="7" w:tentative="1">
-      <w:start w:val="1"/>
-      <w:numFmt w:val="bullet"/>
-      <w:lvlText w:val=""/>
-      <w:lvlJc w:val="left"/>
-      <w:pPr>
-        <w:tabs>
-          <w:tab w:val="num" w:pos="5760"/>
-        </w:tabs>
-        <w:ind w:left="5760" w:hanging="360"/>
-      </w:pPr>
-      <w:rPr>
-        <w:rFonts w:ascii="Wingdings" w:hAnsi="Wingdings" w:hint="default"/>
-        <w:sz w:val="20"/>
-      </w:rPr>
-    </w:lvl>
-    <w:lvl w:ilvl="8" w:tentative="1">
-      <w:start w:val="1"/>
-      <w:numFmt w:val="bullet"/>
-      <w:lvlText w:val=""/>
-      <w:lvlJc w:val="left"/>
-      <w:pPr>
-        <w:tabs>
-          <w:tab w:val="num" w:pos="6480"/>
-        </w:tabs>
-        <w:ind w:left="6480" w:hanging="360"/>
-      </w:pPr>
-      <w:rPr>
-        <w:rFonts w:ascii="Wingdings" w:hAnsi="Wingdings" w:hint="default"/>
-        <w:sz w:val="20"/>
-      </w:rPr>
-    </w:lvl>
-  </w:abstractNum>
-  <w:abstractNum w:abstractNumId="63" w15:restartNumberingAfterBreak="0">
+  <w:abstractNum w:abstractNumId="29" w15:restartNumberingAfterBreak="0">
     <w:nsid w:val="6F3518E6"/>
     <w:multiLevelType w:val="multilevel"/>
     <w:tmpl w:val="B2BC75CE"/>
@@ -26284,124 +21837,7 @@
       </w:rPr>
     </w:lvl>
   </w:abstractNum>
-  <w:abstractNum w:abstractNumId="64" w15:restartNumberingAfterBreak="0">
-    <w:nsid w:val="72741826"/>
-    <w:multiLevelType w:val="multilevel"/>
-    <w:tmpl w:val="19F41338"/>
-    <w:lvl w:ilvl="0">
-      <w:start w:val="1"/>
-      <w:numFmt w:val="decimal"/>
-      <w:lvlText w:val="%1."/>
-      <w:lvlJc w:val="left"/>
-      <w:pPr>
-        <w:tabs>
-          <w:tab w:val="num" w:pos="720"/>
-        </w:tabs>
-        <w:ind w:left="720" w:hanging="360"/>
-      </w:pPr>
-    </w:lvl>
-    <w:lvl w:ilvl="1">
-      <w:start w:val="1"/>
-      <w:numFmt w:val="bullet"/>
-      <w:lvlText w:val="o"/>
-      <w:lvlJc w:val="left"/>
-      <w:pPr>
-        <w:tabs>
-          <w:tab w:val="num" w:pos="1440"/>
-        </w:tabs>
-        <w:ind w:left="1440" w:hanging="360"/>
-      </w:pPr>
-      <w:rPr>
-        <w:rFonts w:ascii="Courier New" w:hAnsi="Courier New" w:hint="default"/>
-        <w:sz w:val="20"/>
-      </w:rPr>
-    </w:lvl>
-    <w:lvl w:ilvl="2" w:tentative="1">
-      <w:start w:val="1"/>
-      <w:numFmt w:val="decimal"/>
-      <w:lvlText w:val="%3."/>
-      <w:lvlJc w:val="left"/>
-      <w:pPr>
-        <w:tabs>
-          <w:tab w:val="num" w:pos="2160"/>
-        </w:tabs>
-        <w:ind w:left="2160" w:hanging="360"/>
-      </w:pPr>
-    </w:lvl>
-    <w:lvl w:ilvl="3" w:tentative="1">
-      <w:start w:val="1"/>
-      <w:numFmt w:val="decimal"/>
-      <w:lvlText w:val="%4."/>
-      <w:lvlJc w:val="left"/>
-      <w:pPr>
-        <w:tabs>
-          <w:tab w:val="num" w:pos="2880"/>
-        </w:tabs>
-        <w:ind w:left="2880" w:hanging="360"/>
-      </w:pPr>
-    </w:lvl>
-    <w:lvl w:ilvl="4" w:tentative="1">
-      <w:start w:val="1"/>
-      <w:numFmt w:val="decimal"/>
-      <w:lvlText w:val="%5."/>
-      <w:lvlJc w:val="left"/>
-      <w:pPr>
-        <w:tabs>
-          <w:tab w:val="num" w:pos="3600"/>
-        </w:tabs>
-        <w:ind w:left="3600" w:hanging="360"/>
-      </w:pPr>
-    </w:lvl>
-    <w:lvl w:ilvl="5" w:tentative="1">
-      <w:start w:val="1"/>
-      <w:numFmt w:val="decimal"/>
-      <w:lvlText w:val="%6."/>
-      <w:lvlJc w:val="left"/>
-      <w:pPr>
-        <w:tabs>
-          <w:tab w:val="num" w:pos="4320"/>
-        </w:tabs>
-        <w:ind w:left="4320" w:hanging="360"/>
-      </w:pPr>
-    </w:lvl>
-    <w:lvl w:ilvl="6" w:tentative="1">
-      <w:start w:val="1"/>
-      <w:numFmt w:val="decimal"/>
-      <w:lvlText w:val="%7."/>
-      <w:lvlJc w:val="left"/>
-      <w:pPr>
-        <w:tabs>
-          <w:tab w:val="num" w:pos="5040"/>
-        </w:tabs>
-        <w:ind w:left="5040" w:hanging="360"/>
-      </w:pPr>
-    </w:lvl>
-    <w:lvl w:ilvl="7" w:tentative="1">
-      <w:start w:val="1"/>
-      <w:numFmt w:val="decimal"/>
-      <w:lvlText w:val="%8."/>
-      <w:lvlJc w:val="left"/>
-      <w:pPr>
-        <w:tabs>
-          <w:tab w:val="num" w:pos="5760"/>
-        </w:tabs>
-        <w:ind w:left="5760" w:hanging="360"/>
-      </w:pPr>
-    </w:lvl>
-    <w:lvl w:ilvl="8" w:tentative="1">
-      <w:start w:val="1"/>
-      <w:numFmt w:val="decimal"/>
-      <w:lvlText w:val="%9."/>
-      <w:lvlJc w:val="left"/>
-      <w:pPr>
-        <w:tabs>
-          <w:tab w:val="num" w:pos="6480"/>
-        </w:tabs>
-        <w:ind w:left="6480" w:hanging="360"/>
-      </w:pPr>
-    </w:lvl>
-  </w:abstractNum>
-  <w:abstractNum w:abstractNumId="65" w15:restartNumberingAfterBreak="0">
+  <w:abstractNum w:abstractNumId="30" w15:restartNumberingAfterBreak="0">
     <w:nsid w:val="767D6DBA"/>
     <w:multiLevelType w:val="multilevel"/>
     <w:tmpl w:val="A9DCC964"/>
@@ -26550,7 +21986,7 @@
       </w:rPr>
     </w:lvl>
   </w:abstractNum>
-  <w:abstractNum w:abstractNumId="66" w15:restartNumberingAfterBreak="0">
+  <w:abstractNum w:abstractNumId="31" w15:restartNumberingAfterBreak="0">
     <w:nsid w:val="78EC381A"/>
     <w:multiLevelType w:val="multilevel"/>
     <w:tmpl w:val="0590DA26"/>
@@ -26699,7 +22135,7 @@
       </w:rPr>
     </w:lvl>
   </w:abstractNum>
-  <w:abstractNum w:abstractNumId="67" w15:restartNumberingAfterBreak="0">
+  <w:abstractNum w:abstractNumId="32" w15:restartNumberingAfterBreak="0">
     <w:nsid w:val="7A956827"/>
     <w:multiLevelType w:val="multilevel"/>
     <w:tmpl w:val="E632B038"/>
@@ -26848,305 +22284,7 @@
       </w:rPr>
     </w:lvl>
   </w:abstractNum>
-  <w:abstractNum w:abstractNumId="68" w15:restartNumberingAfterBreak="0">
-    <w:nsid w:val="7BE850DD"/>
-    <w:multiLevelType w:val="multilevel"/>
-    <w:tmpl w:val="04F0EF28"/>
-    <w:lvl w:ilvl="0">
-      <w:start w:val="1"/>
-      <w:numFmt w:val="bullet"/>
-      <w:lvlText w:val=""/>
-      <w:lvlJc w:val="left"/>
-      <w:pPr>
-        <w:tabs>
-          <w:tab w:val="num" w:pos="720"/>
-        </w:tabs>
-        <w:ind w:left="720" w:hanging="360"/>
-      </w:pPr>
-      <w:rPr>
-        <w:rFonts w:ascii="Symbol" w:hAnsi="Symbol" w:hint="default"/>
-        <w:sz w:val="20"/>
-      </w:rPr>
-    </w:lvl>
-    <w:lvl w:ilvl="1">
-      <w:start w:val="1"/>
-      <w:numFmt w:val="bullet"/>
-      <w:lvlText w:val="o"/>
-      <w:lvlJc w:val="left"/>
-      <w:pPr>
-        <w:tabs>
-          <w:tab w:val="num" w:pos="1440"/>
-        </w:tabs>
-        <w:ind w:left="1440" w:hanging="360"/>
-      </w:pPr>
-      <w:rPr>
-        <w:rFonts w:ascii="Courier New" w:hAnsi="Courier New" w:hint="default"/>
-        <w:sz w:val="20"/>
-      </w:rPr>
-    </w:lvl>
-    <w:lvl w:ilvl="2" w:tentative="1">
-      <w:start w:val="1"/>
-      <w:numFmt w:val="bullet"/>
-      <w:lvlText w:val=""/>
-      <w:lvlJc w:val="left"/>
-      <w:pPr>
-        <w:tabs>
-          <w:tab w:val="num" w:pos="2160"/>
-        </w:tabs>
-        <w:ind w:left="2160" w:hanging="360"/>
-      </w:pPr>
-      <w:rPr>
-        <w:rFonts w:ascii="Wingdings" w:hAnsi="Wingdings" w:hint="default"/>
-        <w:sz w:val="20"/>
-      </w:rPr>
-    </w:lvl>
-    <w:lvl w:ilvl="3" w:tentative="1">
-      <w:start w:val="1"/>
-      <w:numFmt w:val="bullet"/>
-      <w:lvlText w:val=""/>
-      <w:lvlJc w:val="left"/>
-      <w:pPr>
-        <w:tabs>
-          <w:tab w:val="num" w:pos="2880"/>
-        </w:tabs>
-        <w:ind w:left="2880" w:hanging="360"/>
-      </w:pPr>
-      <w:rPr>
-        <w:rFonts w:ascii="Wingdings" w:hAnsi="Wingdings" w:hint="default"/>
-        <w:sz w:val="20"/>
-      </w:rPr>
-    </w:lvl>
-    <w:lvl w:ilvl="4" w:tentative="1">
-      <w:start w:val="1"/>
-      <w:numFmt w:val="bullet"/>
-      <w:lvlText w:val=""/>
-      <w:lvlJc w:val="left"/>
-      <w:pPr>
-        <w:tabs>
-          <w:tab w:val="num" w:pos="3600"/>
-        </w:tabs>
-        <w:ind w:left="3600" w:hanging="360"/>
-      </w:pPr>
-      <w:rPr>
-        <w:rFonts w:ascii="Wingdings" w:hAnsi="Wingdings" w:hint="default"/>
-        <w:sz w:val="20"/>
-      </w:rPr>
-    </w:lvl>
-    <w:lvl w:ilvl="5" w:tentative="1">
-      <w:start w:val="1"/>
-      <w:numFmt w:val="bullet"/>
-      <w:lvlText w:val=""/>
-      <w:lvlJc w:val="left"/>
-      <w:pPr>
-        <w:tabs>
-          <w:tab w:val="num" w:pos="4320"/>
-        </w:tabs>
-        <w:ind w:left="4320" w:hanging="360"/>
-      </w:pPr>
-      <w:rPr>
-        <w:rFonts w:ascii="Wingdings" w:hAnsi="Wingdings" w:hint="default"/>
-        <w:sz w:val="20"/>
-      </w:rPr>
-    </w:lvl>
-    <w:lvl w:ilvl="6" w:tentative="1">
-      <w:start w:val="1"/>
-      <w:numFmt w:val="bullet"/>
-      <w:lvlText w:val=""/>
-      <w:lvlJc w:val="left"/>
-      <w:pPr>
-        <w:tabs>
-          <w:tab w:val="num" w:pos="5040"/>
-        </w:tabs>
-        <w:ind w:left="5040" w:hanging="360"/>
-      </w:pPr>
-      <w:rPr>
-        <w:rFonts w:ascii="Wingdings" w:hAnsi="Wingdings" w:hint="default"/>
-        <w:sz w:val="20"/>
-      </w:rPr>
-    </w:lvl>
-    <w:lvl w:ilvl="7" w:tentative="1">
-      <w:start w:val="1"/>
-      <w:numFmt w:val="bullet"/>
-      <w:lvlText w:val=""/>
-      <w:lvlJc w:val="left"/>
-      <w:pPr>
-        <w:tabs>
-          <w:tab w:val="num" w:pos="5760"/>
-        </w:tabs>
-        <w:ind w:left="5760" w:hanging="360"/>
-      </w:pPr>
-      <w:rPr>
-        <w:rFonts w:ascii="Wingdings" w:hAnsi="Wingdings" w:hint="default"/>
-        <w:sz w:val="20"/>
-      </w:rPr>
-    </w:lvl>
-    <w:lvl w:ilvl="8" w:tentative="1">
-      <w:start w:val="1"/>
-      <w:numFmt w:val="bullet"/>
-      <w:lvlText w:val=""/>
-      <w:lvlJc w:val="left"/>
-      <w:pPr>
-        <w:tabs>
-          <w:tab w:val="num" w:pos="6480"/>
-        </w:tabs>
-        <w:ind w:left="6480" w:hanging="360"/>
-      </w:pPr>
-      <w:rPr>
-        <w:rFonts w:ascii="Wingdings" w:hAnsi="Wingdings" w:hint="default"/>
-        <w:sz w:val="20"/>
-      </w:rPr>
-    </w:lvl>
-  </w:abstractNum>
-  <w:abstractNum w:abstractNumId="69" w15:restartNumberingAfterBreak="0">
-    <w:nsid w:val="7C505BB5"/>
-    <w:multiLevelType w:val="multilevel"/>
-    <w:tmpl w:val="FBBE538A"/>
-    <w:lvl w:ilvl="0">
-      <w:start w:val="1"/>
-      <w:numFmt w:val="bullet"/>
-      <w:lvlText w:val=""/>
-      <w:lvlJc w:val="left"/>
-      <w:pPr>
-        <w:tabs>
-          <w:tab w:val="num" w:pos="720"/>
-        </w:tabs>
-        <w:ind w:left="720" w:hanging="360"/>
-      </w:pPr>
-      <w:rPr>
-        <w:rFonts w:ascii="Symbol" w:hAnsi="Symbol" w:hint="default"/>
-        <w:sz w:val="20"/>
-      </w:rPr>
-    </w:lvl>
-    <w:lvl w:ilvl="1" w:tentative="1">
-      <w:start w:val="1"/>
-      <w:numFmt w:val="bullet"/>
-      <w:lvlText w:val="o"/>
-      <w:lvlJc w:val="left"/>
-      <w:pPr>
-        <w:tabs>
-          <w:tab w:val="num" w:pos="1440"/>
-        </w:tabs>
-        <w:ind w:left="1440" w:hanging="360"/>
-      </w:pPr>
-      <w:rPr>
-        <w:rFonts w:ascii="Courier New" w:hAnsi="Courier New" w:hint="default"/>
-        <w:sz w:val="20"/>
-      </w:rPr>
-    </w:lvl>
-    <w:lvl w:ilvl="2" w:tentative="1">
-      <w:start w:val="1"/>
-      <w:numFmt w:val="bullet"/>
-      <w:lvlText w:val=""/>
-      <w:lvlJc w:val="left"/>
-      <w:pPr>
-        <w:tabs>
-          <w:tab w:val="num" w:pos="2160"/>
-        </w:tabs>
-        <w:ind w:left="2160" w:hanging="360"/>
-      </w:pPr>
-      <w:rPr>
-        <w:rFonts w:ascii="Wingdings" w:hAnsi="Wingdings" w:hint="default"/>
-        <w:sz w:val="20"/>
-      </w:rPr>
-    </w:lvl>
-    <w:lvl w:ilvl="3" w:tentative="1">
-      <w:start w:val="1"/>
-      <w:numFmt w:val="bullet"/>
-      <w:lvlText w:val=""/>
-      <w:lvlJc w:val="left"/>
-      <w:pPr>
-        <w:tabs>
-          <w:tab w:val="num" w:pos="2880"/>
-        </w:tabs>
-        <w:ind w:left="2880" w:hanging="360"/>
-      </w:pPr>
-      <w:rPr>
-        <w:rFonts w:ascii="Wingdings" w:hAnsi="Wingdings" w:hint="default"/>
-        <w:sz w:val="20"/>
-      </w:rPr>
-    </w:lvl>
-    <w:lvl w:ilvl="4" w:tentative="1">
-      <w:start w:val="1"/>
-      <w:numFmt w:val="bullet"/>
-      <w:lvlText w:val=""/>
-      <w:lvlJc w:val="left"/>
-      <w:pPr>
-        <w:tabs>
-          <w:tab w:val="num" w:pos="3600"/>
-        </w:tabs>
-        <w:ind w:left="3600" w:hanging="360"/>
-      </w:pPr>
-      <w:rPr>
-        <w:rFonts w:ascii="Wingdings" w:hAnsi="Wingdings" w:hint="default"/>
-        <w:sz w:val="20"/>
-      </w:rPr>
-    </w:lvl>
-    <w:lvl w:ilvl="5" w:tentative="1">
-      <w:start w:val="1"/>
-      <w:numFmt w:val="bullet"/>
-      <w:lvlText w:val=""/>
-      <w:lvlJc w:val="left"/>
-      <w:pPr>
-        <w:tabs>
-          <w:tab w:val="num" w:pos="4320"/>
-        </w:tabs>
-        <w:ind w:left="4320" w:hanging="360"/>
-      </w:pPr>
-      <w:rPr>
-        <w:rFonts w:ascii="Wingdings" w:hAnsi="Wingdings" w:hint="default"/>
-        <w:sz w:val="20"/>
-      </w:rPr>
-    </w:lvl>
-    <w:lvl w:ilvl="6" w:tentative="1">
-      <w:start w:val="1"/>
-      <w:numFmt w:val="bullet"/>
-      <w:lvlText w:val=""/>
-      <w:lvlJc w:val="left"/>
-      <w:pPr>
-        <w:tabs>
-          <w:tab w:val="num" w:pos="5040"/>
-        </w:tabs>
-        <w:ind w:left="5040" w:hanging="360"/>
-      </w:pPr>
-      <w:rPr>
-        <w:rFonts w:ascii="Wingdings" w:hAnsi="Wingdings" w:hint="default"/>
-        <w:sz w:val="20"/>
-      </w:rPr>
-    </w:lvl>
-    <w:lvl w:ilvl="7" w:tentative="1">
-      <w:start w:val="1"/>
-      <w:numFmt w:val="bullet"/>
-      <w:lvlText w:val=""/>
-      <w:lvlJc w:val="left"/>
-      <w:pPr>
-        <w:tabs>
-          <w:tab w:val="num" w:pos="5760"/>
-        </w:tabs>
-        <w:ind w:left="5760" w:hanging="360"/>
-      </w:pPr>
-      <w:rPr>
-        <w:rFonts w:ascii="Wingdings" w:hAnsi="Wingdings" w:hint="default"/>
-        <w:sz w:val="20"/>
-      </w:rPr>
-    </w:lvl>
-    <w:lvl w:ilvl="8" w:tentative="1">
-      <w:start w:val="1"/>
-      <w:numFmt w:val="bullet"/>
-      <w:lvlText w:val=""/>
-      <w:lvlJc w:val="left"/>
-      <w:pPr>
-        <w:tabs>
-          <w:tab w:val="num" w:pos="6480"/>
-        </w:tabs>
-        <w:ind w:left="6480" w:hanging="360"/>
-      </w:pPr>
-      <w:rPr>
-        <w:rFonts w:ascii="Wingdings" w:hAnsi="Wingdings" w:hint="default"/>
-        <w:sz w:val="20"/>
-      </w:rPr>
-    </w:lvl>
-  </w:abstractNum>
-  <w:abstractNum w:abstractNumId="70" w15:restartNumberingAfterBreak="0">
+  <w:abstractNum w:abstractNumId="33" w15:restartNumberingAfterBreak="0">
     <w:nsid w:val="7D59148B"/>
     <w:multiLevelType w:val="multilevel"/>
     <w:tmpl w:val="A6C6968C"/>
@@ -27259,7 +22397,7 @@
       </w:pPr>
     </w:lvl>
   </w:abstractNum>
-  <w:abstractNum w:abstractNumId="71" w15:restartNumberingAfterBreak="0">
+  <w:abstractNum w:abstractNumId="34" w15:restartNumberingAfterBreak="0">
     <w:nsid w:val="7D6C6831"/>
     <w:multiLevelType w:val="multilevel"/>
     <w:tmpl w:val="F9E219C4"/>
@@ -27408,375 +22546,112 @@
       </w:rPr>
     </w:lvl>
   </w:abstractNum>
-  <w:abstractNum w:abstractNumId="72" w15:restartNumberingAfterBreak="0">
-    <w:nsid w:val="7FD55BAE"/>
-    <w:multiLevelType w:val="multilevel"/>
-    <w:tmpl w:val="F56A8E2E"/>
-    <w:lvl w:ilvl="0">
-      <w:start w:val="1"/>
-      <w:numFmt w:val="bullet"/>
-      <w:lvlText w:val=""/>
-      <w:lvlJc w:val="left"/>
-      <w:pPr>
-        <w:tabs>
-          <w:tab w:val="num" w:pos="720"/>
-        </w:tabs>
-        <w:ind w:left="720" w:hanging="360"/>
-      </w:pPr>
-      <w:rPr>
-        <w:rFonts w:ascii="Symbol" w:hAnsi="Symbol" w:hint="default"/>
-        <w:sz w:val="20"/>
-      </w:rPr>
-    </w:lvl>
-    <w:lvl w:ilvl="1" w:tentative="1">
-      <w:start w:val="1"/>
-      <w:numFmt w:val="bullet"/>
-      <w:lvlText w:val="o"/>
-      <w:lvlJc w:val="left"/>
-      <w:pPr>
-        <w:tabs>
-          <w:tab w:val="num" w:pos="1440"/>
-        </w:tabs>
-        <w:ind w:left="1440" w:hanging="360"/>
-      </w:pPr>
-      <w:rPr>
-        <w:rFonts w:ascii="Courier New" w:hAnsi="Courier New" w:hint="default"/>
-        <w:sz w:val="20"/>
-      </w:rPr>
-    </w:lvl>
-    <w:lvl w:ilvl="2" w:tentative="1">
-      <w:start w:val="1"/>
-      <w:numFmt w:val="bullet"/>
-      <w:lvlText w:val=""/>
-      <w:lvlJc w:val="left"/>
-      <w:pPr>
-        <w:tabs>
-          <w:tab w:val="num" w:pos="2160"/>
-        </w:tabs>
-        <w:ind w:left="2160" w:hanging="360"/>
-      </w:pPr>
-      <w:rPr>
-        <w:rFonts w:ascii="Wingdings" w:hAnsi="Wingdings" w:hint="default"/>
-        <w:sz w:val="20"/>
-      </w:rPr>
-    </w:lvl>
-    <w:lvl w:ilvl="3" w:tentative="1">
-      <w:start w:val="1"/>
-      <w:numFmt w:val="bullet"/>
-      <w:lvlText w:val=""/>
-      <w:lvlJc w:val="left"/>
-      <w:pPr>
-        <w:tabs>
-          <w:tab w:val="num" w:pos="2880"/>
-        </w:tabs>
-        <w:ind w:left="2880" w:hanging="360"/>
-      </w:pPr>
-      <w:rPr>
-        <w:rFonts w:ascii="Wingdings" w:hAnsi="Wingdings" w:hint="default"/>
-        <w:sz w:val="20"/>
-      </w:rPr>
-    </w:lvl>
-    <w:lvl w:ilvl="4" w:tentative="1">
-      <w:start w:val="1"/>
-      <w:numFmt w:val="bullet"/>
-      <w:lvlText w:val=""/>
-      <w:lvlJc w:val="left"/>
-      <w:pPr>
-        <w:tabs>
-          <w:tab w:val="num" w:pos="3600"/>
-        </w:tabs>
-        <w:ind w:left="3600" w:hanging="360"/>
-      </w:pPr>
-      <w:rPr>
-        <w:rFonts w:ascii="Wingdings" w:hAnsi="Wingdings" w:hint="default"/>
-        <w:sz w:val="20"/>
-      </w:rPr>
-    </w:lvl>
-    <w:lvl w:ilvl="5" w:tentative="1">
-      <w:start w:val="1"/>
-      <w:numFmt w:val="bullet"/>
-      <w:lvlText w:val=""/>
-      <w:lvlJc w:val="left"/>
-      <w:pPr>
-        <w:tabs>
-          <w:tab w:val="num" w:pos="4320"/>
-        </w:tabs>
-        <w:ind w:left="4320" w:hanging="360"/>
-      </w:pPr>
-      <w:rPr>
-        <w:rFonts w:ascii="Wingdings" w:hAnsi="Wingdings" w:hint="default"/>
-        <w:sz w:val="20"/>
-      </w:rPr>
-    </w:lvl>
-    <w:lvl w:ilvl="6" w:tentative="1">
-      <w:start w:val="1"/>
-      <w:numFmt w:val="bullet"/>
-      <w:lvlText w:val=""/>
-      <w:lvlJc w:val="left"/>
-      <w:pPr>
-        <w:tabs>
-          <w:tab w:val="num" w:pos="5040"/>
-        </w:tabs>
-        <w:ind w:left="5040" w:hanging="360"/>
-      </w:pPr>
-      <w:rPr>
-        <w:rFonts w:ascii="Wingdings" w:hAnsi="Wingdings" w:hint="default"/>
-        <w:sz w:val="20"/>
-      </w:rPr>
-    </w:lvl>
-    <w:lvl w:ilvl="7" w:tentative="1">
-      <w:start w:val="1"/>
-      <w:numFmt w:val="bullet"/>
-      <w:lvlText w:val=""/>
-      <w:lvlJc w:val="left"/>
-      <w:pPr>
-        <w:tabs>
-          <w:tab w:val="num" w:pos="5760"/>
-        </w:tabs>
-        <w:ind w:left="5760" w:hanging="360"/>
-      </w:pPr>
-      <w:rPr>
-        <w:rFonts w:ascii="Wingdings" w:hAnsi="Wingdings" w:hint="default"/>
-        <w:sz w:val="20"/>
-      </w:rPr>
-    </w:lvl>
-    <w:lvl w:ilvl="8" w:tentative="1">
-      <w:start w:val="1"/>
-      <w:numFmt w:val="bullet"/>
-      <w:lvlText w:val=""/>
-      <w:lvlJc w:val="left"/>
-      <w:pPr>
-        <w:tabs>
-          <w:tab w:val="num" w:pos="6480"/>
-        </w:tabs>
-        <w:ind w:left="6480" w:hanging="360"/>
-      </w:pPr>
-      <w:rPr>
-        <w:rFonts w:ascii="Wingdings" w:hAnsi="Wingdings" w:hint="default"/>
-        <w:sz w:val="20"/>
-      </w:rPr>
-    </w:lvl>
-  </w:abstractNum>
   <w:num w:numId="1" w16cid:durableId="1587423996">
+    <w:abstractNumId w:val="17"/>
+  </w:num>
+  <w:num w:numId="2" w16cid:durableId="1187793559">
+    <w:abstractNumId w:val="24"/>
+  </w:num>
+  <w:num w:numId="3" w16cid:durableId="1037699268">
+    <w:abstractNumId w:val="13"/>
+  </w:num>
+  <w:num w:numId="4" w16cid:durableId="1000887733">
+    <w:abstractNumId w:val="3"/>
+  </w:num>
+  <w:num w:numId="5" w16cid:durableId="1242177675">
+    <w:abstractNumId w:val="8"/>
+  </w:num>
+  <w:num w:numId="6" w16cid:durableId="1674066305">
+    <w:abstractNumId w:val="10"/>
+  </w:num>
+  <w:num w:numId="7" w16cid:durableId="1623001569">
+    <w:abstractNumId w:val="23"/>
+  </w:num>
+  <w:num w:numId="8" w16cid:durableId="2086370847">
+    <w:abstractNumId w:val="21"/>
+  </w:num>
+  <w:num w:numId="9" w16cid:durableId="1938632293">
+    <w:abstractNumId w:val="12"/>
+  </w:num>
+  <w:num w:numId="10" w16cid:durableId="1711681904">
+    <w:abstractNumId w:val="29"/>
+  </w:num>
+  <w:num w:numId="11" w16cid:durableId="894504947">
+    <w:abstractNumId w:val="31"/>
+  </w:num>
+  <w:num w:numId="12" w16cid:durableId="407731690">
+    <w:abstractNumId w:val="9"/>
+  </w:num>
+  <w:num w:numId="13" w16cid:durableId="1936210046">
+    <w:abstractNumId w:val="27"/>
+  </w:num>
+  <w:num w:numId="14" w16cid:durableId="954671777">
+    <w:abstractNumId w:val="0"/>
+  </w:num>
+  <w:num w:numId="15" w16cid:durableId="681323723">
+    <w:abstractNumId w:val="16"/>
+  </w:num>
+  <w:num w:numId="16" w16cid:durableId="561410415">
+    <w:abstractNumId w:val="15"/>
+  </w:num>
+  <w:num w:numId="17" w16cid:durableId="1461262147">
+    <w:abstractNumId w:val="2"/>
+  </w:num>
+  <w:num w:numId="18" w16cid:durableId="1905607569">
+    <w:abstractNumId w:val="26"/>
+  </w:num>
+  <w:num w:numId="19" w16cid:durableId="418984323">
+    <w:abstractNumId w:val="22"/>
+  </w:num>
+  <w:num w:numId="20" w16cid:durableId="1586956321">
+    <w:abstractNumId w:val="34"/>
+  </w:num>
+  <w:num w:numId="21" w16cid:durableId="1503662918">
+    <w:abstractNumId w:val="18"/>
+  </w:num>
+  <w:num w:numId="22" w16cid:durableId="2100324692">
+    <w:abstractNumId w:val="6"/>
+  </w:num>
+  <w:num w:numId="23" w16cid:durableId="1413743666">
+    <w:abstractNumId w:val="30"/>
+  </w:num>
+  <w:num w:numId="24" w16cid:durableId="2026125383">
+    <w:abstractNumId w:val="5"/>
+  </w:num>
+  <w:num w:numId="25" w16cid:durableId="606929412">
+    <w:abstractNumId w:val="20"/>
+  </w:num>
+  <w:num w:numId="26" w16cid:durableId="2143575628">
+    <w:abstractNumId w:val="32"/>
+  </w:num>
+  <w:num w:numId="27" w16cid:durableId="271323550">
+    <w:abstractNumId w:val="4"/>
+  </w:num>
+  <w:num w:numId="28" w16cid:durableId="343481044">
+    <w:abstractNumId w:val="11"/>
+  </w:num>
+  <w:num w:numId="29" w16cid:durableId="1635134322">
+    <w:abstractNumId w:val="1"/>
+  </w:num>
+  <w:num w:numId="30" w16cid:durableId="1930235342">
+    <w:abstractNumId w:val="33"/>
+  </w:num>
+  <w:num w:numId="31" w16cid:durableId="2045979947">
+    <w:abstractNumId w:val="19"/>
+  </w:num>
+  <w:num w:numId="32" w16cid:durableId="1549217810">
     <w:abstractNumId w:val="25"/>
   </w:num>
-  <w:num w:numId="2" w16cid:durableId="1420835410">
-    <w:abstractNumId w:val="64"/>
+  <w:num w:numId="33" w16cid:durableId="1590427677">
+    <w:abstractNumId w:val="28"/>
   </w:num>
-  <w:num w:numId="3" w16cid:durableId="1160542452">
-    <w:abstractNumId w:val="54"/>
-  </w:num>
-  <w:num w:numId="4" w16cid:durableId="257950020">
+  <w:num w:numId="34" w16cid:durableId="308439751">
     <w:abstractNumId w:val="7"/>
   </w:num>
-  <w:num w:numId="5" w16cid:durableId="1807314115">
-    <w:abstractNumId w:val="28"/>
-  </w:num>
-  <w:num w:numId="6" w16cid:durableId="1108740918">
-    <w:abstractNumId w:val="21"/>
-  </w:num>
-  <w:num w:numId="7" w16cid:durableId="1160383616">
-    <w:abstractNumId w:val="68"/>
-  </w:num>
-  <w:num w:numId="8" w16cid:durableId="1107231751">
-    <w:abstractNumId w:val="27"/>
-  </w:num>
-  <w:num w:numId="9" w16cid:durableId="1483693734">
-    <w:abstractNumId w:val="55"/>
-  </w:num>
-  <w:num w:numId="10" w16cid:durableId="35203062">
-    <w:abstractNumId w:val="59"/>
-  </w:num>
-  <w:num w:numId="11" w16cid:durableId="1618944595">
-    <w:abstractNumId w:val="42"/>
-  </w:num>
-  <w:num w:numId="12" w16cid:durableId="702555911">
-    <w:abstractNumId w:val="57"/>
-  </w:num>
-  <w:num w:numId="13" w16cid:durableId="1795126609">
-    <w:abstractNumId w:val="58"/>
-  </w:num>
-  <w:num w:numId="14" w16cid:durableId="1858037592">
-    <w:abstractNumId w:val="56"/>
-  </w:num>
-  <w:num w:numId="15" w16cid:durableId="1415786135">
-    <w:abstractNumId w:val="37"/>
-  </w:num>
-  <w:num w:numId="16" w16cid:durableId="1950887006">
-    <w:abstractNumId w:val="16"/>
-  </w:num>
-  <w:num w:numId="17" w16cid:durableId="1900092867">
-    <w:abstractNumId w:val="44"/>
-  </w:num>
-  <w:num w:numId="18" w16cid:durableId="649214030">
-    <w:abstractNumId w:val="2"/>
-  </w:num>
-  <w:num w:numId="19" w16cid:durableId="193272314">
-    <w:abstractNumId w:val="26"/>
-  </w:num>
-  <w:num w:numId="20" w16cid:durableId="465464317">
-    <w:abstractNumId w:val="30"/>
-  </w:num>
-  <w:num w:numId="21" w16cid:durableId="1545561928">
-    <w:abstractNumId w:val="4"/>
-  </w:num>
-  <w:num w:numId="22" w16cid:durableId="1187793559">
-    <w:abstractNumId w:val="47"/>
-  </w:num>
-  <w:num w:numId="23" w16cid:durableId="1244222981">
-    <w:abstractNumId w:val="61"/>
-  </w:num>
-  <w:num w:numId="24" w16cid:durableId="827668391">
-    <w:abstractNumId w:val="52"/>
-  </w:num>
-  <w:num w:numId="25" w16cid:durableId="1037699268">
-    <w:abstractNumId w:val="20"/>
-  </w:num>
-  <w:num w:numId="26" w16cid:durableId="529148152">
-    <w:abstractNumId w:val="43"/>
-  </w:num>
-  <w:num w:numId="27" w16cid:durableId="1652439858">
-    <w:abstractNumId w:val="22"/>
-  </w:num>
-  <w:num w:numId="28" w16cid:durableId="1292327871">
-    <w:abstractNumId w:val="33"/>
-  </w:num>
-  <w:num w:numId="29" w16cid:durableId="1115563413">
-    <w:abstractNumId w:val="46"/>
-  </w:num>
-  <w:num w:numId="30" w16cid:durableId="33433261">
-    <w:abstractNumId w:val="72"/>
-  </w:num>
-  <w:num w:numId="31" w16cid:durableId="1969579058">
-    <w:abstractNumId w:val="10"/>
-  </w:num>
-  <w:num w:numId="32" w16cid:durableId="1000887733">
-    <w:abstractNumId w:val="5"/>
-  </w:num>
-  <w:num w:numId="33" w16cid:durableId="1816332274">
-    <w:abstractNumId w:val="48"/>
-  </w:num>
-  <w:num w:numId="34" w16cid:durableId="1678849981">
-    <w:abstractNumId w:val="18"/>
-  </w:num>
-  <w:num w:numId="35" w16cid:durableId="1482771665">
-    <w:abstractNumId w:val="62"/>
-  </w:num>
-  <w:num w:numId="36" w16cid:durableId="1274558632">
-    <w:abstractNumId w:val="29"/>
-  </w:num>
-  <w:num w:numId="37" w16cid:durableId="724723850">
-    <w:abstractNumId w:val="45"/>
-  </w:num>
-  <w:num w:numId="38" w16cid:durableId="1242177675">
-    <w:abstractNumId w:val="13"/>
-  </w:num>
-  <w:num w:numId="39" w16cid:durableId="560362845">
-    <w:abstractNumId w:val="40"/>
-  </w:num>
-  <w:num w:numId="40" w16cid:durableId="1674066305">
-    <w:abstractNumId w:val="15"/>
-  </w:num>
-  <w:num w:numId="41" w16cid:durableId="1623001569">
-    <w:abstractNumId w:val="41"/>
-  </w:num>
-  <w:num w:numId="42" w16cid:durableId="2086370847">
-    <w:abstractNumId w:val="36"/>
-  </w:num>
-  <w:num w:numId="43" w16cid:durableId="1938632293">
-    <w:abstractNumId w:val="19"/>
-  </w:num>
-  <w:num w:numId="44" w16cid:durableId="1711681904">
-    <w:abstractNumId w:val="63"/>
-  </w:num>
-  <w:num w:numId="45" w16cid:durableId="894504947">
-    <w:abstractNumId w:val="66"/>
-  </w:num>
-  <w:num w:numId="46" w16cid:durableId="407731690">
+  <w:num w:numId="35" w16cid:durableId="1258441235">
     <w:abstractNumId w:val="14"/>
   </w:num>
-  <w:num w:numId="47" w16cid:durableId="1281372711">
-    <w:abstractNumId w:val="32"/>
-  </w:num>
-  <w:num w:numId="48" w16cid:durableId="336004510">
-    <w:abstractNumId w:val="39"/>
-  </w:num>
-  <w:num w:numId="49" w16cid:durableId="694573278">
-    <w:abstractNumId w:val="50"/>
-  </w:num>
-  <w:num w:numId="50" w16cid:durableId="531842912">
-    <w:abstractNumId w:val="69"/>
-  </w:num>
-  <w:num w:numId="51" w16cid:durableId="1936210046">
-    <w:abstractNumId w:val="53"/>
-  </w:num>
-  <w:num w:numId="52" w16cid:durableId="954671777">
-    <w:abstractNumId w:val="0"/>
-  </w:num>
-  <w:num w:numId="53" w16cid:durableId="681323723">
-    <w:abstractNumId w:val="24"/>
-  </w:num>
-  <w:num w:numId="54" w16cid:durableId="561410415">
-    <w:abstractNumId w:val="23"/>
-  </w:num>
-  <w:num w:numId="55" w16cid:durableId="1461262147">
-    <w:abstractNumId w:val="3"/>
-  </w:num>
-  <w:num w:numId="56" w16cid:durableId="1905607569">
-    <w:abstractNumId w:val="51"/>
-  </w:num>
-  <w:num w:numId="57" w16cid:durableId="418984323">
-    <w:abstractNumId w:val="38"/>
-  </w:num>
-  <w:num w:numId="58" w16cid:durableId="1586956321">
-    <w:abstractNumId w:val="71"/>
-  </w:num>
-  <w:num w:numId="59" w16cid:durableId="1503662918">
-    <w:abstractNumId w:val="31"/>
-  </w:num>
-  <w:num w:numId="60" w16cid:durableId="2100324692">
-    <w:abstractNumId w:val="9"/>
-  </w:num>
-  <w:num w:numId="61" w16cid:durableId="1413743666">
-    <w:abstractNumId w:val="65"/>
-  </w:num>
-  <w:num w:numId="62" w16cid:durableId="2026125383">
-    <w:abstractNumId w:val="8"/>
-  </w:num>
-  <w:num w:numId="63" w16cid:durableId="606929412">
-    <w:abstractNumId w:val="35"/>
-  </w:num>
-  <w:num w:numId="64" w16cid:durableId="2143575628">
-    <w:abstractNumId w:val="67"/>
-  </w:num>
-  <w:num w:numId="65" w16cid:durableId="271323550">
-    <w:abstractNumId w:val="6"/>
-  </w:num>
-  <w:num w:numId="66" w16cid:durableId="343481044">
-    <w:abstractNumId w:val="17"/>
-  </w:num>
-  <w:num w:numId="67" w16cid:durableId="1635134322">
-    <w:abstractNumId w:val="1"/>
-  </w:num>
-  <w:num w:numId="68" w16cid:durableId="1930235342">
-    <w:abstractNumId w:val="70"/>
-  </w:num>
-  <w:num w:numId="69" w16cid:durableId="2100827716">
-    <w:abstractNumId w:val="12"/>
-  </w:num>
-  <w:num w:numId="70" w16cid:durableId="2045979947">
-    <w:abstractNumId w:val="34"/>
-  </w:num>
-  <w:num w:numId="71" w16cid:durableId="1549217810">
-    <w:abstractNumId w:val="49"/>
-  </w:num>
-  <w:num w:numId="72" w16cid:durableId="1590427677">
-    <w:abstractNumId w:val="60"/>
-  </w:num>
-  <w:num w:numId="73" w16cid:durableId="308439751">
-    <w:abstractNumId w:val="11"/>
-  </w:num>
-  <w:numIdMacAtCleanup w:val="24"/>
+  <w:numIdMacAtCleanup w:val="35"/>
 </w:numbering>
 </file>
 
